--- a/작업일지/졸업작품 작업일지 - 13주차.docx
+++ b/작업일지/졸업작품 작업일지 - 13주차.docx
@@ -109,7 +109,6 @@
               </w:rPr>
               <w:t xml:space="preserve"> </w:t>
             </w:r>
-            <w:proofErr w:type="spellStart"/>
             <w:r>
               <w:rPr>
                 <w:rFonts w:hint="eastAsia"/>
@@ -118,7 +117,6 @@
               </w:rPr>
               <w:t>장명운</w:t>
             </w:r>
-            <w:proofErr w:type="spellEnd"/>
           </w:p>
           <w:p>
             <w:pPr>
@@ -259,7 +257,6 @@
                 <w:sz w:val="22"/>
               </w:rPr>
             </w:pPr>
-            <w:proofErr w:type="spellStart"/>
             <w:r>
               <w:rPr>
                 <w:rFonts w:hint="eastAsia"/>
@@ -268,7 +265,6 @@
               </w:rPr>
               <w:t>팀명</w:t>
             </w:r>
-            <w:proofErr w:type="spellEnd"/>
           </w:p>
         </w:tc>
         <w:tc>
@@ -603,7 +599,6 @@
                 <w:szCs w:val="20"/>
               </w:rPr>
             </w:pPr>
-            <w:proofErr w:type="spellStart"/>
             <w:r>
               <w:rPr>
                 <w:rFonts w:hint="eastAsia"/>
@@ -611,7 +606,6 @@
               </w:rPr>
               <w:t>장명운</w:t>
             </w:r>
-            <w:proofErr w:type="spellEnd"/>
             <w:r>
               <w:rPr>
                 <w:rFonts w:hint="eastAsia"/>
@@ -631,23 +625,7 @@
                 <w:rFonts w:hint="eastAsia"/>
                 <w:b/>
               </w:rPr>
-              <w:t xml:space="preserve">유니티에서 우리가 사용할 </w:t>
-            </w:r>
-            <w:proofErr w:type="spellStart"/>
-            <w:r>
-              <w:rPr>
-                <w:rFonts w:hint="eastAsia"/>
-                <w:b/>
-              </w:rPr>
-              <w:t>애셋</w:t>
-            </w:r>
-            <w:proofErr w:type="spellEnd"/>
-            <w:r>
-              <w:rPr>
-                <w:rFonts w:hint="eastAsia"/>
-                <w:b/>
-              </w:rPr>
-              <w:t xml:space="preserve"> 애니메이션 테스트, </w:t>
+              <w:t xml:space="preserve">유니티에서 우리가 사용할 애셋 애니메이션 테스트, </w:t>
             </w:r>
             <w:r>
               <w:rPr>
@@ -656,67 +634,7 @@
                 <w:bCs/>
                 <w:szCs w:val="20"/>
               </w:rPr>
-              <w:t xml:space="preserve">패킷 </w:t>
-            </w:r>
-            <w:proofErr w:type="spellStart"/>
-            <w:r>
-              <w:rPr>
-                <w:rFonts w:hint="eastAsia"/>
-                <w:b/>
-                <w:bCs/>
-                <w:szCs w:val="20"/>
-              </w:rPr>
-              <w:t>재조립</w:t>
-            </w:r>
-            <w:proofErr w:type="spellEnd"/>
-            <w:r>
-              <w:rPr>
-                <w:rFonts w:hint="eastAsia"/>
-                <w:b/>
-                <w:bCs/>
-                <w:szCs w:val="20"/>
-              </w:rPr>
-              <w:t xml:space="preserve"> 함수 버그 수정, BVH 충돌 처리 구현, 뷰 </w:t>
-            </w:r>
-            <w:proofErr w:type="spellStart"/>
-            <w:r>
-              <w:rPr>
-                <w:rFonts w:hint="eastAsia"/>
-                <w:b/>
-                <w:bCs/>
-                <w:szCs w:val="20"/>
-              </w:rPr>
-              <w:t>프러스텀</w:t>
-            </w:r>
-            <w:proofErr w:type="spellEnd"/>
-            <w:r>
-              <w:rPr>
-                <w:rFonts w:hint="eastAsia"/>
-                <w:b/>
-                <w:bCs/>
-                <w:szCs w:val="20"/>
-              </w:rPr>
-              <w:t xml:space="preserve"> </w:t>
-            </w:r>
-            <w:proofErr w:type="spellStart"/>
-            <w:r>
-              <w:rPr>
-                <w:rFonts w:hint="eastAsia"/>
-                <w:b/>
-                <w:bCs/>
-                <w:szCs w:val="20"/>
-              </w:rPr>
-              <w:t>컬링</w:t>
-            </w:r>
-            <w:proofErr w:type="spellEnd"/>
-            <w:r>
-              <w:rPr>
-                <w:rFonts w:hint="eastAsia"/>
-                <w:b/>
-                <w:bCs/>
-                <w:szCs w:val="20"/>
-              </w:rPr>
-              <w:t xml:space="preserve"> 구현, Skeletal Mesh도 Export &amp; Import 가능하도록 수정, 애니메이션 설계</w:t>
+              <w:t>패킷 재조립 함수 버그 수정, BVH 충돌 처리 구현, 뷰 프러스텀 컬링 구현, Skeletal Mesh도 Export &amp; Import 가능하도록 수정, 애니메이션 설계</w:t>
             </w:r>
           </w:p>
           <w:p>
@@ -738,6 +656,9 @@
           <w:p>
             <w:pPr>
               <w:jc w:val="left"/>
+              <w:rPr>
+                <w:rFonts w:hint="eastAsia"/>
+              </w:rPr>
             </w:pPr>
             <w:r>
               <w:rPr>
@@ -746,7 +667,42 @@
                 <w:bCs/>
                 <w:szCs w:val="20"/>
               </w:rPr>
-              <w:t>이종진 : cascaded shadow map 버그 수정</w:t>
+              <w:t xml:space="preserve">이종진 : </w:t>
+            </w:r>
+            <w:r>
+              <w:rPr>
+                <w:b/>
+                <w:bCs/>
+                <w:szCs w:val="20"/>
+              </w:rPr>
+              <w:t>cascade</w:t>
+            </w:r>
+            <w:r>
+              <w:rPr>
+                <w:rFonts w:hint="eastAsia"/>
+                <w:b/>
+                <w:bCs/>
+                <w:szCs w:val="20"/>
+              </w:rPr>
+              <w:t xml:space="preserve"> shadow map </w:t>
+            </w:r>
+            <w:r>
+              <w:rPr>
+                <w:rFonts w:hint="eastAsia"/>
+                <w:b/>
+                <w:bCs/>
+                <w:szCs w:val="20"/>
+              </w:rPr>
+              <w:t xml:space="preserve">버그 수정 및 </w:t>
+            </w:r>
+            <w:r>
+              <w:rPr>
+                <w:rFonts w:hint="eastAsia"/>
+                <w:b/>
+                <w:bCs/>
+                <w:szCs w:val="20"/>
+              </w:rPr>
+              <w:t>구현 완료</w:t>
             </w:r>
           </w:p>
         </w:tc>
@@ -783,23 +739,13 @@
           <w:szCs w:val="32"/>
         </w:rPr>
       </w:pPr>
-      <w:proofErr w:type="spellStart"/>
       <w:r>
         <w:rPr>
           <w:rFonts w:hint="eastAsia"/>
           <w:sz w:val="28"/>
           <w:szCs w:val="32"/>
         </w:rPr>
-        <w:t>장명운</w:t>
-      </w:r>
-      <w:proofErr w:type="spellEnd"/>
-      <w:r>
-        <w:rPr>
-          <w:rFonts w:hint="eastAsia"/>
-          <w:sz w:val="28"/>
-          <w:szCs w:val="32"/>
-        </w:rPr>
-        <w:t>:</w:t>
+        <w:t>장명운:</w:t>
       </w:r>
     </w:p>
     <w:p>
@@ -982,23 +928,7 @@
       </w:r>
       <w:r>
         <w:tab/>
-        <w:t>std::</w:t>
-      </w:r>
-      <w:proofErr w:type="spellStart"/>
-      <w:r>
-        <w:t>future_status</w:t>
-      </w:r>
-      <w:proofErr w:type="spellEnd"/>
-      <w:r>
-        <w:t xml:space="preserve"> status = </w:t>
-      </w:r>
-      <w:proofErr w:type="spellStart"/>
-      <w:r>
-        <w:t>future.wait_for</w:t>
-      </w:r>
-      <w:proofErr w:type="spellEnd"/>
-      <w:r>
-        <w:t>(1ms);</w:t>
+        <w:t>std::future_status status = future.wait_for(1ms);</w:t>
       </w:r>
     </w:p>
     <w:p>
@@ -1016,15 +946,7 @@
       </w:r>
       <w:r>
         <w:tab/>
-        <w:t>if( status == std::</w:t>
-      </w:r>
-      <w:proofErr w:type="spellStart"/>
-      <w:r>
-        <w:t>future_status</w:t>
-      </w:r>
-      <w:proofErr w:type="spellEnd"/>
-      <w:r>
-        <w:t>::ready ){...}</w:t>
+        <w:t>if( status == std::future_status::ready ){...}</w:t>
       </w:r>
     </w:p>
     <w:p>
@@ -1047,24 +969,13 @@
         <w:autoSpaceDN/>
         <w:spacing w:after="0" w:line="285" w:lineRule="atLeast"/>
         <w:jc w:val="left"/>
-        <w:rPr>
-          <w:rFonts w:hint="eastAsia"/>
-        </w:rPr>
       </w:pPr>
       <w:r>
         <w:tab/>
       </w:r>
       <w:r>
         <w:tab/>
-        <w:t xml:space="preserve">int sum = </w:t>
-      </w:r>
-      <w:proofErr w:type="spellStart"/>
-      <w:r>
-        <w:t>future.get</w:t>
-      </w:r>
-      <w:proofErr w:type="spellEnd"/>
-      <w:r>
-        <w:t>();</w:t>
+        <w:t>int sum = future.get();</w:t>
       </w:r>
       <w:r>
         <w:tab/>
@@ -1086,9 +997,6 @@
         <w:autoSpaceDN/>
         <w:spacing w:after="0" w:line="285" w:lineRule="atLeast"/>
         <w:jc w:val="left"/>
-        <w:rPr>
-          <w:rFonts w:hint="eastAsia"/>
-        </w:rPr>
       </w:pPr>
       <w:r>
         <w:tab/>
@@ -1102,15 +1010,7 @@
         <w:spacing w:after="0"/>
       </w:pPr>
       <w:r>
-        <w:t xml:space="preserve">std::launch는 </w:t>
-      </w:r>
-      <w:proofErr w:type="spellStart"/>
-      <w:r>
-        <w:t>enum</w:t>
-      </w:r>
-      <w:proofErr w:type="spellEnd"/>
-      <w:r>
-        <w:t xml:space="preserve"> class 타입으로, async와 deferred 두 가지가 있다.</w:t>
+        <w:t>std::launch는 enum class 타입으로, async와 deferred 두 가지가 있다.</w:t>
       </w:r>
     </w:p>
     <w:p>
@@ -1120,15 +1020,7 @@
       </w:pPr>
       <w:r>
         <w:tab/>
-        <w:t xml:space="preserve">- </w:t>
-      </w:r>
-      <w:proofErr w:type="spellStart"/>
-      <w:r>
-        <w:t>deffered</w:t>
-      </w:r>
-      <w:proofErr w:type="spellEnd"/>
-      <w:r>
-        <w:t xml:space="preserve"> : 지연해서 실행해라 ( lazy evaluation )</w:t>
+        <w:t>- deffered : 지연해서 실행해라 ( lazy evaluation )</w:t>
       </w:r>
     </w:p>
     <w:p>
@@ -1148,15 +1040,7 @@
       </w:pPr>
       <w:r>
         <w:tab/>
-        <w:t xml:space="preserve">- </w:t>
-      </w:r>
-      <w:proofErr w:type="spellStart"/>
-      <w:r>
-        <w:t>deffered</w:t>
-      </w:r>
-      <w:proofErr w:type="spellEnd"/>
-      <w:r>
-        <w:t xml:space="preserve"> | async : 둘 중 알아서 골라서 해라</w:t>
+        <w:t>- deffered | async : 둘 중 알아서 골라서 해라</w:t>
       </w:r>
     </w:p>
     <w:p>
@@ -1171,15 +1055,7 @@
         <w:spacing w:after="0"/>
       </w:pPr>
       <w:r>
-        <w:t xml:space="preserve">* </w:t>
-      </w:r>
-      <w:proofErr w:type="spellStart"/>
-      <w:r>
-        <w:t>deffered</w:t>
-      </w:r>
-      <w:proofErr w:type="spellEnd"/>
-      <w:r>
-        <w:t xml:space="preserve"> 타입은 쓰레드를 사용하는 것이 아니라 </w:t>
+        <w:t xml:space="preserve">* deffered 타입은 쓰레드를 사용하는 것이 아니라 </w:t>
       </w:r>
       <w:r>
         <w:br/>
@@ -1209,31 +1085,7 @@
         <w:spacing w:after="0"/>
       </w:pPr>
       <w:r>
-        <w:t xml:space="preserve">future의 wait, </w:t>
-      </w:r>
-      <w:proofErr w:type="spellStart"/>
-      <w:r>
-        <w:t>wait_for</w:t>
-      </w:r>
-      <w:proofErr w:type="spellEnd"/>
-      <w:r>
-        <w:t xml:space="preserve">, </w:t>
-      </w:r>
-      <w:proofErr w:type="spellStart"/>
-      <w:r>
-        <w:t>wait_until</w:t>
-      </w:r>
-      <w:proofErr w:type="spellEnd"/>
-      <w:r>
-        <w:t xml:space="preserve">을 사용하면 된다. ( 셋 중에서 </w:t>
-      </w:r>
-      <w:proofErr w:type="spellStart"/>
-      <w:r>
-        <w:t>wait_for</w:t>
-      </w:r>
-      <w:proofErr w:type="spellEnd"/>
-      <w:r>
-        <w:t>가 제일 많이 사용됨 )</w:t>
+        <w:t>future의 wait, wait_for, wait_until을 사용하면 된다. ( 셋 중에서 wait_for가 제일 많이 사용됨 )</w:t>
       </w:r>
     </w:p>
     <w:p>
@@ -1242,15 +1094,7 @@
         <w:spacing w:after="0"/>
       </w:pPr>
       <w:r>
-        <w:t xml:space="preserve">그리고 그 결과값으로 </w:t>
-      </w:r>
-      <w:proofErr w:type="spellStart"/>
-      <w:r>
-        <w:t>future_status</w:t>
-      </w:r>
-      <w:proofErr w:type="spellEnd"/>
-      <w:r>
-        <w:t>를 반환한다.</w:t>
+        <w:t>그리고 그 결과값으로 future_status를 반환한다.</w:t>
       </w:r>
     </w:p>
     <w:p>
@@ -1260,15 +1104,7 @@
       </w:pPr>
       <w:r>
         <w:tab/>
-        <w:t xml:space="preserve">- </w:t>
-      </w:r>
-      <w:proofErr w:type="spellStart"/>
-      <w:r>
-        <w:t>future_status</w:t>
-      </w:r>
-      <w:proofErr w:type="spellEnd"/>
-      <w:r>
-        <w:t>::ready : 요청한 작업이 완료되었음</w:t>
+        <w:t>- future_status::ready : 요청한 작업이 완료되었음</w:t>
       </w:r>
     </w:p>
     <w:p>
@@ -1278,15 +1114,7 @@
       </w:pPr>
       <w:r>
         <w:tab/>
-        <w:t xml:space="preserve">- </w:t>
-      </w:r>
-      <w:proofErr w:type="spellStart"/>
-      <w:r>
-        <w:t>future_status</w:t>
-      </w:r>
-      <w:proofErr w:type="spellEnd"/>
-      <w:r>
-        <w:t>::timeout : 요청한 작업이 아직 완료되지 않았음</w:t>
+        <w:t>- future_status::timeout : 요청한 작업이 아직 완료되지 않았음</w:t>
       </w:r>
     </w:p>
     <w:p>
@@ -1296,15 +1124,7 @@
       </w:pPr>
       <w:r>
         <w:tab/>
-        <w:t xml:space="preserve">- </w:t>
-      </w:r>
-      <w:proofErr w:type="spellStart"/>
-      <w:r>
-        <w:t>future_status</w:t>
-      </w:r>
-      <w:proofErr w:type="spellEnd"/>
-      <w:r>
-        <w:t>::deferred : 요청한 작업이 deferred 상태임</w:t>
+        <w:t>- future_status::deferred : 요청한 작업이 deferred 상태임</w:t>
       </w:r>
     </w:p>
     <w:p>
@@ -1392,15 +1212,7 @@
       </w:r>
       <w:r>
         <w:tab/>
-        <w:t xml:space="preserve">int </w:t>
-      </w:r>
-      <w:proofErr w:type="spellStart"/>
-      <w:r>
-        <w:t>getHp</w:t>
-      </w:r>
-      <w:proofErr w:type="spellEnd"/>
-      <w:r>
-        <w:t>() const {return hp_;}</w:t>
+        <w:t>int getHp() const {return hp_;}</w:t>
       </w:r>
     </w:p>
     <w:p>
@@ -1440,9 +1252,6 @@
       <w:pPr>
         <w:pStyle w:val="a4"/>
         <w:spacing w:after="0"/>
-        <w:rPr>
-          <w:rFonts w:hint="eastAsia"/>
-        </w:rPr>
       </w:pPr>
       <w:r>
         <w:tab/>
@@ -1456,15 +1265,7 @@
       </w:pPr>
       <w:r>
         <w:tab/>
-        <w:t xml:space="preserve">Knight </w:t>
-      </w:r>
-      <w:proofErr w:type="spellStart"/>
-      <w:r>
-        <w:t>knight</w:t>
-      </w:r>
-      <w:proofErr w:type="spellEnd"/>
-      <w:r>
-        <w:t>;</w:t>
+        <w:t>Knight knight;</w:t>
       </w:r>
     </w:p>
     <w:p>
@@ -1474,15 +1275,7 @@
       </w:pPr>
       <w:r>
         <w:tab/>
-        <w:t>std::future&lt;int&gt; future = std::async(std::launch::async, &amp;Knight::</w:t>
-      </w:r>
-      <w:proofErr w:type="spellStart"/>
-      <w:r>
-        <w:t>getHp</w:t>
-      </w:r>
-      <w:proofErr w:type="spellEnd"/>
-      <w:r>
-        <w:t>, knight);</w:t>
+        <w:t>std::future&lt;int&gt; future = std::async(std::launch::async, &amp;Knight::getHp, knight);</w:t>
       </w:r>
     </w:p>
     <w:p>
@@ -1501,9 +1294,6 @@
         <w:pStyle w:val="a4"/>
         <w:spacing w:after="0"/>
         <w:ind w:leftChars="0" w:left="851"/>
-        <w:rPr>
-          <w:rFonts w:hint="eastAsia"/>
-        </w:rPr>
       </w:pPr>
     </w:p>
     <w:p>
@@ -1600,35 +1390,18 @@
         <w:autoSpaceDN/>
         <w:spacing w:after="0" w:line="285" w:lineRule="atLeast"/>
         <w:jc w:val="left"/>
+      </w:pPr>
+      <w:r>
+        <w:tab/>
+      </w:r>
+      <w:r>
+        <w:tab/>
+      </w:r>
+      <w:r>
         <w:rPr>
           <w:rFonts w:hint="eastAsia"/>
         </w:rPr>
-      </w:pPr>
-      <w:r>
-        <w:tab/>
-      </w:r>
-      <w:r>
-        <w:tab/>
-      </w:r>
-      <w:r>
-        <w:rPr>
-          <w:rFonts w:hint="eastAsia"/>
-        </w:rPr>
-        <w:t xml:space="preserve">std::future&lt;std::string&gt; future = </w:t>
-      </w:r>
-      <w:proofErr w:type="spellStart"/>
-      <w:r>
-        <w:rPr>
-          <w:rFonts w:hint="eastAsia"/>
-        </w:rPr>
-        <w:t>promise.get_future</w:t>
-      </w:r>
-      <w:proofErr w:type="spellEnd"/>
-      <w:r>
-        <w:rPr>
-          <w:rFonts w:hint="eastAsia"/>
-        </w:rPr>
-        <w:t>();</w:t>
+        <w:t>std::future&lt;std::string&gt; future = promise.get_future();</w:t>
       </w:r>
       <w:r>
         <w:rPr>
@@ -1646,9 +1419,6 @@
         <w:autoSpaceDN/>
         <w:spacing w:after="0" w:line="285" w:lineRule="atLeast"/>
         <w:jc w:val="left"/>
-        <w:rPr>
-          <w:rFonts w:hint="eastAsia"/>
-        </w:rPr>
       </w:pPr>
       <w:r>
         <w:tab/>
@@ -1666,35 +1436,18 @@
         <w:autoSpaceDN/>
         <w:spacing w:after="0" w:line="285" w:lineRule="atLeast"/>
         <w:jc w:val="left"/>
+      </w:pPr>
+      <w:r>
+        <w:tab/>
+      </w:r>
+      <w:r>
+        <w:tab/>
+      </w:r>
+      <w:r>
         <w:rPr>
           <w:rFonts w:hint="eastAsia"/>
         </w:rPr>
-      </w:pPr>
-      <w:r>
-        <w:tab/>
-      </w:r>
-      <w:r>
-        <w:tab/>
-      </w:r>
-      <w:r>
-        <w:rPr>
-          <w:rFonts w:hint="eastAsia"/>
-        </w:rPr>
-        <w:t>std::thread t(</w:t>
-      </w:r>
-      <w:proofErr w:type="spellStart"/>
-      <w:r>
-        <w:rPr>
-          <w:rFonts w:hint="eastAsia"/>
-        </w:rPr>
-        <w:t>WorkerThread</w:t>
-      </w:r>
-      <w:proofErr w:type="spellEnd"/>
-      <w:r>
-        <w:rPr>
-          <w:rFonts w:hint="eastAsia"/>
-        </w:rPr>
-        <w:t>, std::move(promise));</w:t>
+        <w:t>std::thread t(WorkerThread, std::move(promise));</w:t>
       </w:r>
       <w:r>
         <w:rPr>
@@ -1729,35 +1482,18 @@
         <w:autoSpaceDN/>
         <w:spacing w:after="0" w:line="285" w:lineRule="atLeast"/>
         <w:jc w:val="left"/>
+      </w:pPr>
+      <w:r>
+        <w:tab/>
+      </w:r>
+      <w:r>
+        <w:tab/>
+      </w:r>
+      <w:r>
         <w:rPr>
           <w:rFonts w:hint="eastAsia"/>
         </w:rPr>
-      </w:pPr>
-      <w:r>
-        <w:tab/>
-      </w:r>
-      <w:r>
-        <w:tab/>
-      </w:r>
-      <w:r>
-        <w:rPr>
-          <w:rFonts w:hint="eastAsia"/>
-        </w:rPr>
-        <w:t xml:space="preserve">std::string msg = </w:t>
-      </w:r>
-      <w:proofErr w:type="spellStart"/>
-      <w:r>
-        <w:rPr>
-          <w:rFonts w:hint="eastAsia"/>
-        </w:rPr>
-        <w:t>future.get</w:t>
-      </w:r>
-      <w:proofErr w:type="spellEnd"/>
-      <w:r>
-        <w:rPr>
-          <w:rFonts w:hint="eastAsia"/>
-        </w:rPr>
-        <w:t>();</w:t>
+        <w:t>std::string msg = future.get();</w:t>
       </w:r>
     </w:p>
     <w:p>
@@ -1769,9 +1505,6 @@
         <w:autoSpaceDN/>
         <w:spacing w:after="0" w:line="285" w:lineRule="atLeast"/>
         <w:jc w:val="left"/>
-        <w:rPr>
-          <w:rFonts w:hint="eastAsia"/>
-        </w:rPr>
       </w:pPr>
       <w:r>
         <w:tab/>
@@ -1784,19 +1517,11 @@
         <w:spacing w:after="0"/>
         <w:ind w:leftChars="0" w:left="851"/>
       </w:pPr>
-      <w:proofErr w:type="spellStart"/>
       <w:r>
         <w:rPr>
           <w:rFonts w:hint="eastAsia"/>
         </w:rPr>
-        <w:t>future.get</w:t>
-      </w:r>
-      <w:proofErr w:type="spellEnd"/>
-      <w:r>
-        <w:rPr>
-          <w:rFonts w:hint="eastAsia"/>
-        </w:rPr>
-        <w:t>(); 하기 전에 wait를 하지 않아도 된다.</w:t>
+        <w:t>future.get(); 하기 전에 wait를 하지 않아도 된다.</w:t>
       </w:r>
     </w:p>
     <w:p>
@@ -1804,9 +1529,6 @@
         <w:pStyle w:val="a4"/>
         <w:spacing w:after="0"/>
         <w:ind w:leftChars="0" w:left="851"/>
-        <w:rPr>
-          <w:rFonts w:hint="eastAsia"/>
-        </w:rPr>
       </w:pPr>
       <w:r>
         <w:rPr>
@@ -1841,9 +1563,6 @@
         <w:pStyle w:val="a4"/>
         <w:spacing w:after="0"/>
         <w:ind w:leftChars="0" w:left="851"/>
-        <w:rPr>
-          <w:rFonts w:hint="eastAsia"/>
-        </w:rPr>
       </w:pPr>
     </w:p>
     <w:p>
@@ -1860,14 +1579,12 @@
           <w:szCs w:val="32"/>
         </w:rPr>
       </w:pPr>
-      <w:proofErr w:type="spellStart"/>
       <w:r>
         <w:rPr>
           <w:rFonts w:hint="eastAsia"/>
         </w:rPr>
         <w:t>packaged_task</w:t>
       </w:r>
-      <w:proofErr w:type="spellEnd"/>
     </w:p>
     <w:p>
       <w:pPr>
@@ -1917,21 +1634,7 @@
         <w:rPr>
           <w:rFonts w:hint="eastAsia"/>
         </w:rPr>
-        <w:t>std::</w:t>
-      </w:r>
-      <w:proofErr w:type="spellStart"/>
-      <w:r>
-        <w:rPr>
-          <w:rFonts w:hint="eastAsia"/>
-        </w:rPr>
-        <w:t>packaged_task</w:t>
-      </w:r>
-      <w:proofErr w:type="spellEnd"/>
-      <w:r>
-        <w:rPr>
-          <w:rFonts w:hint="eastAsia"/>
-        </w:rPr>
-        <w:t>&lt;함수 프로토타입&gt; task(함수);</w:t>
+        <w:t>std::packaged_task&lt;함수 프로토타입&gt; task(함수);</w:t>
       </w:r>
     </w:p>
     <w:p>
@@ -1954,21 +1657,7 @@
         <w:rPr>
           <w:rFonts w:hint="eastAsia"/>
         </w:rPr>
-        <w:t xml:space="preserve">std::future&lt;함수 반환 타입&gt; future = </w:t>
-      </w:r>
-      <w:proofErr w:type="spellStart"/>
-      <w:r>
-        <w:rPr>
-          <w:rFonts w:hint="eastAsia"/>
-        </w:rPr>
-        <w:t>task.get_future</w:t>
-      </w:r>
-      <w:proofErr w:type="spellEnd"/>
-      <w:r>
-        <w:rPr>
-          <w:rFonts w:hint="eastAsia"/>
-        </w:rPr>
-        <w:t>();</w:t>
+        <w:t>std::future&lt;함수 반환 타입&gt; future = task.get_future();</w:t>
       </w:r>
     </w:p>
     <w:p>
@@ -2008,27 +1697,7 @@
         <w:rPr>
           <w:rFonts w:hint="eastAsia"/>
         </w:rPr>
-        <w:t>std::thread t(</w:t>
-      </w:r>
-      <w:proofErr w:type="spellStart"/>
-      <w:r>
-        <w:rPr>
-          <w:rFonts w:hint="eastAsia"/>
-        </w:rPr>
-        <w:t>WorkerThread</w:t>
-      </w:r>
-      <w:proofErr w:type="spellEnd"/>
-      <w:r>
-        <w:rPr>
-          <w:rFonts w:hint="eastAsia"/>
-        </w:rPr>
-        <w:t>, std::move(</w:t>
-      </w:r>
-      <w:r>
-        <w:rPr>
-          <w:rFonts w:hint="eastAsia"/>
-        </w:rPr>
-        <w:t>ta</w:t>
+        <w:t>std::thread t(WorkerThread, std::move(ta</w:t>
       </w:r>
       <w:r>
         <w:rPr>
@@ -2052,9 +1721,6 @@
         <w:autoSpaceDN/>
         <w:spacing w:after="0" w:line="285" w:lineRule="atLeast"/>
         <w:jc w:val="left"/>
-        <w:rPr>
-          <w:rFonts w:hint="eastAsia"/>
-        </w:rPr>
       </w:pPr>
       <w:r>
         <w:tab/>
@@ -2072,49 +1738,18 @@
         <w:autoSpaceDN/>
         <w:spacing w:after="0" w:line="285" w:lineRule="atLeast"/>
         <w:jc w:val="left"/>
+      </w:pPr>
+      <w:r>
+        <w:tab/>
+      </w:r>
+      <w:r>
+        <w:tab/>
+      </w:r>
+      <w:r>
         <w:rPr>
           <w:rFonts w:hint="eastAsia"/>
         </w:rPr>
-      </w:pPr>
-      <w:r>
-        <w:tab/>
-      </w:r>
-      <w:r>
-        <w:tab/>
-      </w:r>
-      <w:r>
-        <w:rPr>
-          <w:rFonts w:hint="eastAsia"/>
-        </w:rPr>
-        <w:t xml:space="preserve">함수 반환 타입 </w:t>
-      </w:r>
-      <w:proofErr w:type="spellStart"/>
-      <w:r>
-        <w:rPr>
-          <w:rFonts w:hint="eastAsia"/>
-        </w:rPr>
-        <w:t>val</w:t>
-      </w:r>
-      <w:proofErr w:type="spellEnd"/>
-      <w:r>
-        <w:rPr>
-          <w:rFonts w:hint="eastAsia"/>
-        </w:rPr>
-        <w:t xml:space="preserve"> = </w:t>
-      </w:r>
-      <w:proofErr w:type="spellStart"/>
-      <w:r>
-        <w:rPr>
-          <w:rFonts w:hint="eastAsia"/>
-        </w:rPr>
-        <w:t>future.get</w:t>
-      </w:r>
-      <w:proofErr w:type="spellEnd"/>
-      <w:r>
-        <w:rPr>
-          <w:rFonts w:hint="eastAsia"/>
-        </w:rPr>
-        <w:t>();</w:t>
+        <w:t>함수 반환 타입 val = future.get();</w:t>
       </w:r>
     </w:p>
     <w:p>
@@ -2126,9 +1761,6 @@
         <w:autoSpaceDN/>
         <w:spacing w:after="0" w:line="285" w:lineRule="atLeast"/>
         <w:jc w:val="left"/>
-        <w:rPr>
-          <w:rFonts w:hint="eastAsia"/>
-        </w:rPr>
       </w:pPr>
       <w:r>
         <w:tab/>
@@ -2140,24 +1772,13 @@
         <w:pStyle w:val="a4"/>
         <w:spacing w:after="0"/>
         <w:ind w:leftChars="0" w:left="851"/>
+      </w:pPr>
+      <w:r>
         <w:rPr>
           <w:rFonts w:hint="eastAsia"/>
         </w:rPr>
-      </w:pPr>
-      <w:r>
-        <w:rPr>
-          <w:rFonts w:hint="eastAsia"/>
-        </w:rPr>
-        <w:t xml:space="preserve">원하는 함수의 실행 결과를 </w:t>
-      </w:r>
-      <w:proofErr w:type="spellStart"/>
-      <w:r>
-        <w:rPr>
-          <w:rFonts w:hint="eastAsia"/>
-        </w:rPr>
-        <w:t>packaged_task</w:t>
-      </w:r>
-      <w:proofErr w:type="spellEnd"/>
+        <w:t>원하는 함수의 실행 결과를 packaged_task</w:t>
+      </w:r>
       <w:r>
         <w:rPr>
           <w:rFonts w:hint="eastAsia"/>
@@ -2170,9 +1791,6 @@
         <w:pStyle w:val="a4"/>
         <w:spacing w:after="0"/>
         <w:ind w:leftChars="0" w:left="851"/>
-        <w:rPr>
-          <w:rFonts w:hint="eastAsia"/>
-        </w:rPr>
       </w:pPr>
       <w:r>
         <w:rPr>
@@ -2210,22 +1828,2244 @@
       </w:r>
     </w:p>
     <w:p>
+      <w:r>
+        <w:rPr>
+          <w:rFonts w:hint="eastAsia"/>
+        </w:rPr>
+        <w:t xml:space="preserve">지금까지 구현했던 </w:t>
+      </w:r>
+      <w:r>
+        <w:t>Cascade</w:t>
+      </w:r>
+      <w:r>
+        <w:rPr>
+          <w:rFonts w:hint="eastAsia"/>
+        </w:rPr>
+        <w:t xml:space="preserve"> shadow map에는 2가지 문제점이 있었다.</w:t>
+      </w:r>
+    </w:p>
+    <w:p>
       <w:pPr>
         <w:pStyle w:val="a4"/>
         <w:numPr>
           <w:ilvl w:val="0"/>
-          <w:numId w:val="23"/>
+          <w:numId w:val="33"/>
         </w:numPr>
         <w:ind w:leftChars="0"/>
+      </w:pPr>
+      <w:r>
         <w:rPr>
           <w:rFonts w:hint="eastAsia"/>
         </w:rPr>
+        <w:t>첫 번째 cascade에서만 그림자가 보임.</w:t>
+      </w:r>
+    </w:p>
+    <w:p>
+      <w:pPr>
+        <w:pStyle w:val="a4"/>
+        <w:numPr>
+          <w:ilvl w:val="0"/>
+          <w:numId w:val="33"/>
+        </w:numPr>
+        <w:ind w:leftChars="0"/>
       </w:pPr>
       <w:r>
         <w:rPr>
           <w:rFonts w:hint="eastAsia"/>
         </w:rPr>
-        <w:t>입력</w:t>
+        <w:t>그림자의 위치가 이상함.</w:t>
+      </w:r>
+    </w:p>
+    <w:p>
+      <w:r>
+        <w:rPr>
+          <w:rFonts w:hint="eastAsia"/>
+        </w:rPr>
+        <w:t>첫 번째 문제는 cascade Index가 shader로 제대로 넘어가지 않는 문제였다.</w:t>
+      </w:r>
+    </w:p>
+    <w:p>
+      <w:r>
+        <w:rPr>
+          <w:rFonts w:hint="eastAsia"/>
+        </w:rPr>
+        <w:t>따라서 긴급 조치로 RootConstants32Bit로 해당 인덱스를 넘겼고, 추후에 해당 이유를 찾을 예정.</w:t>
+      </w:r>
+    </w:p>
+    <w:p/>
+    <w:p>
+      <w:pPr>
+        <w:ind w:left="200" w:hangingChars="100" w:hanging="200"/>
+      </w:pPr>
+      <w:r>
+        <w:rPr>
+          <w:rFonts w:hint="eastAsia"/>
+        </w:rPr>
+        <w:t>두 번째 문제는 projection frustum의 sub frustum의 local position을 카메라의 Translate만 적용시킨 후 적당한 값만큼 light position을 움직여줘서 해결하였다.</w:t>
+      </w:r>
+    </w:p>
+    <w:p>
+      <w:pPr>
+        <w:widowControl/>
+        <w:shd w:val="clear" w:color="auto" w:fill="1F1F1F"/>
+        <w:wordWrap/>
+        <w:autoSpaceDE/>
+        <w:autoSpaceDN/>
+        <w:spacing w:after="0" w:line="285" w:lineRule="atLeast"/>
+        <w:jc w:val="left"/>
+        <w:rPr>
+          <w:rFonts w:ascii="Consolas" w:eastAsia="굴림" w:hAnsi="Consolas" w:cs="굴림"/>
+          <w:color w:val="CCCCCC"/>
+          <w:kern w:val="0"/>
+          <w:sz w:val="21"/>
+          <w:szCs w:val="21"/>
+        </w:rPr>
+      </w:pPr>
+      <w:r>
+        <w:rPr>
+          <w:rFonts w:ascii="Consolas" w:eastAsia="굴림" w:hAnsi="Consolas" w:cs="굴림"/>
+          <w:color w:val="CCCCCC"/>
+          <w:kern w:val="0"/>
+          <w:sz w:val="21"/>
+          <w:szCs w:val="21"/>
+        </w:rPr>
+        <w:t xml:space="preserve">Vec3 cameraTranslation </w:t>
+      </w:r>
+      <w:r>
+        <w:rPr>
+          <w:rFonts w:ascii="Consolas" w:eastAsia="굴림" w:hAnsi="Consolas" w:cs="굴림"/>
+          <w:color w:val="D4D4D4"/>
+          <w:kern w:val="0"/>
+          <w:sz w:val="21"/>
+          <w:szCs w:val="21"/>
+        </w:rPr>
+        <w:t>=</w:t>
+      </w:r>
+      <w:r>
+        <w:rPr>
+          <w:rFonts w:ascii="Consolas" w:eastAsia="굴림" w:hAnsi="Consolas" w:cs="굴림"/>
+          <w:color w:val="CCCCCC"/>
+          <w:kern w:val="0"/>
+          <w:sz w:val="21"/>
+          <w:szCs w:val="21"/>
+        </w:rPr>
+        <w:t xml:space="preserve"> </w:t>
+      </w:r>
+      <w:r>
+        <w:rPr>
+          <w:rFonts w:ascii="Consolas" w:eastAsia="굴림" w:hAnsi="Consolas" w:cs="굴림"/>
+          <w:color w:val="9CDCFE"/>
+          <w:kern w:val="0"/>
+          <w:sz w:val="21"/>
+          <w:szCs w:val="21"/>
+        </w:rPr>
+        <w:t>camInv</w:t>
+      </w:r>
+      <w:r>
+        <w:rPr>
+          <w:rFonts w:ascii="Consolas" w:eastAsia="굴림" w:hAnsi="Consolas" w:cs="굴림"/>
+          <w:color w:val="CCCCCC"/>
+          <w:kern w:val="0"/>
+          <w:sz w:val="21"/>
+          <w:szCs w:val="21"/>
+        </w:rPr>
+        <w:t>.</w:t>
+      </w:r>
+      <w:r>
+        <w:rPr>
+          <w:rFonts w:ascii="Consolas" w:eastAsia="굴림" w:hAnsi="Consolas" w:cs="굴림"/>
+          <w:color w:val="DCDCAA"/>
+          <w:kern w:val="0"/>
+          <w:sz w:val="21"/>
+          <w:szCs w:val="21"/>
+        </w:rPr>
+        <w:t>Translation</w:t>
+      </w:r>
+      <w:r>
+        <w:rPr>
+          <w:rFonts w:ascii="Consolas" w:eastAsia="굴림" w:hAnsi="Consolas" w:cs="굴림"/>
+          <w:color w:val="CCCCCC"/>
+          <w:kern w:val="0"/>
+          <w:sz w:val="21"/>
+          <w:szCs w:val="21"/>
+        </w:rPr>
+        <w:t>();</w:t>
+      </w:r>
+    </w:p>
+    <w:p>
+      <w:pPr>
+        <w:widowControl/>
+        <w:shd w:val="clear" w:color="auto" w:fill="1F1F1F"/>
+        <w:wordWrap/>
+        <w:autoSpaceDE/>
+        <w:autoSpaceDN/>
+        <w:spacing w:after="0" w:line="285" w:lineRule="atLeast"/>
+        <w:jc w:val="left"/>
+        <w:rPr>
+          <w:rFonts w:ascii="Consolas" w:eastAsia="굴림" w:hAnsi="Consolas" w:cs="굴림"/>
+          <w:color w:val="CCCCCC"/>
+          <w:kern w:val="0"/>
+          <w:sz w:val="21"/>
+          <w:szCs w:val="21"/>
+        </w:rPr>
+      </w:pPr>
+    </w:p>
+    <w:p>
+      <w:pPr>
+        <w:widowControl/>
+        <w:shd w:val="clear" w:color="auto" w:fill="1F1F1F"/>
+        <w:wordWrap/>
+        <w:autoSpaceDE/>
+        <w:autoSpaceDN/>
+        <w:spacing w:after="0" w:line="285" w:lineRule="atLeast"/>
+        <w:jc w:val="left"/>
+        <w:rPr>
+          <w:rFonts w:ascii="Consolas" w:eastAsia="굴림" w:hAnsi="Consolas" w:cs="굴림"/>
+          <w:color w:val="CCCCCC"/>
+          <w:kern w:val="0"/>
+          <w:sz w:val="21"/>
+          <w:szCs w:val="21"/>
+        </w:rPr>
+      </w:pPr>
+      <w:r>
+        <w:rPr>
+          <w:rFonts w:ascii="Consolas" w:eastAsia="굴림" w:hAnsi="Consolas" w:cs="굴림"/>
+          <w:color w:val="CCCCCC"/>
+          <w:kern w:val="0"/>
+          <w:sz w:val="21"/>
+          <w:szCs w:val="21"/>
+        </w:rPr>
+        <w:t xml:space="preserve">        </w:t>
+      </w:r>
+      <w:r>
+        <w:rPr>
+          <w:rFonts w:ascii="Consolas" w:eastAsia="굴림" w:hAnsi="Consolas" w:cs="굴림"/>
+          <w:color w:val="9CDCFE"/>
+          <w:kern w:val="0"/>
+          <w:sz w:val="21"/>
+          <w:szCs w:val="21"/>
+        </w:rPr>
+        <w:t>frustumCenter</w:t>
+      </w:r>
+      <w:r>
+        <w:rPr>
+          <w:rFonts w:ascii="Consolas" w:eastAsia="굴림" w:hAnsi="Consolas" w:cs="굴림"/>
+          <w:color w:val="CCCCCC"/>
+          <w:kern w:val="0"/>
+          <w:sz w:val="21"/>
+          <w:szCs w:val="21"/>
+        </w:rPr>
+        <w:t>.</w:t>
+      </w:r>
+      <w:r>
+        <w:rPr>
+          <w:rFonts w:ascii="Consolas" w:eastAsia="굴림" w:hAnsi="Consolas" w:cs="굴림"/>
+          <w:color w:val="9CDCFE"/>
+          <w:kern w:val="0"/>
+          <w:sz w:val="21"/>
+          <w:szCs w:val="21"/>
+        </w:rPr>
+        <w:t>x</w:t>
+      </w:r>
+      <w:r>
+        <w:rPr>
+          <w:rFonts w:ascii="Consolas" w:eastAsia="굴림" w:hAnsi="Consolas" w:cs="굴림"/>
+          <w:color w:val="CCCCCC"/>
+          <w:kern w:val="0"/>
+          <w:sz w:val="21"/>
+          <w:szCs w:val="21"/>
+        </w:rPr>
+        <w:t xml:space="preserve"> </w:t>
+      </w:r>
+      <w:r>
+        <w:rPr>
+          <w:rFonts w:ascii="Consolas" w:eastAsia="굴림" w:hAnsi="Consolas" w:cs="굴림"/>
+          <w:color w:val="D4D4D4"/>
+          <w:kern w:val="0"/>
+          <w:sz w:val="21"/>
+          <w:szCs w:val="21"/>
+        </w:rPr>
+        <w:t>+=</w:t>
+      </w:r>
+      <w:r>
+        <w:rPr>
+          <w:rFonts w:ascii="Consolas" w:eastAsia="굴림" w:hAnsi="Consolas" w:cs="굴림"/>
+          <w:color w:val="CCCCCC"/>
+          <w:kern w:val="0"/>
+          <w:sz w:val="21"/>
+          <w:szCs w:val="21"/>
+        </w:rPr>
+        <w:t xml:space="preserve"> </w:t>
+      </w:r>
+      <w:r>
+        <w:rPr>
+          <w:rFonts w:ascii="Consolas" w:eastAsia="굴림" w:hAnsi="Consolas" w:cs="굴림"/>
+          <w:color w:val="9CDCFE"/>
+          <w:kern w:val="0"/>
+          <w:sz w:val="21"/>
+          <w:szCs w:val="21"/>
+        </w:rPr>
+        <w:t>cameraTranslation</w:t>
+      </w:r>
+      <w:r>
+        <w:rPr>
+          <w:rFonts w:ascii="Consolas" w:eastAsia="굴림" w:hAnsi="Consolas" w:cs="굴림"/>
+          <w:color w:val="CCCCCC"/>
+          <w:kern w:val="0"/>
+          <w:sz w:val="21"/>
+          <w:szCs w:val="21"/>
+        </w:rPr>
+        <w:t>.</w:t>
+      </w:r>
+      <w:r>
+        <w:rPr>
+          <w:rFonts w:ascii="Consolas" w:eastAsia="굴림" w:hAnsi="Consolas" w:cs="굴림"/>
+          <w:color w:val="9CDCFE"/>
+          <w:kern w:val="0"/>
+          <w:sz w:val="21"/>
+          <w:szCs w:val="21"/>
+        </w:rPr>
+        <w:t>x</w:t>
+      </w:r>
+      <w:r>
+        <w:rPr>
+          <w:rFonts w:ascii="Consolas" w:eastAsia="굴림" w:hAnsi="Consolas" w:cs="굴림"/>
+          <w:color w:val="CCCCCC"/>
+          <w:kern w:val="0"/>
+          <w:sz w:val="21"/>
+          <w:szCs w:val="21"/>
+        </w:rPr>
+        <w:t xml:space="preserve">; </w:t>
+      </w:r>
+    </w:p>
+    <w:p>
+      <w:pPr>
+        <w:widowControl/>
+        <w:shd w:val="clear" w:color="auto" w:fill="1F1F1F"/>
+        <w:wordWrap/>
+        <w:autoSpaceDE/>
+        <w:autoSpaceDN/>
+        <w:spacing w:after="0" w:line="285" w:lineRule="atLeast"/>
+        <w:jc w:val="left"/>
+        <w:rPr>
+          <w:rFonts w:ascii="Consolas" w:eastAsia="굴림" w:hAnsi="Consolas" w:cs="굴림"/>
+          <w:color w:val="CCCCCC"/>
+          <w:kern w:val="0"/>
+          <w:sz w:val="21"/>
+          <w:szCs w:val="21"/>
+        </w:rPr>
+      </w:pPr>
+      <w:r>
+        <w:rPr>
+          <w:rFonts w:ascii="Consolas" w:eastAsia="굴림" w:hAnsi="Consolas" w:cs="굴림"/>
+          <w:color w:val="CCCCCC"/>
+          <w:kern w:val="0"/>
+          <w:sz w:val="21"/>
+          <w:szCs w:val="21"/>
+        </w:rPr>
+        <w:t xml:space="preserve">        </w:t>
+      </w:r>
+      <w:r>
+        <w:rPr>
+          <w:rFonts w:ascii="Consolas" w:eastAsia="굴림" w:hAnsi="Consolas" w:cs="굴림"/>
+          <w:color w:val="9CDCFE"/>
+          <w:kern w:val="0"/>
+          <w:sz w:val="21"/>
+          <w:szCs w:val="21"/>
+        </w:rPr>
+        <w:t>frustumCenter</w:t>
+      </w:r>
+      <w:r>
+        <w:rPr>
+          <w:rFonts w:ascii="Consolas" w:eastAsia="굴림" w:hAnsi="Consolas" w:cs="굴림"/>
+          <w:color w:val="CCCCCC"/>
+          <w:kern w:val="0"/>
+          <w:sz w:val="21"/>
+          <w:szCs w:val="21"/>
+        </w:rPr>
+        <w:t>.</w:t>
+      </w:r>
+      <w:r>
+        <w:rPr>
+          <w:rFonts w:ascii="Consolas" w:eastAsia="굴림" w:hAnsi="Consolas" w:cs="굴림"/>
+          <w:color w:val="9CDCFE"/>
+          <w:kern w:val="0"/>
+          <w:sz w:val="21"/>
+          <w:szCs w:val="21"/>
+        </w:rPr>
+        <w:t>y</w:t>
+      </w:r>
+      <w:r>
+        <w:rPr>
+          <w:rFonts w:ascii="Consolas" w:eastAsia="굴림" w:hAnsi="Consolas" w:cs="굴림"/>
+          <w:color w:val="CCCCCC"/>
+          <w:kern w:val="0"/>
+          <w:sz w:val="21"/>
+          <w:szCs w:val="21"/>
+        </w:rPr>
+        <w:t xml:space="preserve"> </w:t>
+      </w:r>
+      <w:r>
+        <w:rPr>
+          <w:rFonts w:ascii="Consolas" w:eastAsia="굴림" w:hAnsi="Consolas" w:cs="굴림"/>
+          <w:color w:val="D4D4D4"/>
+          <w:kern w:val="0"/>
+          <w:sz w:val="21"/>
+          <w:szCs w:val="21"/>
+        </w:rPr>
+        <w:t>+=</w:t>
+      </w:r>
+      <w:r>
+        <w:rPr>
+          <w:rFonts w:ascii="Consolas" w:eastAsia="굴림" w:hAnsi="Consolas" w:cs="굴림"/>
+          <w:color w:val="CCCCCC"/>
+          <w:kern w:val="0"/>
+          <w:sz w:val="21"/>
+          <w:szCs w:val="21"/>
+        </w:rPr>
+        <w:t xml:space="preserve"> </w:t>
+      </w:r>
+      <w:r>
+        <w:rPr>
+          <w:rFonts w:ascii="Consolas" w:eastAsia="굴림" w:hAnsi="Consolas" w:cs="굴림"/>
+          <w:color w:val="9CDCFE"/>
+          <w:kern w:val="0"/>
+          <w:sz w:val="21"/>
+          <w:szCs w:val="21"/>
+        </w:rPr>
+        <w:t>cameraTranslation</w:t>
+      </w:r>
+      <w:r>
+        <w:rPr>
+          <w:rFonts w:ascii="Consolas" w:eastAsia="굴림" w:hAnsi="Consolas" w:cs="굴림"/>
+          <w:color w:val="CCCCCC"/>
+          <w:kern w:val="0"/>
+          <w:sz w:val="21"/>
+          <w:szCs w:val="21"/>
+        </w:rPr>
+        <w:t>.</w:t>
+      </w:r>
+      <w:r>
+        <w:rPr>
+          <w:rFonts w:ascii="Consolas" w:eastAsia="굴림" w:hAnsi="Consolas" w:cs="굴림"/>
+          <w:color w:val="9CDCFE"/>
+          <w:kern w:val="0"/>
+          <w:sz w:val="21"/>
+          <w:szCs w:val="21"/>
+        </w:rPr>
+        <w:t>y</w:t>
+      </w:r>
+      <w:r>
+        <w:rPr>
+          <w:rFonts w:ascii="Consolas" w:eastAsia="굴림" w:hAnsi="Consolas" w:cs="굴림"/>
+          <w:color w:val="CCCCCC"/>
+          <w:kern w:val="0"/>
+          <w:sz w:val="21"/>
+          <w:szCs w:val="21"/>
+        </w:rPr>
+        <w:t>;</w:t>
+      </w:r>
+    </w:p>
+    <w:p>
+      <w:pPr>
+        <w:widowControl/>
+        <w:shd w:val="clear" w:color="auto" w:fill="1F1F1F"/>
+        <w:wordWrap/>
+        <w:autoSpaceDE/>
+        <w:autoSpaceDN/>
+        <w:spacing w:after="0" w:line="285" w:lineRule="atLeast"/>
+        <w:jc w:val="left"/>
+        <w:rPr>
+          <w:rFonts w:ascii="Consolas" w:eastAsia="굴림" w:hAnsi="Consolas" w:cs="굴림"/>
+          <w:color w:val="CCCCCC"/>
+          <w:kern w:val="0"/>
+          <w:sz w:val="21"/>
+          <w:szCs w:val="21"/>
+        </w:rPr>
+      </w:pPr>
+      <w:r>
+        <w:rPr>
+          <w:rFonts w:ascii="Consolas" w:eastAsia="굴림" w:hAnsi="Consolas" w:cs="굴림"/>
+          <w:color w:val="CCCCCC"/>
+          <w:kern w:val="0"/>
+          <w:sz w:val="21"/>
+          <w:szCs w:val="21"/>
+        </w:rPr>
+        <w:t xml:space="preserve">        </w:t>
+      </w:r>
+      <w:r>
+        <w:rPr>
+          <w:rFonts w:ascii="Consolas" w:eastAsia="굴림" w:hAnsi="Consolas" w:cs="굴림"/>
+          <w:color w:val="9CDCFE"/>
+          <w:kern w:val="0"/>
+          <w:sz w:val="21"/>
+          <w:szCs w:val="21"/>
+        </w:rPr>
+        <w:t>frustumCenter</w:t>
+      </w:r>
+      <w:r>
+        <w:rPr>
+          <w:rFonts w:ascii="Consolas" w:eastAsia="굴림" w:hAnsi="Consolas" w:cs="굴림"/>
+          <w:color w:val="CCCCCC"/>
+          <w:kern w:val="0"/>
+          <w:sz w:val="21"/>
+          <w:szCs w:val="21"/>
+        </w:rPr>
+        <w:t>.</w:t>
+      </w:r>
+      <w:r>
+        <w:rPr>
+          <w:rFonts w:ascii="Consolas" w:eastAsia="굴림" w:hAnsi="Consolas" w:cs="굴림"/>
+          <w:color w:val="9CDCFE"/>
+          <w:kern w:val="0"/>
+          <w:sz w:val="21"/>
+          <w:szCs w:val="21"/>
+        </w:rPr>
+        <w:t>z</w:t>
+      </w:r>
+      <w:r>
+        <w:rPr>
+          <w:rFonts w:ascii="Consolas" w:eastAsia="굴림" w:hAnsi="Consolas" w:cs="굴림"/>
+          <w:color w:val="CCCCCC"/>
+          <w:kern w:val="0"/>
+          <w:sz w:val="21"/>
+          <w:szCs w:val="21"/>
+        </w:rPr>
+        <w:t xml:space="preserve"> </w:t>
+      </w:r>
+      <w:r>
+        <w:rPr>
+          <w:rFonts w:ascii="Consolas" w:eastAsia="굴림" w:hAnsi="Consolas" w:cs="굴림"/>
+          <w:color w:val="D4D4D4"/>
+          <w:kern w:val="0"/>
+          <w:sz w:val="21"/>
+          <w:szCs w:val="21"/>
+        </w:rPr>
+        <w:t>+=</w:t>
+      </w:r>
+      <w:r>
+        <w:rPr>
+          <w:rFonts w:ascii="Consolas" w:eastAsia="굴림" w:hAnsi="Consolas" w:cs="굴림"/>
+          <w:color w:val="CCCCCC"/>
+          <w:kern w:val="0"/>
+          <w:sz w:val="21"/>
+          <w:szCs w:val="21"/>
+        </w:rPr>
+        <w:t xml:space="preserve"> </w:t>
+      </w:r>
+      <w:r>
+        <w:rPr>
+          <w:rFonts w:ascii="Consolas" w:eastAsia="굴림" w:hAnsi="Consolas" w:cs="굴림"/>
+          <w:color w:val="9CDCFE"/>
+          <w:kern w:val="0"/>
+          <w:sz w:val="21"/>
+          <w:szCs w:val="21"/>
+        </w:rPr>
+        <w:t>cameraTranslation</w:t>
+      </w:r>
+      <w:r>
+        <w:rPr>
+          <w:rFonts w:ascii="Consolas" w:eastAsia="굴림" w:hAnsi="Consolas" w:cs="굴림"/>
+          <w:color w:val="CCCCCC"/>
+          <w:kern w:val="0"/>
+          <w:sz w:val="21"/>
+          <w:szCs w:val="21"/>
+        </w:rPr>
+        <w:t>.</w:t>
+      </w:r>
+      <w:r>
+        <w:rPr>
+          <w:rFonts w:ascii="Consolas" w:eastAsia="굴림" w:hAnsi="Consolas" w:cs="굴림"/>
+          <w:color w:val="9CDCFE"/>
+          <w:kern w:val="0"/>
+          <w:sz w:val="21"/>
+          <w:szCs w:val="21"/>
+        </w:rPr>
+        <w:t>z</w:t>
+      </w:r>
+      <w:r>
+        <w:rPr>
+          <w:rFonts w:ascii="Consolas" w:eastAsia="굴림" w:hAnsi="Consolas" w:cs="굴림"/>
+          <w:color w:val="CCCCCC"/>
+          <w:kern w:val="0"/>
+          <w:sz w:val="21"/>
+          <w:szCs w:val="21"/>
+        </w:rPr>
+        <w:t>;</w:t>
+      </w:r>
+    </w:p>
+    <w:p>
+      <w:pPr>
+        <w:widowControl/>
+        <w:shd w:val="clear" w:color="auto" w:fill="1F1F1F"/>
+        <w:wordWrap/>
+        <w:autoSpaceDE/>
+        <w:autoSpaceDN/>
+        <w:spacing w:after="0" w:line="285" w:lineRule="atLeast"/>
+        <w:jc w:val="left"/>
+        <w:rPr>
+          <w:rFonts w:ascii="Consolas" w:eastAsia="굴림" w:hAnsi="Consolas" w:cs="굴림"/>
+          <w:color w:val="CCCCCC"/>
+          <w:kern w:val="0"/>
+          <w:sz w:val="21"/>
+          <w:szCs w:val="21"/>
+        </w:rPr>
+      </w:pPr>
+    </w:p>
+    <w:p>
+      <w:pPr>
+        <w:widowControl/>
+        <w:shd w:val="clear" w:color="auto" w:fill="1F1F1F"/>
+        <w:wordWrap/>
+        <w:autoSpaceDE/>
+        <w:autoSpaceDN/>
+        <w:spacing w:after="0" w:line="285" w:lineRule="atLeast"/>
+        <w:jc w:val="left"/>
+        <w:rPr>
+          <w:rFonts w:ascii="Consolas" w:eastAsia="굴림" w:hAnsi="Consolas" w:cs="굴림"/>
+          <w:color w:val="CCCCCC"/>
+          <w:kern w:val="0"/>
+          <w:sz w:val="21"/>
+          <w:szCs w:val="21"/>
+        </w:rPr>
+      </w:pPr>
+      <w:r>
+        <w:rPr>
+          <w:rFonts w:ascii="Consolas" w:eastAsia="굴림" w:hAnsi="Consolas" w:cs="굴림"/>
+          <w:color w:val="CCCCCC"/>
+          <w:kern w:val="0"/>
+          <w:sz w:val="21"/>
+          <w:szCs w:val="21"/>
+        </w:rPr>
+        <w:t xml:space="preserve">        Vec3 lightPos </w:t>
+      </w:r>
+      <w:r>
+        <w:rPr>
+          <w:rFonts w:ascii="Consolas" w:eastAsia="굴림" w:hAnsi="Consolas" w:cs="굴림"/>
+          <w:color w:val="D4D4D4"/>
+          <w:kern w:val="0"/>
+          <w:sz w:val="21"/>
+          <w:szCs w:val="21"/>
+        </w:rPr>
+        <w:t>=</w:t>
+      </w:r>
+      <w:r>
+        <w:rPr>
+          <w:rFonts w:ascii="Consolas" w:eastAsia="굴림" w:hAnsi="Consolas" w:cs="굴림"/>
+          <w:color w:val="CCCCCC"/>
+          <w:kern w:val="0"/>
+          <w:sz w:val="21"/>
+          <w:szCs w:val="21"/>
+        </w:rPr>
+        <w:t xml:space="preserve"> </w:t>
+      </w:r>
+      <w:r>
+        <w:rPr>
+          <w:rFonts w:ascii="Consolas" w:eastAsia="굴림" w:hAnsi="Consolas" w:cs="굴림"/>
+          <w:color w:val="DCDCAA"/>
+          <w:kern w:val="0"/>
+          <w:sz w:val="21"/>
+          <w:szCs w:val="21"/>
+        </w:rPr>
+        <w:t>Vec3</w:t>
+      </w:r>
+      <w:r>
+        <w:rPr>
+          <w:rFonts w:ascii="Consolas" w:eastAsia="굴림" w:hAnsi="Consolas" w:cs="굴림"/>
+          <w:color w:val="CCCCCC"/>
+          <w:kern w:val="0"/>
+          <w:sz w:val="21"/>
+          <w:szCs w:val="21"/>
+        </w:rPr>
+        <w:t>(</w:t>
+      </w:r>
+      <w:r>
+        <w:rPr>
+          <w:rFonts w:ascii="Consolas" w:eastAsia="굴림" w:hAnsi="Consolas" w:cs="굴림"/>
+          <w:color w:val="9CDCFE"/>
+          <w:kern w:val="0"/>
+          <w:sz w:val="21"/>
+          <w:szCs w:val="21"/>
+        </w:rPr>
+        <w:t>frustumCenter</w:t>
+      </w:r>
+      <w:r>
+        <w:rPr>
+          <w:rFonts w:ascii="Consolas" w:eastAsia="굴림" w:hAnsi="Consolas" w:cs="굴림"/>
+          <w:color w:val="CCCCCC"/>
+          <w:kern w:val="0"/>
+          <w:sz w:val="21"/>
+          <w:szCs w:val="21"/>
+        </w:rPr>
+        <w:t>.</w:t>
+      </w:r>
+      <w:r>
+        <w:rPr>
+          <w:rFonts w:ascii="Consolas" w:eastAsia="굴림" w:hAnsi="Consolas" w:cs="굴림"/>
+          <w:color w:val="9CDCFE"/>
+          <w:kern w:val="0"/>
+          <w:sz w:val="21"/>
+          <w:szCs w:val="21"/>
+        </w:rPr>
+        <w:t>x</w:t>
+      </w:r>
+      <w:r>
+        <w:rPr>
+          <w:rFonts w:ascii="Consolas" w:eastAsia="굴림" w:hAnsi="Consolas" w:cs="굴림"/>
+          <w:color w:val="CCCCCC"/>
+          <w:kern w:val="0"/>
+          <w:sz w:val="21"/>
+          <w:szCs w:val="21"/>
+        </w:rPr>
+        <w:t xml:space="preserve">, </w:t>
+      </w:r>
+      <w:r>
+        <w:rPr>
+          <w:rFonts w:ascii="Consolas" w:eastAsia="굴림" w:hAnsi="Consolas" w:cs="굴림"/>
+          <w:color w:val="9CDCFE"/>
+          <w:kern w:val="0"/>
+          <w:sz w:val="21"/>
+          <w:szCs w:val="21"/>
+        </w:rPr>
+        <w:t>frustumCenter</w:t>
+      </w:r>
+      <w:r>
+        <w:rPr>
+          <w:rFonts w:ascii="Consolas" w:eastAsia="굴림" w:hAnsi="Consolas" w:cs="굴림"/>
+          <w:color w:val="CCCCCC"/>
+          <w:kern w:val="0"/>
+          <w:sz w:val="21"/>
+          <w:szCs w:val="21"/>
+        </w:rPr>
+        <w:t>.</w:t>
+      </w:r>
+      <w:r>
+        <w:rPr>
+          <w:rFonts w:ascii="Consolas" w:eastAsia="굴림" w:hAnsi="Consolas" w:cs="굴림"/>
+          <w:color w:val="9CDCFE"/>
+          <w:kern w:val="0"/>
+          <w:sz w:val="21"/>
+          <w:szCs w:val="21"/>
+        </w:rPr>
+        <w:t>y</w:t>
+      </w:r>
+      <w:r>
+        <w:rPr>
+          <w:rFonts w:ascii="Consolas" w:eastAsia="굴림" w:hAnsi="Consolas" w:cs="굴림"/>
+          <w:color w:val="CCCCCC"/>
+          <w:kern w:val="0"/>
+          <w:sz w:val="21"/>
+          <w:szCs w:val="21"/>
+        </w:rPr>
+        <w:t xml:space="preserve">, </w:t>
+      </w:r>
+      <w:r>
+        <w:rPr>
+          <w:rFonts w:ascii="Consolas" w:eastAsia="굴림" w:hAnsi="Consolas" w:cs="굴림"/>
+          <w:color w:val="9CDCFE"/>
+          <w:kern w:val="0"/>
+          <w:sz w:val="21"/>
+          <w:szCs w:val="21"/>
+        </w:rPr>
+        <w:t>frustumCenter</w:t>
+      </w:r>
+      <w:r>
+        <w:rPr>
+          <w:rFonts w:ascii="Consolas" w:eastAsia="굴림" w:hAnsi="Consolas" w:cs="굴림"/>
+          <w:color w:val="CCCCCC"/>
+          <w:kern w:val="0"/>
+          <w:sz w:val="21"/>
+          <w:szCs w:val="21"/>
+        </w:rPr>
+        <w:t>.</w:t>
+      </w:r>
+      <w:r>
+        <w:rPr>
+          <w:rFonts w:ascii="Consolas" w:eastAsia="굴림" w:hAnsi="Consolas" w:cs="굴림"/>
+          <w:color w:val="9CDCFE"/>
+          <w:kern w:val="0"/>
+          <w:sz w:val="21"/>
+          <w:szCs w:val="21"/>
+        </w:rPr>
+        <w:t>z</w:t>
+      </w:r>
+      <w:r>
+        <w:rPr>
+          <w:rFonts w:ascii="Consolas" w:eastAsia="굴림" w:hAnsi="Consolas" w:cs="굴림"/>
+          <w:color w:val="CCCCCC"/>
+          <w:kern w:val="0"/>
+          <w:sz w:val="21"/>
+          <w:szCs w:val="21"/>
+        </w:rPr>
+        <w:t>);</w:t>
+      </w:r>
+    </w:p>
+    <w:p>
+      <w:pPr>
+        <w:widowControl/>
+        <w:shd w:val="clear" w:color="auto" w:fill="1F1F1F"/>
+        <w:wordWrap/>
+        <w:autoSpaceDE/>
+        <w:autoSpaceDN/>
+        <w:spacing w:after="0" w:line="285" w:lineRule="atLeast"/>
+        <w:jc w:val="left"/>
+        <w:rPr>
+          <w:rFonts w:ascii="Consolas" w:eastAsia="굴림" w:hAnsi="Consolas" w:cs="굴림"/>
+          <w:color w:val="CCCCCC"/>
+          <w:kern w:val="0"/>
+          <w:sz w:val="21"/>
+          <w:szCs w:val="21"/>
+        </w:rPr>
+      </w:pPr>
+      <w:r>
+        <w:rPr>
+          <w:rFonts w:ascii="Consolas" w:eastAsia="굴림" w:hAnsi="Consolas" w:cs="굴림"/>
+          <w:color w:val="CCCCCC"/>
+          <w:kern w:val="0"/>
+          <w:sz w:val="21"/>
+          <w:szCs w:val="21"/>
+        </w:rPr>
+        <w:t xml:space="preserve">        lightPos </w:t>
+      </w:r>
+      <w:r>
+        <w:rPr>
+          <w:rFonts w:ascii="Consolas" w:eastAsia="굴림" w:hAnsi="Consolas" w:cs="굴림"/>
+          <w:color w:val="D4D4D4"/>
+          <w:kern w:val="0"/>
+          <w:sz w:val="21"/>
+          <w:szCs w:val="21"/>
+        </w:rPr>
+        <w:t>-=</w:t>
+      </w:r>
+      <w:r>
+        <w:rPr>
+          <w:rFonts w:ascii="Consolas" w:eastAsia="굴림" w:hAnsi="Consolas" w:cs="굴림"/>
+          <w:color w:val="CCCCCC"/>
+          <w:kern w:val="0"/>
+          <w:sz w:val="21"/>
+          <w:szCs w:val="21"/>
+        </w:rPr>
+        <w:t xml:space="preserve"> </w:t>
+      </w:r>
+      <w:r>
+        <w:rPr>
+          <w:rFonts w:ascii="Consolas" w:eastAsia="굴림" w:hAnsi="Consolas" w:cs="굴림"/>
+          <w:color w:val="DCDCAA"/>
+          <w:kern w:val="0"/>
+          <w:sz w:val="21"/>
+          <w:szCs w:val="21"/>
+        </w:rPr>
+        <w:t>Vec3</w:t>
+      </w:r>
+      <w:r>
+        <w:rPr>
+          <w:rFonts w:ascii="Consolas" w:eastAsia="굴림" w:hAnsi="Consolas" w:cs="굴림"/>
+          <w:color w:val="CCCCCC"/>
+          <w:kern w:val="0"/>
+          <w:sz w:val="21"/>
+          <w:szCs w:val="21"/>
+        </w:rPr>
+        <w:t>(</w:t>
+      </w:r>
+      <w:r>
+        <w:rPr>
+          <w:rFonts w:ascii="Consolas" w:eastAsia="굴림" w:hAnsi="Consolas" w:cs="굴림"/>
+          <w:color w:val="9CDCFE"/>
+          <w:kern w:val="0"/>
+          <w:sz w:val="21"/>
+          <w:szCs w:val="21"/>
+        </w:rPr>
+        <w:t>lightInfo_</w:t>
+      </w:r>
+      <w:r>
+        <w:rPr>
+          <w:rFonts w:ascii="Consolas" w:eastAsia="굴림" w:hAnsi="Consolas" w:cs="굴림"/>
+          <w:color w:val="CCCCCC"/>
+          <w:kern w:val="0"/>
+          <w:sz w:val="21"/>
+          <w:szCs w:val="21"/>
+        </w:rPr>
+        <w:t>.</w:t>
+      </w:r>
+      <w:r>
+        <w:rPr>
+          <w:rFonts w:ascii="Consolas" w:eastAsia="굴림" w:hAnsi="Consolas" w:cs="굴림"/>
+          <w:color w:val="9CDCFE"/>
+          <w:kern w:val="0"/>
+          <w:sz w:val="21"/>
+          <w:szCs w:val="21"/>
+        </w:rPr>
+        <w:t>direction</w:t>
+      </w:r>
+      <w:r>
+        <w:rPr>
+          <w:rFonts w:ascii="Consolas" w:eastAsia="굴림" w:hAnsi="Consolas" w:cs="굴림"/>
+          <w:color w:val="CCCCCC"/>
+          <w:kern w:val="0"/>
+          <w:sz w:val="21"/>
+          <w:szCs w:val="21"/>
+        </w:rPr>
+        <w:t xml:space="preserve">) </w:t>
+      </w:r>
+      <w:r>
+        <w:rPr>
+          <w:rFonts w:ascii="Consolas" w:eastAsia="굴림" w:hAnsi="Consolas" w:cs="굴림"/>
+          <w:color w:val="D4D4D4"/>
+          <w:kern w:val="0"/>
+          <w:sz w:val="21"/>
+          <w:szCs w:val="21"/>
+        </w:rPr>
+        <w:t>*</w:t>
+      </w:r>
+      <w:r>
+        <w:rPr>
+          <w:rFonts w:ascii="Consolas" w:eastAsia="굴림" w:hAnsi="Consolas" w:cs="굴림"/>
+          <w:color w:val="CCCCCC"/>
+          <w:kern w:val="0"/>
+          <w:sz w:val="21"/>
+          <w:szCs w:val="21"/>
+        </w:rPr>
+        <w:t xml:space="preserve"> (</w:t>
+      </w:r>
+      <w:r>
+        <w:rPr>
+          <w:rFonts w:ascii="Consolas" w:eastAsia="굴림" w:hAnsi="Consolas" w:cs="굴림"/>
+          <w:color w:val="9CDCFE"/>
+          <w:kern w:val="0"/>
+          <w:sz w:val="21"/>
+          <w:szCs w:val="21"/>
+        </w:rPr>
+        <w:t>cascadeEnd</w:t>
+      </w:r>
+      <w:r>
+        <w:rPr>
+          <w:rFonts w:ascii="Consolas" w:eastAsia="굴림" w:hAnsi="Consolas" w:cs="굴림"/>
+          <w:color w:val="CCCCCC"/>
+          <w:kern w:val="0"/>
+          <w:sz w:val="21"/>
+          <w:szCs w:val="21"/>
+        </w:rPr>
+        <w:t xml:space="preserve">[i] </w:t>
+      </w:r>
+      <w:r>
+        <w:rPr>
+          <w:rFonts w:ascii="Consolas" w:eastAsia="굴림" w:hAnsi="Consolas" w:cs="굴림"/>
+          <w:color w:val="D4D4D4"/>
+          <w:kern w:val="0"/>
+          <w:sz w:val="21"/>
+          <w:szCs w:val="21"/>
+        </w:rPr>
+        <w:t>+</w:t>
+      </w:r>
+      <w:r>
+        <w:rPr>
+          <w:rFonts w:ascii="Consolas" w:eastAsia="굴림" w:hAnsi="Consolas" w:cs="굴림"/>
+          <w:color w:val="CCCCCC"/>
+          <w:kern w:val="0"/>
+          <w:sz w:val="21"/>
+          <w:szCs w:val="21"/>
+        </w:rPr>
+        <w:t xml:space="preserve"> (</w:t>
+      </w:r>
+      <w:r>
+        <w:rPr>
+          <w:rFonts w:ascii="Consolas" w:eastAsia="굴림" w:hAnsi="Consolas" w:cs="굴림"/>
+          <w:color w:val="9CDCFE"/>
+          <w:kern w:val="0"/>
+          <w:sz w:val="21"/>
+          <w:szCs w:val="21"/>
+        </w:rPr>
+        <w:t>cascadeEnd</w:t>
+      </w:r>
+      <w:r>
+        <w:rPr>
+          <w:rFonts w:ascii="Consolas" w:eastAsia="굴림" w:hAnsi="Consolas" w:cs="굴림"/>
+          <w:color w:val="CCCCCC"/>
+          <w:kern w:val="0"/>
+          <w:sz w:val="21"/>
+          <w:szCs w:val="21"/>
+        </w:rPr>
+        <w:t>[i</w:t>
+      </w:r>
+      <w:r>
+        <w:rPr>
+          <w:rFonts w:ascii="Consolas" w:eastAsia="굴림" w:hAnsi="Consolas" w:cs="굴림"/>
+          <w:color w:val="D4D4D4"/>
+          <w:kern w:val="0"/>
+          <w:sz w:val="21"/>
+          <w:szCs w:val="21"/>
+        </w:rPr>
+        <w:t>+</w:t>
+      </w:r>
+      <w:r>
+        <w:rPr>
+          <w:rFonts w:ascii="Consolas" w:eastAsia="굴림" w:hAnsi="Consolas" w:cs="굴림"/>
+          <w:color w:val="B5CEA8"/>
+          <w:kern w:val="0"/>
+          <w:sz w:val="21"/>
+          <w:szCs w:val="21"/>
+        </w:rPr>
+        <w:t>1</w:t>
+      </w:r>
+      <w:r>
+        <w:rPr>
+          <w:rFonts w:ascii="Consolas" w:eastAsia="굴림" w:hAnsi="Consolas" w:cs="굴림"/>
+          <w:color w:val="CCCCCC"/>
+          <w:kern w:val="0"/>
+          <w:sz w:val="21"/>
+          <w:szCs w:val="21"/>
+        </w:rPr>
+        <w:t>]</w:t>
+      </w:r>
+      <w:r>
+        <w:rPr>
+          <w:rFonts w:ascii="Consolas" w:eastAsia="굴림" w:hAnsi="Consolas" w:cs="굴림"/>
+          <w:color w:val="D4D4D4"/>
+          <w:kern w:val="0"/>
+          <w:sz w:val="21"/>
+          <w:szCs w:val="21"/>
+        </w:rPr>
+        <w:t>-</w:t>
+      </w:r>
+      <w:r>
+        <w:rPr>
+          <w:rFonts w:ascii="Consolas" w:eastAsia="굴림" w:hAnsi="Consolas" w:cs="굴림"/>
+          <w:color w:val="9CDCFE"/>
+          <w:kern w:val="0"/>
+          <w:sz w:val="21"/>
+          <w:szCs w:val="21"/>
+        </w:rPr>
+        <w:t>cascadeEnd</w:t>
+      </w:r>
+      <w:r>
+        <w:rPr>
+          <w:rFonts w:ascii="Consolas" w:eastAsia="굴림" w:hAnsi="Consolas" w:cs="굴림"/>
+          <w:color w:val="CCCCCC"/>
+          <w:kern w:val="0"/>
+          <w:sz w:val="21"/>
+          <w:szCs w:val="21"/>
+        </w:rPr>
+        <w:t xml:space="preserve">[i]) </w:t>
+      </w:r>
+      <w:r>
+        <w:rPr>
+          <w:rFonts w:ascii="Consolas" w:eastAsia="굴림" w:hAnsi="Consolas" w:cs="굴림"/>
+          <w:color w:val="D4D4D4"/>
+          <w:kern w:val="0"/>
+          <w:sz w:val="21"/>
+          <w:szCs w:val="21"/>
+        </w:rPr>
+        <w:t>/</w:t>
+      </w:r>
+      <w:r>
+        <w:rPr>
+          <w:rFonts w:ascii="Consolas" w:eastAsia="굴림" w:hAnsi="Consolas" w:cs="굴림"/>
+          <w:color w:val="CCCCCC"/>
+          <w:kern w:val="0"/>
+          <w:sz w:val="21"/>
+          <w:szCs w:val="21"/>
+        </w:rPr>
+        <w:t xml:space="preserve"> </w:t>
+      </w:r>
+      <w:r>
+        <w:rPr>
+          <w:rFonts w:ascii="Consolas" w:eastAsia="굴림" w:hAnsi="Consolas" w:cs="굴림"/>
+          <w:color w:val="B5CEA8"/>
+          <w:kern w:val="0"/>
+          <w:sz w:val="21"/>
+          <w:szCs w:val="21"/>
+        </w:rPr>
+        <w:t>2.f</w:t>
+      </w:r>
+      <w:r>
+        <w:rPr>
+          <w:rFonts w:ascii="Consolas" w:eastAsia="굴림" w:hAnsi="Consolas" w:cs="굴림"/>
+          <w:color w:val="CCCCCC"/>
+          <w:kern w:val="0"/>
+          <w:sz w:val="21"/>
+          <w:szCs w:val="21"/>
+        </w:rPr>
+        <w:t>);</w:t>
+      </w:r>
+    </w:p>
+    <w:p>
+      <w:pPr>
+        <w:widowControl/>
+        <w:shd w:val="clear" w:color="auto" w:fill="1F1F1F"/>
+        <w:wordWrap/>
+        <w:autoSpaceDE/>
+        <w:autoSpaceDN/>
+        <w:spacing w:after="0" w:line="285" w:lineRule="atLeast"/>
+        <w:jc w:val="left"/>
+        <w:rPr>
+          <w:rFonts w:ascii="Consolas" w:eastAsia="굴림" w:hAnsi="Consolas" w:cs="굴림"/>
+          <w:color w:val="CCCCCC"/>
+          <w:kern w:val="0"/>
+          <w:sz w:val="21"/>
+          <w:szCs w:val="21"/>
+        </w:rPr>
+      </w:pPr>
+    </w:p>
+    <w:p>
+      <w:pPr>
+        <w:widowControl/>
+        <w:shd w:val="clear" w:color="auto" w:fill="1F1F1F"/>
+        <w:wordWrap/>
+        <w:autoSpaceDE/>
+        <w:autoSpaceDN/>
+        <w:spacing w:after="0" w:line="285" w:lineRule="atLeast"/>
+        <w:jc w:val="left"/>
+        <w:rPr>
+          <w:rFonts w:ascii="Consolas" w:eastAsia="굴림" w:hAnsi="Consolas" w:cs="굴림"/>
+          <w:color w:val="CCCCCC"/>
+          <w:kern w:val="0"/>
+          <w:sz w:val="21"/>
+          <w:szCs w:val="21"/>
+        </w:rPr>
+      </w:pPr>
+      <w:r>
+        <w:rPr>
+          <w:rFonts w:ascii="Consolas" w:eastAsia="굴림" w:hAnsi="Consolas" w:cs="굴림"/>
+          <w:color w:val="CCCCCC"/>
+          <w:kern w:val="0"/>
+          <w:sz w:val="21"/>
+          <w:szCs w:val="21"/>
+        </w:rPr>
+        <w:t xml:space="preserve">        Vec4 lightPosV4 </w:t>
+      </w:r>
+      <w:r>
+        <w:rPr>
+          <w:rFonts w:ascii="Consolas" w:eastAsia="굴림" w:hAnsi="Consolas" w:cs="굴림"/>
+          <w:color w:val="D4D4D4"/>
+          <w:kern w:val="0"/>
+          <w:sz w:val="21"/>
+          <w:szCs w:val="21"/>
+        </w:rPr>
+        <w:t>=</w:t>
+      </w:r>
+      <w:r>
+        <w:rPr>
+          <w:rFonts w:ascii="Consolas" w:eastAsia="굴림" w:hAnsi="Consolas" w:cs="굴림"/>
+          <w:color w:val="CCCCCC"/>
+          <w:kern w:val="0"/>
+          <w:sz w:val="21"/>
+          <w:szCs w:val="21"/>
+        </w:rPr>
+        <w:t xml:space="preserve"> </w:t>
+      </w:r>
+      <w:r>
+        <w:rPr>
+          <w:rFonts w:ascii="Consolas" w:eastAsia="굴림" w:hAnsi="Consolas" w:cs="굴림"/>
+          <w:color w:val="DCDCAA"/>
+          <w:kern w:val="0"/>
+          <w:sz w:val="21"/>
+          <w:szCs w:val="21"/>
+        </w:rPr>
+        <w:t>Vec4</w:t>
+      </w:r>
+      <w:r>
+        <w:rPr>
+          <w:rFonts w:ascii="Consolas" w:eastAsia="굴림" w:hAnsi="Consolas" w:cs="굴림"/>
+          <w:color w:val="CCCCCC"/>
+          <w:kern w:val="0"/>
+          <w:sz w:val="21"/>
+          <w:szCs w:val="21"/>
+        </w:rPr>
+        <w:t>(</w:t>
+      </w:r>
+      <w:r>
+        <w:rPr>
+          <w:rFonts w:ascii="Consolas" w:eastAsia="굴림" w:hAnsi="Consolas" w:cs="굴림"/>
+          <w:color w:val="9CDCFE"/>
+          <w:kern w:val="0"/>
+          <w:sz w:val="21"/>
+          <w:szCs w:val="21"/>
+        </w:rPr>
+        <w:t>lightPos</w:t>
+      </w:r>
+      <w:r>
+        <w:rPr>
+          <w:rFonts w:ascii="Consolas" w:eastAsia="굴림" w:hAnsi="Consolas" w:cs="굴림"/>
+          <w:color w:val="CCCCCC"/>
+          <w:kern w:val="0"/>
+          <w:sz w:val="21"/>
+          <w:szCs w:val="21"/>
+        </w:rPr>
+        <w:t>.</w:t>
+      </w:r>
+      <w:r>
+        <w:rPr>
+          <w:rFonts w:ascii="Consolas" w:eastAsia="굴림" w:hAnsi="Consolas" w:cs="굴림"/>
+          <w:color w:val="9CDCFE"/>
+          <w:kern w:val="0"/>
+          <w:sz w:val="21"/>
+          <w:szCs w:val="21"/>
+        </w:rPr>
+        <w:t>x</w:t>
+      </w:r>
+      <w:r>
+        <w:rPr>
+          <w:rFonts w:ascii="Consolas" w:eastAsia="굴림" w:hAnsi="Consolas" w:cs="굴림"/>
+          <w:color w:val="CCCCCC"/>
+          <w:kern w:val="0"/>
+          <w:sz w:val="21"/>
+          <w:szCs w:val="21"/>
+        </w:rPr>
+        <w:t xml:space="preserve">, </w:t>
+      </w:r>
+      <w:r>
+        <w:rPr>
+          <w:rFonts w:ascii="Consolas" w:eastAsia="굴림" w:hAnsi="Consolas" w:cs="굴림"/>
+          <w:color w:val="9CDCFE"/>
+          <w:kern w:val="0"/>
+          <w:sz w:val="21"/>
+          <w:szCs w:val="21"/>
+        </w:rPr>
+        <w:t>lightPos</w:t>
+      </w:r>
+      <w:r>
+        <w:rPr>
+          <w:rFonts w:ascii="Consolas" w:eastAsia="굴림" w:hAnsi="Consolas" w:cs="굴림"/>
+          <w:color w:val="CCCCCC"/>
+          <w:kern w:val="0"/>
+          <w:sz w:val="21"/>
+          <w:szCs w:val="21"/>
+        </w:rPr>
+        <w:t>.</w:t>
+      </w:r>
+      <w:r>
+        <w:rPr>
+          <w:rFonts w:ascii="Consolas" w:eastAsia="굴림" w:hAnsi="Consolas" w:cs="굴림"/>
+          <w:color w:val="9CDCFE"/>
+          <w:kern w:val="0"/>
+          <w:sz w:val="21"/>
+          <w:szCs w:val="21"/>
+        </w:rPr>
+        <w:t>y</w:t>
+      </w:r>
+      <w:r>
+        <w:rPr>
+          <w:rFonts w:ascii="Consolas" w:eastAsia="굴림" w:hAnsi="Consolas" w:cs="굴림"/>
+          <w:color w:val="CCCCCC"/>
+          <w:kern w:val="0"/>
+          <w:sz w:val="21"/>
+          <w:szCs w:val="21"/>
+        </w:rPr>
+        <w:t xml:space="preserve">, </w:t>
+      </w:r>
+      <w:r>
+        <w:rPr>
+          <w:rFonts w:ascii="Consolas" w:eastAsia="굴림" w:hAnsi="Consolas" w:cs="굴림"/>
+          <w:color w:val="9CDCFE"/>
+          <w:kern w:val="0"/>
+          <w:sz w:val="21"/>
+          <w:szCs w:val="21"/>
+        </w:rPr>
+        <w:t>lightPos</w:t>
+      </w:r>
+      <w:r>
+        <w:rPr>
+          <w:rFonts w:ascii="Consolas" w:eastAsia="굴림" w:hAnsi="Consolas" w:cs="굴림"/>
+          <w:color w:val="CCCCCC"/>
+          <w:kern w:val="0"/>
+          <w:sz w:val="21"/>
+          <w:szCs w:val="21"/>
+        </w:rPr>
+        <w:t>.</w:t>
+      </w:r>
+      <w:r>
+        <w:rPr>
+          <w:rFonts w:ascii="Consolas" w:eastAsia="굴림" w:hAnsi="Consolas" w:cs="굴림"/>
+          <w:color w:val="9CDCFE"/>
+          <w:kern w:val="0"/>
+          <w:sz w:val="21"/>
+          <w:szCs w:val="21"/>
+        </w:rPr>
+        <w:t>z</w:t>
+      </w:r>
+      <w:r>
+        <w:rPr>
+          <w:rFonts w:ascii="Consolas" w:eastAsia="굴림" w:hAnsi="Consolas" w:cs="굴림"/>
+          <w:color w:val="CCCCCC"/>
+          <w:kern w:val="0"/>
+          <w:sz w:val="21"/>
+          <w:szCs w:val="21"/>
+        </w:rPr>
+        <w:t xml:space="preserve">, </w:t>
+      </w:r>
+      <w:r>
+        <w:rPr>
+          <w:rFonts w:ascii="Consolas" w:eastAsia="굴림" w:hAnsi="Consolas" w:cs="굴림"/>
+          <w:color w:val="B5CEA8"/>
+          <w:kern w:val="0"/>
+          <w:sz w:val="21"/>
+          <w:szCs w:val="21"/>
+        </w:rPr>
+        <w:t>1.0f</w:t>
+      </w:r>
+      <w:r>
+        <w:rPr>
+          <w:rFonts w:ascii="Consolas" w:eastAsia="굴림" w:hAnsi="Consolas" w:cs="굴림"/>
+          <w:color w:val="CCCCCC"/>
+          <w:kern w:val="0"/>
+          <w:sz w:val="21"/>
+          <w:szCs w:val="21"/>
+        </w:rPr>
+        <w:t>);</w:t>
+      </w:r>
+    </w:p>
+    <w:p>
+      <w:pPr>
+        <w:widowControl/>
+        <w:shd w:val="clear" w:color="auto" w:fill="1F1F1F"/>
+        <w:wordWrap/>
+        <w:autoSpaceDE/>
+        <w:autoSpaceDN/>
+        <w:spacing w:after="0" w:line="285" w:lineRule="atLeast"/>
+        <w:jc w:val="left"/>
+        <w:rPr>
+          <w:rFonts w:ascii="Consolas" w:eastAsia="굴림" w:hAnsi="Consolas" w:cs="굴림"/>
+          <w:color w:val="CCCCCC"/>
+          <w:kern w:val="0"/>
+          <w:sz w:val="21"/>
+          <w:szCs w:val="21"/>
+        </w:rPr>
+      </w:pPr>
+    </w:p>
+    <w:p>
+      <w:pPr>
+        <w:widowControl/>
+        <w:shd w:val="clear" w:color="auto" w:fill="1F1F1F"/>
+        <w:wordWrap/>
+        <w:autoSpaceDE/>
+        <w:autoSpaceDN/>
+        <w:spacing w:after="0" w:line="285" w:lineRule="atLeast"/>
+        <w:jc w:val="left"/>
+        <w:rPr>
+          <w:rFonts w:ascii="Consolas" w:eastAsia="굴림" w:hAnsi="Consolas" w:cs="굴림"/>
+          <w:color w:val="CCCCCC"/>
+          <w:kern w:val="0"/>
+          <w:sz w:val="21"/>
+          <w:szCs w:val="21"/>
+        </w:rPr>
+      </w:pPr>
+      <w:r>
+        <w:rPr>
+          <w:rFonts w:ascii="Consolas" w:eastAsia="굴림" w:hAnsi="Consolas" w:cs="굴림"/>
+          <w:color w:val="6A9955"/>
+          <w:kern w:val="0"/>
+          <w:sz w:val="21"/>
+          <w:szCs w:val="21"/>
+        </w:rPr>
+        <w:t xml:space="preserve">        // Light view </w:t>
+      </w:r>
+      <w:r>
+        <w:rPr>
+          <w:rFonts w:ascii="Consolas" w:eastAsia="굴림" w:hAnsi="Consolas" w:cs="굴림"/>
+          <w:color w:val="6A9955"/>
+          <w:kern w:val="0"/>
+          <w:sz w:val="21"/>
+          <w:szCs w:val="21"/>
+        </w:rPr>
+        <w:t>행렬</w:t>
+      </w:r>
+      <w:r>
+        <w:rPr>
+          <w:rFonts w:ascii="Consolas" w:eastAsia="굴림" w:hAnsi="Consolas" w:cs="굴림"/>
+          <w:color w:val="6A9955"/>
+          <w:kern w:val="0"/>
+          <w:sz w:val="21"/>
+          <w:szCs w:val="21"/>
+        </w:rPr>
+        <w:t xml:space="preserve"> </w:t>
+      </w:r>
+      <w:r>
+        <w:rPr>
+          <w:rFonts w:ascii="Consolas" w:eastAsia="굴림" w:hAnsi="Consolas" w:cs="굴림"/>
+          <w:color w:val="6A9955"/>
+          <w:kern w:val="0"/>
+          <w:sz w:val="21"/>
+          <w:szCs w:val="21"/>
+        </w:rPr>
+        <w:t>계산</w:t>
+      </w:r>
+      <w:r>
+        <w:rPr>
+          <w:rFonts w:ascii="Consolas" w:eastAsia="굴림" w:hAnsi="Consolas" w:cs="굴림"/>
+          <w:color w:val="6A9955"/>
+          <w:kern w:val="0"/>
+          <w:sz w:val="21"/>
+          <w:szCs w:val="21"/>
+        </w:rPr>
+        <w:t xml:space="preserve"> (lookAt </w:t>
+      </w:r>
+      <w:r>
+        <w:rPr>
+          <w:rFonts w:ascii="Consolas" w:eastAsia="굴림" w:hAnsi="Consolas" w:cs="굴림"/>
+          <w:color w:val="6A9955"/>
+          <w:kern w:val="0"/>
+          <w:sz w:val="21"/>
+          <w:szCs w:val="21"/>
+        </w:rPr>
+        <w:t>방식</w:t>
+      </w:r>
+      <w:r>
+        <w:rPr>
+          <w:rFonts w:ascii="Consolas" w:eastAsia="굴림" w:hAnsi="Consolas" w:cs="굴림"/>
+          <w:color w:val="6A9955"/>
+          <w:kern w:val="0"/>
+          <w:sz w:val="21"/>
+          <w:szCs w:val="21"/>
+        </w:rPr>
+        <w:t>)</w:t>
+      </w:r>
+    </w:p>
+    <w:p>
+      <w:pPr>
+        <w:widowControl/>
+        <w:shd w:val="clear" w:color="auto" w:fill="1F1F1F"/>
+        <w:wordWrap/>
+        <w:autoSpaceDE/>
+        <w:autoSpaceDN/>
+        <w:spacing w:after="0" w:line="285" w:lineRule="atLeast"/>
+        <w:jc w:val="left"/>
+        <w:rPr>
+          <w:rFonts w:ascii="Consolas" w:eastAsia="굴림" w:hAnsi="Consolas" w:cs="굴림"/>
+          <w:color w:val="CCCCCC"/>
+          <w:kern w:val="0"/>
+          <w:sz w:val="21"/>
+          <w:szCs w:val="21"/>
+        </w:rPr>
+      </w:pPr>
+      <w:r>
+        <w:rPr>
+          <w:rFonts w:ascii="Consolas" w:eastAsia="굴림" w:hAnsi="Consolas" w:cs="굴림"/>
+          <w:color w:val="CCCCCC"/>
+          <w:kern w:val="0"/>
+          <w:sz w:val="21"/>
+          <w:szCs w:val="21"/>
+        </w:rPr>
+        <w:t xml:space="preserve">        </w:t>
+      </w:r>
+      <w:r>
+        <w:rPr>
+          <w:rFonts w:ascii="Consolas" w:eastAsia="굴림" w:hAnsi="Consolas" w:cs="굴림"/>
+          <w:color w:val="9CDCFE"/>
+          <w:kern w:val="0"/>
+          <w:sz w:val="21"/>
+          <w:szCs w:val="21"/>
+        </w:rPr>
+        <w:t>lightInfo_</w:t>
+      </w:r>
+      <w:r>
+        <w:rPr>
+          <w:rFonts w:ascii="Consolas" w:eastAsia="굴림" w:hAnsi="Consolas" w:cs="굴림"/>
+          <w:color w:val="CCCCCC"/>
+          <w:kern w:val="0"/>
+          <w:sz w:val="21"/>
+          <w:szCs w:val="21"/>
+        </w:rPr>
+        <w:t>.</w:t>
+      </w:r>
+      <w:r>
+        <w:rPr>
+          <w:rFonts w:ascii="Consolas" w:eastAsia="굴림" w:hAnsi="Consolas" w:cs="굴림"/>
+          <w:color w:val="9CDCFE"/>
+          <w:kern w:val="0"/>
+          <w:sz w:val="21"/>
+          <w:szCs w:val="21"/>
+        </w:rPr>
+        <w:t>lightView</w:t>
+      </w:r>
+      <w:r>
+        <w:rPr>
+          <w:rFonts w:ascii="Consolas" w:eastAsia="굴림" w:hAnsi="Consolas" w:cs="굴림"/>
+          <w:color w:val="CCCCCC"/>
+          <w:kern w:val="0"/>
+          <w:sz w:val="21"/>
+          <w:szCs w:val="21"/>
+        </w:rPr>
+        <w:t xml:space="preserve">[i] </w:t>
+      </w:r>
+      <w:r>
+        <w:rPr>
+          <w:rFonts w:ascii="Consolas" w:eastAsia="굴림" w:hAnsi="Consolas" w:cs="굴림"/>
+          <w:color w:val="D4D4D4"/>
+          <w:kern w:val="0"/>
+          <w:sz w:val="21"/>
+          <w:szCs w:val="21"/>
+        </w:rPr>
+        <w:t>=</w:t>
+      </w:r>
+      <w:r>
+        <w:rPr>
+          <w:rFonts w:ascii="Consolas" w:eastAsia="굴림" w:hAnsi="Consolas" w:cs="굴림"/>
+          <w:color w:val="CCCCCC"/>
+          <w:kern w:val="0"/>
+          <w:sz w:val="21"/>
+          <w:szCs w:val="21"/>
+        </w:rPr>
+        <w:t xml:space="preserve"> </w:t>
+      </w:r>
+      <w:r>
+        <w:rPr>
+          <w:rFonts w:ascii="Consolas" w:eastAsia="굴림" w:hAnsi="Consolas" w:cs="굴림"/>
+          <w:color w:val="DCDCAA"/>
+          <w:kern w:val="0"/>
+          <w:sz w:val="21"/>
+          <w:szCs w:val="21"/>
+        </w:rPr>
+        <w:t>XMMatrixTranspose</w:t>
+      </w:r>
+      <w:r>
+        <w:rPr>
+          <w:rFonts w:ascii="Consolas" w:eastAsia="굴림" w:hAnsi="Consolas" w:cs="굴림"/>
+          <w:color w:val="CCCCCC"/>
+          <w:kern w:val="0"/>
+          <w:sz w:val="21"/>
+          <w:szCs w:val="21"/>
+        </w:rPr>
+        <w:t>(</w:t>
+      </w:r>
+    </w:p>
+    <w:p>
+      <w:pPr>
+        <w:widowControl/>
+        <w:shd w:val="clear" w:color="auto" w:fill="1F1F1F"/>
+        <w:wordWrap/>
+        <w:autoSpaceDE/>
+        <w:autoSpaceDN/>
+        <w:spacing w:after="0" w:line="285" w:lineRule="atLeast"/>
+        <w:jc w:val="left"/>
+        <w:rPr>
+          <w:rFonts w:ascii="Consolas" w:eastAsia="굴림" w:hAnsi="Consolas" w:cs="굴림"/>
+          <w:color w:val="CCCCCC"/>
+          <w:kern w:val="0"/>
+          <w:sz w:val="21"/>
+          <w:szCs w:val="21"/>
+        </w:rPr>
+      </w:pPr>
+      <w:r>
+        <w:rPr>
+          <w:rFonts w:ascii="Consolas" w:eastAsia="굴림" w:hAnsi="Consolas" w:cs="굴림"/>
+          <w:color w:val="CCCCCC"/>
+          <w:kern w:val="0"/>
+          <w:sz w:val="21"/>
+          <w:szCs w:val="21"/>
+        </w:rPr>
+        <w:t xml:space="preserve">            </w:t>
+      </w:r>
+      <w:r>
+        <w:rPr>
+          <w:rFonts w:ascii="Consolas" w:eastAsia="굴림" w:hAnsi="Consolas" w:cs="굴림"/>
+          <w:color w:val="DCDCAA"/>
+          <w:kern w:val="0"/>
+          <w:sz w:val="21"/>
+          <w:szCs w:val="21"/>
+        </w:rPr>
+        <w:t>XMMatrixLookAtLH</w:t>
+      </w:r>
+      <w:r>
+        <w:rPr>
+          <w:rFonts w:ascii="Consolas" w:eastAsia="굴림" w:hAnsi="Consolas" w:cs="굴림"/>
+          <w:color w:val="CCCCCC"/>
+          <w:kern w:val="0"/>
+          <w:sz w:val="21"/>
+          <w:szCs w:val="21"/>
+        </w:rPr>
+        <w:t>(</w:t>
+      </w:r>
+    </w:p>
+    <w:p>
+      <w:pPr>
+        <w:widowControl/>
+        <w:shd w:val="clear" w:color="auto" w:fill="1F1F1F"/>
+        <w:wordWrap/>
+        <w:autoSpaceDE/>
+        <w:autoSpaceDN/>
+        <w:spacing w:after="0" w:line="285" w:lineRule="atLeast"/>
+        <w:jc w:val="left"/>
+        <w:rPr>
+          <w:rFonts w:ascii="Consolas" w:eastAsia="굴림" w:hAnsi="Consolas" w:cs="굴림"/>
+          <w:color w:val="CCCCCC"/>
+          <w:kern w:val="0"/>
+          <w:sz w:val="21"/>
+          <w:szCs w:val="21"/>
+        </w:rPr>
+      </w:pPr>
+      <w:r>
+        <w:rPr>
+          <w:rFonts w:ascii="Consolas" w:eastAsia="굴림" w:hAnsi="Consolas" w:cs="굴림"/>
+          <w:color w:val="CCCCCC"/>
+          <w:kern w:val="0"/>
+          <w:sz w:val="21"/>
+          <w:szCs w:val="21"/>
+        </w:rPr>
+        <w:t>                lightPosV4,</w:t>
+      </w:r>
+    </w:p>
+    <w:p>
+      <w:pPr>
+        <w:widowControl/>
+        <w:shd w:val="clear" w:color="auto" w:fill="1F1F1F"/>
+        <w:wordWrap/>
+        <w:autoSpaceDE/>
+        <w:autoSpaceDN/>
+        <w:spacing w:after="0" w:line="285" w:lineRule="atLeast"/>
+        <w:jc w:val="left"/>
+        <w:rPr>
+          <w:rFonts w:ascii="Consolas" w:eastAsia="굴림" w:hAnsi="Consolas" w:cs="굴림"/>
+          <w:color w:val="CCCCCC"/>
+          <w:kern w:val="0"/>
+          <w:sz w:val="21"/>
+          <w:szCs w:val="21"/>
+        </w:rPr>
+      </w:pPr>
+      <w:r>
+        <w:rPr>
+          <w:rFonts w:ascii="Consolas" w:eastAsia="굴림" w:hAnsi="Consolas" w:cs="굴림"/>
+          <w:color w:val="CCCCCC"/>
+          <w:kern w:val="0"/>
+          <w:sz w:val="21"/>
+          <w:szCs w:val="21"/>
+        </w:rPr>
+        <w:t xml:space="preserve">                lightPosV4 </w:t>
+      </w:r>
+      <w:r>
+        <w:rPr>
+          <w:rFonts w:ascii="Consolas" w:eastAsia="굴림" w:hAnsi="Consolas" w:cs="굴림"/>
+          <w:color w:val="D4D4D4"/>
+          <w:kern w:val="0"/>
+          <w:sz w:val="21"/>
+          <w:szCs w:val="21"/>
+        </w:rPr>
+        <w:t>+</w:t>
+      </w:r>
+      <w:r>
+        <w:rPr>
+          <w:rFonts w:ascii="Consolas" w:eastAsia="굴림" w:hAnsi="Consolas" w:cs="굴림"/>
+          <w:color w:val="CCCCCC"/>
+          <w:kern w:val="0"/>
+          <w:sz w:val="21"/>
+          <w:szCs w:val="21"/>
+        </w:rPr>
+        <w:t xml:space="preserve"> </w:t>
+      </w:r>
+      <w:r>
+        <w:rPr>
+          <w:rFonts w:ascii="Consolas" w:eastAsia="굴림" w:hAnsi="Consolas" w:cs="굴림"/>
+          <w:color w:val="9CDCFE"/>
+          <w:kern w:val="0"/>
+          <w:sz w:val="21"/>
+          <w:szCs w:val="21"/>
+        </w:rPr>
+        <w:t>lightInfo_</w:t>
+      </w:r>
+      <w:r>
+        <w:rPr>
+          <w:rFonts w:ascii="Consolas" w:eastAsia="굴림" w:hAnsi="Consolas" w:cs="굴림"/>
+          <w:color w:val="CCCCCC"/>
+          <w:kern w:val="0"/>
+          <w:sz w:val="21"/>
+          <w:szCs w:val="21"/>
+        </w:rPr>
+        <w:t>.</w:t>
+      </w:r>
+      <w:r>
+        <w:rPr>
+          <w:rFonts w:ascii="Consolas" w:eastAsia="굴림" w:hAnsi="Consolas" w:cs="굴림"/>
+          <w:color w:val="9CDCFE"/>
+          <w:kern w:val="0"/>
+          <w:sz w:val="21"/>
+          <w:szCs w:val="21"/>
+        </w:rPr>
+        <w:t>direction</w:t>
+      </w:r>
+      <w:r>
+        <w:rPr>
+          <w:rFonts w:ascii="Consolas" w:eastAsia="굴림" w:hAnsi="Consolas" w:cs="굴림"/>
+          <w:color w:val="CCCCCC"/>
+          <w:kern w:val="0"/>
+          <w:sz w:val="21"/>
+          <w:szCs w:val="21"/>
+        </w:rPr>
+        <w:t>,</w:t>
+      </w:r>
+    </w:p>
+    <w:p>
+      <w:pPr>
+        <w:widowControl/>
+        <w:shd w:val="clear" w:color="auto" w:fill="1F1F1F"/>
+        <w:wordWrap/>
+        <w:autoSpaceDE/>
+        <w:autoSpaceDN/>
+        <w:spacing w:after="0" w:line="285" w:lineRule="atLeast"/>
+        <w:jc w:val="left"/>
+        <w:rPr>
+          <w:rFonts w:ascii="Consolas" w:eastAsia="굴림" w:hAnsi="Consolas" w:cs="굴림"/>
+          <w:color w:val="CCCCCC"/>
+          <w:kern w:val="0"/>
+          <w:sz w:val="21"/>
+          <w:szCs w:val="21"/>
+        </w:rPr>
+      </w:pPr>
+      <w:r>
+        <w:rPr>
+          <w:rFonts w:ascii="Consolas" w:eastAsia="굴림" w:hAnsi="Consolas" w:cs="굴림"/>
+          <w:color w:val="CCCCCC"/>
+          <w:kern w:val="0"/>
+          <w:sz w:val="21"/>
+          <w:szCs w:val="21"/>
+        </w:rPr>
+        <w:t xml:space="preserve">                </w:t>
+      </w:r>
+      <w:r>
+        <w:rPr>
+          <w:rFonts w:ascii="Consolas" w:eastAsia="굴림" w:hAnsi="Consolas" w:cs="굴림"/>
+          <w:color w:val="DCDCAA"/>
+          <w:kern w:val="0"/>
+          <w:sz w:val="21"/>
+          <w:szCs w:val="21"/>
+        </w:rPr>
+        <w:t>Vec3</w:t>
+      </w:r>
+      <w:r>
+        <w:rPr>
+          <w:rFonts w:ascii="Consolas" w:eastAsia="굴림" w:hAnsi="Consolas" w:cs="굴림"/>
+          <w:color w:val="CCCCCC"/>
+          <w:kern w:val="0"/>
+          <w:sz w:val="21"/>
+          <w:szCs w:val="21"/>
+        </w:rPr>
+        <w:t>(</w:t>
+      </w:r>
+      <w:r>
+        <w:rPr>
+          <w:rFonts w:ascii="Consolas" w:eastAsia="굴림" w:hAnsi="Consolas" w:cs="굴림"/>
+          <w:color w:val="B5CEA8"/>
+          <w:kern w:val="0"/>
+          <w:sz w:val="21"/>
+          <w:szCs w:val="21"/>
+        </w:rPr>
+        <w:t>0.0f</w:t>
+      </w:r>
+      <w:r>
+        <w:rPr>
+          <w:rFonts w:ascii="Consolas" w:eastAsia="굴림" w:hAnsi="Consolas" w:cs="굴림"/>
+          <w:color w:val="CCCCCC"/>
+          <w:kern w:val="0"/>
+          <w:sz w:val="21"/>
+          <w:szCs w:val="21"/>
+        </w:rPr>
+        <w:t xml:space="preserve">, </w:t>
+      </w:r>
+      <w:r>
+        <w:rPr>
+          <w:rFonts w:ascii="Consolas" w:eastAsia="굴림" w:hAnsi="Consolas" w:cs="굴림"/>
+          <w:color w:val="B5CEA8"/>
+          <w:kern w:val="0"/>
+          <w:sz w:val="21"/>
+          <w:szCs w:val="21"/>
+        </w:rPr>
+        <w:t>1.0f</w:t>
+      </w:r>
+      <w:r>
+        <w:rPr>
+          <w:rFonts w:ascii="Consolas" w:eastAsia="굴림" w:hAnsi="Consolas" w:cs="굴림"/>
+          <w:color w:val="CCCCCC"/>
+          <w:kern w:val="0"/>
+          <w:sz w:val="21"/>
+          <w:szCs w:val="21"/>
+        </w:rPr>
+        <w:t xml:space="preserve">, </w:t>
+      </w:r>
+      <w:r>
+        <w:rPr>
+          <w:rFonts w:ascii="Consolas" w:eastAsia="굴림" w:hAnsi="Consolas" w:cs="굴림"/>
+          <w:color w:val="B5CEA8"/>
+          <w:kern w:val="0"/>
+          <w:sz w:val="21"/>
+          <w:szCs w:val="21"/>
+        </w:rPr>
+        <w:t>0.0f</w:t>
+      </w:r>
+      <w:r>
+        <w:rPr>
+          <w:rFonts w:ascii="Consolas" w:eastAsia="굴림" w:hAnsi="Consolas" w:cs="굴림"/>
+          <w:color w:val="CCCCCC"/>
+          <w:kern w:val="0"/>
+          <w:sz w:val="21"/>
+          <w:szCs w:val="21"/>
+        </w:rPr>
+        <w:t>)</w:t>
+      </w:r>
+    </w:p>
+    <w:p>
+      <w:pPr>
+        <w:widowControl/>
+        <w:shd w:val="clear" w:color="auto" w:fill="1F1F1F"/>
+        <w:wordWrap/>
+        <w:autoSpaceDE/>
+        <w:autoSpaceDN/>
+        <w:spacing w:after="0" w:line="285" w:lineRule="atLeast"/>
+        <w:jc w:val="left"/>
+        <w:rPr>
+          <w:rFonts w:ascii="Consolas" w:eastAsia="굴림" w:hAnsi="Consolas" w:cs="굴림"/>
+          <w:color w:val="CCCCCC"/>
+          <w:kern w:val="0"/>
+          <w:sz w:val="21"/>
+          <w:szCs w:val="21"/>
+        </w:rPr>
+      </w:pPr>
+      <w:r>
+        <w:rPr>
+          <w:rFonts w:ascii="Consolas" w:eastAsia="굴림" w:hAnsi="Consolas" w:cs="굴림"/>
+          <w:color w:val="CCCCCC"/>
+          <w:kern w:val="0"/>
+          <w:sz w:val="21"/>
+          <w:szCs w:val="21"/>
+        </w:rPr>
+        <w:t>            ));</w:t>
+      </w:r>
+    </w:p>
+    <w:p>
+      <w:pPr>
+        <w:widowControl/>
+        <w:shd w:val="clear" w:color="auto" w:fill="1F1F1F"/>
+        <w:wordWrap/>
+        <w:autoSpaceDE/>
+        <w:autoSpaceDN/>
+        <w:spacing w:after="0" w:line="285" w:lineRule="atLeast"/>
+        <w:jc w:val="left"/>
+        <w:rPr>
+          <w:rFonts w:ascii="Consolas" w:eastAsia="굴림" w:hAnsi="Consolas" w:cs="굴림"/>
+          <w:color w:val="CCCCCC"/>
+          <w:kern w:val="0"/>
+          <w:sz w:val="21"/>
+          <w:szCs w:val="21"/>
+        </w:rPr>
+      </w:pPr>
+    </w:p>
+    <w:p>
+      <w:pPr>
+        <w:widowControl/>
+        <w:shd w:val="clear" w:color="auto" w:fill="1F1F1F"/>
+        <w:wordWrap/>
+        <w:autoSpaceDE/>
+        <w:autoSpaceDN/>
+        <w:spacing w:after="0" w:line="285" w:lineRule="atLeast"/>
+        <w:jc w:val="left"/>
+        <w:rPr>
+          <w:rFonts w:ascii="Consolas" w:eastAsia="굴림" w:hAnsi="Consolas" w:cs="굴림"/>
+          <w:color w:val="CCCCCC"/>
+          <w:kern w:val="0"/>
+          <w:sz w:val="21"/>
+          <w:szCs w:val="21"/>
+        </w:rPr>
+      </w:pPr>
+      <w:r>
+        <w:rPr>
+          <w:rFonts w:ascii="Consolas" w:eastAsia="굴림" w:hAnsi="Consolas" w:cs="굴림"/>
+          <w:color w:val="6A9955"/>
+          <w:kern w:val="0"/>
+          <w:sz w:val="21"/>
+          <w:szCs w:val="21"/>
+        </w:rPr>
+        <w:t xml:space="preserve">        // Light projection </w:t>
+      </w:r>
+      <w:r>
+        <w:rPr>
+          <w:rFonts w:ascii="Consolas" w:eastAsia="굴림" w:hAnsi="Consolas" w:cs="굴림"/>
+          <w:color w:val="6A9955"/>
+          <w:kern w:val="0"/>
+          <w:sz w:val="21"/>
+          <w:szCs w:val="21"/>
+        </w:rPr>
+        <w:t>행렬</w:t>
+      </w:r>
+      <w:r>
+        <w:rPr>
+          <w:rFonts w:ascii="Consolas" w:eastAsia="굴림" w:hAnsi="Consolas" w:cs="굴림"/>
+          <w:color w:val="6A9955"/>
+          <w:kern w:val="0"/>
+          <w:sz w:val="21"/>
+          <w:szCs w:val="21"/>
+        </w:rPr>
+        <w:t xml:space="preserve"> </w:t>
+      </w:r>
+      <w:r>
+        <w:rPr>
+          <w:rFonts w:ascii="Consolas" w:eastAsia="굴림" w:hAnsi="Consolas" w:cs="굴림"/>
+          <w:color w:val="6A9955"/>
+          <w:kern w:val="0"/>
+          <w:sz w:val="21"/>
+          <w:szCs w:val="21"/>
+        </w:rPr>
+        <w:t>계산</w:t>
+      </w:r>
+    </w:p>
+    <w:p>
+      <w:pPr>
+        <w:widowControl/>
+        <w:shd w:val="clear" w:color="auto" w:fill="1F1F1F"/>
+        <w:wordWrap/>
+        <w:autoSpaceDE/>
+        <w:autoSpaceDN/>
+        <w:spacing w:after="0" w:line="285" w:lineRule="atLeast"/>
+        <w:jc w:val="left"/>
+        <w:rPr>
+          <w:rFonts w:ascii="Consolas" w:eastAsia="굴림" w:hAnsi="Consolas" w:cs="굴림"/>
+          <w:color w:val="CCCCCC"/>
+          <w:kern w:val="0"/>
+          <w:sz w:val="21"/>
+          <w:szCs w:val="21"/>
+        </w:rPr>
+      </w:pPr>
+      <w:r>
+        <w:rPr>
+          <w:rFonts w:ascii="Consolas" w:eastAsia="굴림" w:hAnsi="Consolas" w:cs="굴림"/>
+          <w:color w:val="CCCCCC"/>
+          <w:kern w:val="0"/>
+          <w:sz w:val="21"/>
+          <w:szCs w:val="21"/>
+        </w:rPr>
+        <w:t xml:space="preserve">        </w:t>
+      </w:r>
+      <w:r>
+        <w:rPr>
+          <w:rFonts w:ascii="Consolas" w:eastAsia="굴림" w:hAnsi="Consolas" w:cs="굴림"/>
+          <w:color w:val="9CDCFE"/>
+          <w:kern w:val="0"/>
+          <w:sz w:val="21"/>
+          <w:szCs w:val="21"/>
+        </w:rPr>
+        <w:t>lightInfo_</w:t>
+      </w:r>
+      <w:r>
+        <w:rPr>
+          <w:rFonts w:ascii="Consolas" w:eastAsia="굴림" w:hAnsi="Consolas" w:cs="굴림"/>
+          <w:color w:val="CCCCCC"/>
+          <w:kern w:val="0"/>
+          <w:sz w:val="21"/>
+          <w:szCs w:val="21"/>
+        </w:rPr>
+        <w:t>.</w:t>
+      </w:r>
+      <w:r>
+        <w:rPr>
+          <w:rFonts w:ascii="Consolas" w:eastAsia="굴림" w:hAnsi="Consolas" w:cs="굴림"/>
+          <w:color w:val="9CDCFE"/>
+          <w:kern w:val="0"/>
+          <w:sz w:val="21"/>
+          <w:szCs w:val="21"/>
+        </w:rPr>
+        <w:t>lightProj</w:t>
+      </w:r>
+      <w:r>
+        <w:rPr>
+          <w:rFonts w:ascii="Consolas" w:eastAsia="굴림" w:hAnsi="Consolas" w:cs="굴림"/>
+          <w:color w:val="CCCCCC"/>
+          <w:kern w:val="0"/>
+          <w:sz w:val="21"/>
+          <w:szCs w:val="21"/>
+        </w:rPr>
+        <w:t xml:space="preserve">[i] </w:t>
+      </w:r>
+      <w:r>
+        <w:rPr>
+          <w:rFonts w:ascii="Consolas" w:eastAsia="굴림" w:hAnsi="Consolas" w:cs="굴림"/>
+          <w:color w:val="D4D4D4"/>
+          <w:kern w:val="0"/>
+          <w:sz w:val="21"/>
+          <w:szCs w:val="21"/>
+        </w:rPr>
+        <w:t>=</w:t>
+      </w:r>
+      <w:r>
+        <w:rPr>
+          <w:rFonts w:ascii="Consolas" w:eastAsia="굴림" w:hAnsi="Consolas" w:cs="굴림"/>
+          <w:color w:val="CCCCCC"/>
+          <w:kern w:val="0"/>
+          <w:sz w:val="21"/>
+          <w:szCs w:val="21"/>
+        </w:rPr>
+        <w:t xml:space="preserve"> </w:t>
+      </w:r>
+      <w:r>
+        <w:rPr>
+          <w:rFonts w:ascii="Consolas" w:eastAsia="굴림" w:hAnsi="Consolas" w:cs="굴림"/>
+          <w:color w:val="DCDCAA"/>
+          <w:kern w:val="0"/>
+          <w:sz w:val="21"/>
+          <w:szCs w:val="21"/>
+        </w:rPr>
+        <w:t>XMMatrixTranspose</w:t>
+      </w:r>
+      <w:r>
+        <w:rPr>
+          <w:rFonts w:ascii="Consolas" w:eastAsia="굴림" w:hAnsi="Consolas" w:cs="굴림"/>
+          <w:color w:val="CCCCCC"/>
+          <w:kern w:val="0"/>
+          <w:sz w:val="21"/>
+          <w:szCs w:val="21"/>
+        </w:rPr>
+        <w:t>(</w:t>
+      </w:r>
+    </w:p>
+    <w:p>
+      <w:pPr>
+        <w:widowControl/>
+        <w:shd w:val="clear" w:color="auto" w:fill="1F1F1F"/>
+        <w:wordWrap/>
+        <w:autoSpaceDE/>
+        <w:autoSpaceDN/>
+        <w:spacing w:after="0" w:line="285" w:lineRule="atLeast"/>
+        <w:jc w:val="left"/>
+        <w:rPr>
+          <w:rFonts w:ascii="Consolas" w:eastAsia="굴림" w:hAnsi="Consolas" w:cs="굴림"/>
+          <w:color w:val="CCCCCC"/>
+          <w:kern w:val="0"/>
+          <w:sz w:val="21"/>
+          <w:szCs w:val="21"/>
+        </w:rPr>
+      </w:pPr>
+      <w:r>
+        <w:rPr>
+          <w:rFonts w:ascii="Consolas" w:eastAsia="굴림" w:hAnsi="Consolas" w:cs="굴림"/>
+          <w:color w:val="CCCCCC"/>
+          <w:kern w:val="0"/>
+          <w:sz w:val="21"/>
+          <w:szCs w:val="21"/>
+        </w:rPr>
+        <w:t xml:space="preserve">            </w:t>
+      </w:r>
+      <w:r>
+        <w:rPr>
+          <w:rFonts w:ascii="Consolas" w:eastAsia="굴림" w:hAnsi="Consolas" w:cs="굴림"/>
+          <w:color w:val="DCDCAA"/>
+          <w:kern w:val="0"/>
+          <w:sz w:val="21"/>
+          <w:szCs w:val="21"/>
+        </w:rPr>
+        <w:t>XMMatrixOrthographicOffCenterLH</w:t>
+      </w:r>
+      <w:r>
+        <w:rPr>
+          <w:rFonts w:ascii="Consolas" w:eastAsia="굴림" w:hAnsi="Consolas" w:cs="굴림"/>
+          <w:color w:val="CCCCCC"/>
+          <w:kern w:val="0"/>
+          <w:sz w:val="21"/>
+          <w:szCs w:val="21"/>
+        </w:rPr>
+        <w:t>(</w:t>
+      </w:r>
+    </w:p>
+    <w:p>
+      <w:pPr>
+        <w:widowControl/>
+        <w:shd w:val="clear" w:color="auto" w:fill="1F1F1F"/>
+        <w:wordWrap/>
+        <w:autoSpaceDE/>
+        <w:autoSpaceDN/>
+        <w:spacing w:after="0" w:line="285" w:lineRule="atLeast"/>
+        <w:jc w:val="left"/>
+        <w:rPr>
+          <w:rFonts w:ascii="Consolas" w:eastAsia="굴림" w:hAnsi="Consolas" w:cs="굴림"/>
+          <w:color w:val="CCCCCC"/>
+          <w:kern w:val="0"/>
+          <w:sz w:val="21"/>
+          <w:szCs w:val="21"/>
+        </w:rPr>
+      </w:pPr>
+      <w:r>
+        <w:rPr>
+          <w:rFonts w:ascii="Consolas" w:eastAsia="굴림" w:hAnsi="Consolas" w:cs="굴림"/>
+          <w:color w:val="CCCCCC"/>
+          <w:kern w:val="0"/>
+          <w:sz w:val="21"/>
+          <w:szCs w:val="21"/>
+        </w:rPr>
+        <w:t>                mixX, maxX,</w:t>
+      </w:r>
+    </w:p>
+    <w:p>
+      <w:pPr>
+        <w:widowControl/>
+        <w:shd w:val="clear" w:color="auto" w:fill="1F1F1F"/>
+        <w:wordWrap/>
+        <w:autoSpaceDE/>
+        <w:autoSpaceDN/>
+        <w:spacing w:after="0" w:line="285" w:lineRule="atLeast"/>
+        <w:jc w:val="left"/>
+        <w:rPr>
+          <w:rFonts w:ascii="Consolas" w:eastAsia="굴림" w:hAnsi="Consolas" w:cs="굴림"/>
+          <w:color w:val="CCCCCC"/>
+          <w:kern w:val="0"/>
+          <w:sz w:val="21"/>
+          <w:szCs w:val="21"/>
+        </w:rPr>
+      </w:pPr>
+      <w:r>
+        <w:rPr>
+          <w:rFonts w:ascii="Consolas" w:eastAsia="굴림" w:hAnsi="Consolas" w:cs="굴림"/>
+          <w:color w:val="CCCCCC"/>
+          <w:kern w:val="0"/>
+          <w:sz w:val="21"/>
+          <w:szCs w:val="21"/>
+        </w:rPr>
+        <w:t>                minY, maxY,</w:t>
+      </w:r>
+    </w:p>
+    <w:p>
+      <w:pPr>
+        <w:widowControl/>
+        <w:shd w:val="clear" w:color="auto" w:fill="1F1F1F"/>
+        <w:wordWrap/>
+        <w:autoSpaceDE/>
+        <w:autoSpaceDN/>
+        <w:spacing w:after="0" w:line="285" w:lineRule="atLeast"/>
+        <w:jc w:val="left"/>
+        <w:rPr>
+          <w:rFonts w:ascii="Consolas" w:eastAsia="굴림" w:hAnsi="Consolas" w:cs="굴림"/>
+          <w:color w:val="CCCCCC"/>
+          <w:kern w:val="0"/>
+          <w:sz w:val="21"/>
+          <w:szCs w:val="21"/>
+        </w:rPr>
+      </w:pPr>
+      <w:r>
+        <w:rPr>
+          <w:rFonts w:ascii="Consolas" w:eastAsia="굴림" w:hAnsi="Consolas" w:cs="굴림"/>
+          <w:color w:val="CCCCCC"/>
+          <w:kern w:val="0"/>
+          <w:sz w:val="21"/>
+          <w:szCs w:val="21"/>
+        </w:rPr>
+        <w:t>                minZ, maxZ</w:t>
+      </w:r>
+    </w:p>
+    <w:p>
+      <w:pPr>
+        <w:widowControl/>
+        <w:shd w:val="clear" w:color="auto" w:fill="1F1F1F"/>
+        <w:wordWrap/>
+        <w:autoSpaceDE/>
+        <w:autoSpaceDN/>
+        <w:spacing w:after="0" w:line="285" w:lineRule="atLeast"/>
+        <w:jc w:val="left"/>
+        <w:rPr>
+          <w:rFonts w:ascii="Consolas" w:eastAsia="굴림" w:hAnsi="Consolas" w:cs="굴림"/>
+          <w:color w:val="CCCCCC"/>
+          <w:kern w:val="0"/>
+          <w:sz w:val="21"/>
+          <w:szCs w:val="21"/>
+        </w:rPr>
+      </w:pPr>
+      <w:r>
+        <w:rPr>
+          <w:rFonts w:ascii="Consolas" w:eastAsia="굴림" w:hAnsi="Consolas" w:cs="굴림"/>
+          <w:color w:val="CCCCCC"/>
+          <w:kern w:val="0"/>
+          <w:sz w:val="21"/>
+          <w:szCs w:val="21"/>
+        </w:rPr>
+        <w:t>            )</w:t>
+      </w:r>
+    </w:p>
+    <w:p>
+      <w:pPr>
+        <w:widowControl/>
+        <w:shd w:val="clear" w:color="auto" w:fill="1F1F1F"/>
+        <w:wordWrap/>
+        <w:autoSpaceDE/>
+        <w:autoSpaceDN/>
+        <w:spacing w:after="0" w:line="285" w:lineRule="atLeast"/>
+        <w:jc w:val="left"/>
+        <w:rPr>
+          <w:rFonts w:ascii="Consolas" w:eastAsia="굴림" w:hAnsi="Consolas" w:cs="굴림"/>
+          <w:color w:val="CCCCCC"/>
+          <w:kern w:val="0"/>
+          <w:sz w:val="21"/>
+          <w:szCs w:val="21"/>
+        </w:rPr>
+      </w:pPr>
+      <w:r>
+        <w:rPr>
+          <w:rFonts w:ascii="Consolas" w:eastAsia="굴림" w:hAnsi="Consolas" w:cs="굴림"/>
+          <w:color w:val="CCCCCC"/>
+          <w:kern w:val="0"/>
+          <w:sz w:val="21"/>
+          <w:szCs w:val="21"/>
+        </w:rPr>
+        <w:t>        );</w:t>
+      </w:r>
+    </w:p>
+    <w:p/>
+    <w:p/>
+    <w:p/>
+    <w:p/>
+    <w:p/>
+    <w:p>
+      <w:r>
+        <w:rPr>
+          <w:rFonts w:hint="eastAsia"/>
+        </w:rPr>
+        <w:lastRenderedPageBreak/>
+        <w:t>결과적으로 다음과 같이 cascade에 따라서 그림자의 해상도를 다르게 보이도록 할 수 있었다.</w:t>
+      </w:r>
+    </w:p>
+    <w:p>
+      <w:pPr>
+        <w:rPr>
+          <w:rFonts w:hint="eastAsia"/>
+        </w:rPr>
+      </w:pPr>
+      <w:r>
+        <w:rPr>
+          <w:rFonts w:hint="eastAsia"/>
+          <w:noProof/>
+        </w:rPr>
+        <w:drawing>
+          <wp:inline distT="0" distB="0" distL="0" distR="0" wp14:anchorId="7AA4BF90" wp14:editId="3BC4E5FC">
+            <wp:extent cx="6645910" cy="3844925"/>
+            <wp:effectExtent l="0" t="0" r="2540" b="3175"/>
+            <wp:docPr id="480165618" name="그림 1" descr="스크린샷, 다채로움, 그래픽, 라인이(가) 표시된 사진&#10;&#10;AI가 생성한 콘텐츠는 부정확할 수 있습니다."/>
+            <wp:cNvGraphicFramePr>
+              <a:graphicFrameLocks xmlns:a="http://schemas.openxmlformats.org/drawingml/2006/main" noChangeAspect="1"/>
+            </wp:cNvGraphicFramePr>
+            <a:graphic xmlns:a="http://schemas.openxmlformats.org/drawingml/2006/main">
+              <a:graphicData uri="http://schemas.openxmlformats.org/drawingml/2006/picture">
+                <pic:pic xmlns:pic="http://schemas.openxmlformats.org/drawingml/2006/picture">
+                  <pic:nvPicPr>
+                    <pic:cNvPr id="480165618" name="그림 1" descr="스크린샷, 다채로움, 그래픽, 라인이(가) 표시된 사진&#10;&#10;AI가 생성한 콘텐츠는 부정확할 수 있습니다."/>
+                    <pic:cNvPicPr/>
+                  </pic:nvPicPr>
+                  <pic:blipFill>
+                    <a:blip r:embed="rId8" cstate="print">
+                      <a:extLst>
+                        <a:ext uri="{28A0092B-C50C-407E-A947-70E740481C1C}">
+                          <a14:useLocalDpi xmlns:a14="http://schemas.microsoft.com/office/drawing/2010/main" val="0"/>
+                        </a:ext>
+                      </a:extLst>
+                    </a:blip>
+                    <a:stretch>
+                      <a:fillRect/>
+                    </a:stretch>
+                  </pic:blipFill>
+                  <pic:spPr>
+                    <a:xfrm>
+                      <a:off x="0" y="0"/>
+                      <a:ext cx="6645910" cy="3844925"/>
+                    </a:xfrm>
+                    <a:prstGeom prst="rect">
+                      <a:avLst/>
+                    </a:prstGeom>
+                  </pic:spPr>
+                </pic:pic>
+              </a:graphicData>
+            </a:graphic>
+          </wp:inline>
+        </w:drawing>
       </w:r>
     </w:p>
     <w:p>
@@ -2304,16 +4144,8 @@
               <w:rPr>
                 <w:rFonts w:hint="eastAsia"/>
               </w:rPr>
-              <w:t xml:space="preserve">네트워킹과 렌더링으로 인한 </w:t>
-            </w:r>
-            <w:proofErr w:type="spellStart"/>
-            <w:r>
-              <w:rPr>
-                <w:rFonts w:hint="eastAsia"/>
-              </w:rPr>
-              <w:t>렉이</w:t>
-            </w:r>
-            <w:proofErr w:type="spellEnd"/>
+              <w:t>네트워킹과 렌더링으로 인한 렉이</w:t>
+            </w:r>
             <w:r>
               <w:br/>
             </w:r>
@@ -2592,7 +4424,6 @@
           <w:p>
             <w:pPr>
               <w:rPr>
-                <w:rFonts w:hint="eastAsia"/>
                 <w:b/>
                 <w:bCs/>
                 <w:szCs w:val="20"/>
@@ -2625,7 +4456,6 @@
                 <w:szCs w:val="20"/>
               </w:rPr>
             </w:pPr>
-            <w:proofErr w:type="spellStart"/>
             <w:r>
               <w:rPr>
                 <w:rFonts w:hint="eastAsia"/>
@@ -2633,9 +4463,8 @@
                 <w:bCs/>
                 <w:szCs w:val="20"/>
               </w:rPr>
-              <w:t>장명운</w:t>
-            </w:r>
-            <w:proofErr w:type="spellEnd"/>
+              <w:t xml:space="preserve">장명운: </w:t>
+            </w:r>
             <w:r>
               <w:rPr>
                 <w:rFonts w:hint="eastAsia"/>
@@ -2643,24 +4472,24 @@
                 <w:bCs/>
                 <w:szCs w:val="20"/>
               </w:rPr>
-              <w:t xml:space="preserve">: </w:t>
-            </w:r>
-            <w:r>
-              <w:rPr>
-                <w:rFonts w:hint="eastAsia"/>
+              <w:t>스킨 애니메이션 구현,</w:t>
+            </w:r>
+            <w:r>
+              <w:rPr>
                 <w:b/>
                 <w:bCs/>
                 <w:szCs w:val="20"/>
               </w:rPr>
-              <w:t>스킨 애니메이션 구현,</w:t>
-            </w:r>
-            <w:r>
-              <w:rPr>
+              <w:br/>
+            </w:r>
+            <w:r>
+              <w:rPr>
+                <w:rFonts w:hint="eastAsia"/>
                 <w:b/>
                 <w:bCs/>
                 <w:szCs w:val="20"/>
               </w:rPr>
-              <w:br/>
+              <w:t>알파 블렌딩(Weighted-Blended Alpha Blending)</w:t>
             </w:r>
             <w:r>
               <w:rPr>
@@ -2669,19 +4498,16 @@
                 <w:bCs/>
                 <w:szCs w:val="20"/>
               </w:rPr>
-              <w:t xml:space="preserve">알파 </w:t>
-            </w:r>
-            <w:proofErr w:type="spellStart"/>
-            <w:r>
-              <w:rPr>
-                <w:rFonts w:hint="eastAsia"/>
+              <w:t>,</w:t>
+            </w:r>
+            <w:r>
+              <w:rPr>
                 <w:b/>
                 <w:bCs/>
                 <w:szCs w:val="20"/>
               </w:rPr>
-              <w:t>블렌딩</w:t>
-            </w:r>
-            <w:proofErr w:type="spellEnd"/>
+              <w:br/>
+            </w:r>
             <w:r>
               <w:rPr>
                 <w:rFonts w:hint="eastAsia"/>
@@ -2689,53 +4515,7 @@
                 <w:bCs/>
                 <w:szCs w:val="20"/>
               </w:rPr>
-              <w:t>(Weighted-Blended Alpha Blending)</w:t>
-            </w:r>
-            <w:r>
-              <w:rPr>
-                <w:rFonts w:hint="eastAsia"/>
-                <w:b/>
-                <w:bCs/>
-                <w:szCs w:val="20"/>
-              </w:rPr>
-              <w:t>,</w:t>
-            </w:r>
-            <w:r>
-              <w:rPr>
-                <w:b/>
-                <w:bCs/>
-                <w:szCs w:val="20"/>
-              </w:rPr>
-              <w:br/>
-            </w:r>
-            <w:r>
-              <w:rPr>
-                <w:rFonts w:hint="eastAsia"/>
-                <w:b/>
-                <w:bCs/>
-                <w:szCs w:val="20"/>
-              </w:rPr>
-              <w:t xml:space="preserve">캐릭터가 땅 위를 </w:t>
-            </w:r>
-            <w:proofErr w:type="spellStart"/>
-            <w:r>
-              <w:rPr>
-                <w:rFonts w:hint="eastAsia"/>
-                <w:b/>
-                <w:bCs/>
-                <w:szCs w:val="20"/>
-              </w:rPr>
-              <w:t>걸어다니도록</w:t>
-            </w:r>
-            <w:proofErr w:type="spellEnd"/>
-            <w:r>
-              <w:rPr>
-                <w:rFonts w:hint="eastAsia"/>
-                <w:b/>
-                <w:bCs/>
-                <w:szCs w:val="20"/>
-              </w:rPr>
-              <w:t xml:space="preserve"> 지형 충돌처리 구현</w:t>
+              <w:t>캐릭터가 땅 위를 걸어다니도록 지형 충돌처리 구현</w:t>
             </w:r>
           </w:p>
           <w:p>
@@ -2762,25 +4542,7 @@
                 <w:bCs/>
                 <w:szCs w:val="20"/>
               </w:rPr>
-              <w:t xml:space="preserve">cascaded shadow map </w:t>
-            </w:r>
-            <w:r>
-              <w:rPr>
-                <w:rFonts w:hint="eastAsia"/>
-                <w:b/>
-                <w:bCs/>
-                <w:szCs w:val="20"/>
-              </w:rPr>
-              <w:t>버그 수정</w:t>
-            </w:r>
-            <w:r>
-              <w:rPr>
-                <w:rFonts w:hint="eastAsia"/>
-                <w:b/>
-                <w:bCs/>
-                <w:szCs w:val="20"/>
-              </w:rPr>
-              <w:t>, Skybox 적용, 3D Sound</w:t>
+              <w:t>Skybox 적용, 3D Sound</w:t>
             </w:r>
           </w:p>
         </w:tc>
@@ -5403,6 +7165,95 @@
     </w:lvl>
   </w:abstractNum>
   <w:abstractNum w:abstractNumId="26" w15:restartNumberingAfterBreak="0">
+    <w:nsid w:val="64D74D02"/>
+    <w:multiLevelType w:val="hybridMultilevel"/>
+    <w:tmpl w:val="507030FC"/>
+    <w:lvl w:ilvl="0" w:tplc="ECBA4004">
+      <w:start w:val="1"/>
+      <w:numFmt w:val="decimal"/>
+      <w:lvlText w:val="%1."/>
+      <w:lvlJc w:val="left"/>
+      <w:pPr>
+        <w:ind w:left="800" w:hanging="360"/>
+      </w:pPr>
+      <w:rPr>
+        <w:rFonts w:hint="default"/>
+      </w:rPr>
+    </w:lvl>
+    <w:lvl w:ilvl="1" w:tplc="04090019" w:tentative="1">
+      <w:start w:val="1"/>
+      <w:numFmt w:val="upperLetter"/>
+      <w:lvlText w:val="%2."/>
+      <w:lvlJc w:val="left"/>
+      <w:pPr>
+        <w:ind w:left="1320" w:hanging="440"/>
+      </w:pPr>
+    </w:lvl>
+    <w:lvl w:ilvl="2" w:tplc="0409001B" w:tentative="1">
+      <w:start w:val="1"/>
+      <w:numFmt w:val="lowerRoman"/>
+      <w:lvlText w:val="%3."/>
+      <w:lvlJc w:val="right"/>
+      <w:pPr>
+        <w:ind w:left="1760" w:hanging="440"/>
+      </w:pPr>
+    </w:lvl>
+    <w:lvl w:ilvl="3" w:tplc="0409000F" w:tentative="1">
+      <w:start w:val="1"/>
+      <w:numFmt w:val="decimal"/>
+      <w:lvlText w:val="%4."/>
+      <w:lvlJc w:val="left"/>
+      <w:pPr>
+        <w:ind w:left="2200" w:hanging="440"/>
+      </w:pPr>
+    </w:lvl>
+    <w:lvl w:ilvl="4" w:tplc="04090019" w:tentative="1">
+      <w:start w:val="1"/>
+      <w:numFmt w:val="upperLetter"/>
+      <w:lvlText w:val="%5."/>
+      <w:lvlJc w:val="left"/>
+      <w:pPr>
+        <w:ind w:left="2640" w:hanging="440"/>
+      </w:pPr>
+    </w:lvl>
+    <w:lvl w:ilvl="5" w:tplc="0409001B" w:tentative="1">
+      <w:start w:val="1"/>
+      <w:numFmt w:val="lowerRoman"/>
+      <w:lvlText w:val="%6."/>
+      <w:lvlJc w:val="right"/>
+      <w:pPr>
+        <w:ind w:left="3080" w:hanging="440"/>
+      </w:pPr>
+    </w:lvl>
+    <w:lvl w:ilvl="6" w:tplc="0409000F" w:tentative="1">
+      <w:start w:val="1"/>
+      <w:numFmt w:val="decimal"/>
+      <w:lvlText w:val="%7."/>
+      <w:lvlJc w:val="left"/>
+      <w:pPr>
+        <w:ind w:left="3520" w:hanging="440"/>
+      </w:pPr>
+    </w:lvl>
+    <w:lvl w:ilvl="7" w:tplc="04090019" w:tentative="1">
+      <w:start w:val="1"/>
+      <w:numFmt w:val="upperLetter"/>
+      <w:lvlText w:val="%8."/>
+      <w:lvlJc w:val="left"/>
+      <w:pPr>
+        <w:ind w:left="3960" w:hanging="440"/>
+      </w:pPr>
+    </w:lvl>
+    <w:lvl w:ilvl="8" w:tplc="0409001B" w:tentative="1">
+      <w:start w:val="1"/>
+      <w:numFmt w:val="lowerRoman"/>
+      <w:lvlText w:val="%9."/>
+      <w:lvlJc w:val="right"/>
+      <w:pPr>
+        <w:ind w:left="4400" w:hanging="440"/>
+      </w:pPr>
+    </w:lvl>
+  </w:abstractNum>
+  <w:abstractNum w:abstractNumId="27" w15:restartNumberingAfterBreak="0">
     <w:nsid w:val="690E06B5"/>
     <w:multiLevelType w:val="multilevel"/>
     <w:tmpl w:val="04090023"/>
@@ -5488,7 +7339,7 @@
       </w:pPr>
     </w:lvl>
   </w:abstractNum>
-  <w:abstractNum w:abstractNumId="27" w15:restartNumberingAfterBreak="0">
+  <w:abstractNum w:abstractNumId="28" w15:restartNumberingAfterBreak="0">
     <w:nsid w:val="6A951E36"/>
     <w:multiLevelType w:val="hybridMultilevel"/>
     <w:tmpl w:val="426CAB40"/>
@@ -5600,7 +7451,7 @@
       </w:rPr>
     </w:lvl>
   </w:abstractNum>
-  <w:abstractNum w:abstractNumId="28" w15:restartNumberingAfterBreak="0">
+  <w:abstractNum w:abstractNumId="29" w15:restartNumberingAfterBreak="0">
     <w:nsid w:val="6AA87005"/>
     <w:multiLevelType w:val="multilevel"/>
     <w:tmpl w:val="04090023"/>
@@ -5686,7 +7537,7 @@
       </w:pPr>
     </w:lvl>
   </w:abstractNum>
-  <w:abstractNum w:abstractNumId="29" w15:restartNumberingAfterBreak="0">
+  <w:abstractNum w:abstractNumId="30" w15:restartNumberingAfterBreak="0">
     <w:nsid w:val="74F35523"/>
     <w:multiLevelType w:val="multilevel"/>
     <w:tmpl w:val="D7E046C8"/>
@@ -5803,7 +7654,7 @@
       </w:rPr>
     </w:lvl>
   </w:abstractNum>
-  <w:abstractNum w:abstractNumId="30" w15:restartNumberingAfterBreak="0">
+  <w:abstractNum w:abstractNumId="31" w15:restartNumberingAfterBreak="0">
     <w:nsid w:val="7B566684"/>
     <w:multiLevelType w:val="multilevel"/>
     <w:tmpl w:val="04090023"/>
@@ -5889,7 +7740,7 @@
       </w:pPr>
     </w:lvl>
   </w:abstractNum>
-  <w:abstractNum w:abstractNumId="31" w15:restartNumberingAfterBreak="0">
+  <w:abstractNum w:abstractNumId="32" w15:restartNumberingAfterBreak="0">
     <w:nsid w:val="7E23611E"/>
     <w:multiLevelType w:val="multilevel"/>
     <w:tmpl w:val="04090023"/>
@@ -5979,7 +7830,7 @@
     <w:abstractNumId w:val="3"/>
   </w:num>
   <w:num w:numId="2" w16cid:durableId="1141192505">
-    <w:abstractNumId w:val="29"/>
+    <w:abstractNumId w:val="30"/>
   </w:num>
   <w:num w:numId="3" w16cid:durableId="772634501">
     <w:abstractNumId w:val="8"/>
@@ -6006,7 +7857,7 @@
     <w:abstractNumId w:val="18"/>
   </w:num>
   <w:num w:numId="11" w16cid:durableId="200825046">
-    <w:abstractNumId w:val="27"/>
+    <w:abstractNumId w:val="28"/>
   </w:num>
   <w:num w:numId="12" w16cid:durableId="643317901">
     <w:abstractNumId w:val="7"/>
@@ -6033,13 +7884,13 @@
     <w:abstractNumId w:val="2"/>
   </w:num>
   <w:num w:numId="20" w16cid:durableId="1199468340">
-    <w:abstractNumId w:val="30"/>
+    <w:abstractNumId w:val="31"/>
   </w:num>
   <w:num w:numId="21" w16cid:durableId="752356191">
-    <w:abstractNumId w:val="26"/>
+    <w:abstractNumId w:val="27"/>
   </w:num>
   <w:num w:numId="22" w16cid:durableId="325089360">
-    <w:abstractNumId w:val="28"/>
+    <w:abstractNumId w:val="29"/>
   </w:num>
   <w:num w:numId="23" w16cid:durableId="1872498349">
     <w:abstractNumId w:val="17"/>
@@ -6063,13 +7914,16 @@
     <w:abstractNumId w:val="15"/>
   </w:num>
   <w:num w:numId="30" w16cid:durableId="371000679">
-    <w:abstractNumId w:val="31"/>
+    <w:abstractNumId w:val="32"/>
   </w:num>
   <w:num w:numId="31" w16cid:durableId="2053459023">
     <w:abstractNumId w:val="20"/>
   </w:num>
   <w:num w:numId="32" w16cid:durableId="1000430191">
     <w:abstractNumId w:val="9"/>
+  </w:num>
+  <w:num w:numId="33" w16cid:durableId="818503128">
+    <w:abstractNumId w:val="26"/>
   </w:num>
 </w:numbering>
 </file>
@@ -6484,7 +8338,6 @@
   <w:style w:type="character" w:default="1" w:styleId="a0">
     <w:name w:val="Default Paragraph Font"/>
     <w:uiPriority w:val="1"/>
-    <w:semiHidden/>
     <w:unhideWhenUsed/>
   </w:style>
   <w:style w:type="table" w:default="1" w:styleId="a1">

--- a/작업일지/졸업작품 작업일지 - 13주차.docx
+++ b/작업일지/졸업작품 작업일지 - 13주차.docx
@@ -257,6 +257,7 @@
                 <w:sz w:val="22"/>
               </w:rPr>
             </w:pPr>
+            <w:proofErr w:type="spellStart"/>
             <w:r>
               <w:rPr>
                 <w:rFonts w:hint="eastAsia"/>
@@ -265,6 +266,7 @@
               </w:rPr>
               <w:t>팀명</w:t>
             </w:r>
+            <w:proofErr w:type="spellEnd"/>
           </w:p>
         </w:tc>
         <w:tc>
@@ -301,6 +303,7 @@
                 <w:szCs w:val="18"/>
               </w:rPr>
             </w:pPr>
+            <w:proofErr w:type="gramStart"/>
             <w:r>
               <w:rPr>
                 <w:rFonts w:hint="eastAsia"/>
@@ -341,6 +344,7 @@
               </w:rPr>
               <w:t>utlander</w:t>
             </w:r>
+            <w:proofErr w:type="gramEnd"/>
             <w:r>
               <w:rPr>
                 <w:rFonts w:hint="eastAsia"/>
@@ -594,6 +598,7 @@
             <w:pPr>
               <w:jc w:val="left"/>
               <w:rPr>
+                <w:rFonts w:hint="eastAsia"/>
                 <w:b/>
                 <w:bCs/>
                 <w:szCs w:val="20"/>
@@ -625,16 +630,68 @@
                 <w:rFonts w:hint="eastAsia"/>
                 <w:b/>
               </w:rPr>
-              <w:t xml:space="preserve">유니티에서 우리가 사용할 애셋 애니메이션 테스트, </w:t>
+              <w:t xml:space="preserve">리소스관리 클래스 통합, 애니메이션 바이너리 </w:t>
+            </w:r>
+            <w:proofErr w:type="spellStart"/>
+            <w:r>
+              <w:rPr>
+                <w:rFonts w:hint="eastAsia"/>
+                <w:b/>
+              </w:rPr>
+              <w:t>임포트</w:t>
+            </w:r>
+            <w:proofErr w:type="spellEnd"/>
+            <w:r>
+              <w:rPr>
+                <w:rFonts w:hint="eastAsia"/>
+                <w:b/>
+              </w:rPr>
+              <w:t>/</w:t>
+            </w:r>
+            <w:proofErr w:type="spellStart"/>
+            <w:r>
+              <w:rPr>
+                <w:rFonts w:hint="eastAsia"/>
+                <w:b/>
+              </w:rPr>
+              <w:t>익스포트</w:t>
+            </w:r>
+            <w:proofErr w:type="spellEnd"/>
+            <w:r>
+              <w:rPr>
+                <w:rFonts w:hint="eastAsia"/>
+                <w:b/>
+              </w:rPr>
+              <w:t xml:space="preserve"> 및 키프레임</w:t>
             </w:r>
             <w:r>
               <w:rPr>
+                <w:b/>
+              </w:rPr>
+              <w:br/>
+            </w:r>
+            <w:r>
+              <w:rPr>
                 <w:rFonts w:hint="eastAsia"/>
                 <w:b/>
-                <w:bCs/>
-                <w:szCs w:val="20"/>
-              </w:rPr>
-              <w:t>패킷 재조립 함수 버그 수정, BVH 충돌 처리 구현, 뷰 프러스텀 컬링 구현, Skeletal Mesh도 Export &amp; Import 가능하도록 수정, 애니메이션 설계</w:t>
+              </w:rPr>
+              <w:t xml:space="preserve">최적화, </w:t>
+            </w:r>
+            <w:proofErr w:type="spellStart"/>
+            <w:r>
+              <w:rPr>
+                <w:rFonts w:hint="eastAsia"/>
+                <w:b/>
+              </w:rPr>
+              <w:t>코루틴을</w:t>
+            </w:r>
+            <w:proofErr w:type="spellEnd"/>
+            <w:r>
+              <w:rPr>
+                <w:rFonts w:hint="eastAsia"/>
+                <w:b/>
+              </w:rPr>
+              <w:t xml:space="preserve"> 활용한 IOCP 에코 서버와 채팅 서버 구현</w:t>
             </w:r>
           </w:p>
           <w:p>
@@ -656,10 +713,8 @@
           <w:p>
             <w:pPr>
               <w:jc w:val="left"/>
-              <w:rPr>
-                <w:rFonts w:hint="eastAsia"/>
-              </w:rPr>
             </w:pPr>
+            <w:proofErr w:type="gramStart"/>
             <w:r>
               <w:rPr>
                 <w:rFonts w:hint="eastAsia"/>
@@ -667,7 +722,17 @@
                 <w:bCs/>
                 <w:szCs w:val="20"/>
               </w:rPr>
-              <w:t xml:space="preserve">이종진 : </w:t>
+              <w:t>이종진 :</w:t>
+            </w:r>
+            <w:proofErr w:type="gramEnd"/>
+            <w:r>
+              <w:rPr>
+                <w:rFonts w:hint="eastAsia"/>
+                <w:b/>
+                <w:bCs/>
+                <w:szCs w:val="20"/>
+              </w:rPr>
+              <w:t xml:space="preserve"> </w:t>
             </w:r>
             <w:r>
               <w:rPr>
@@ -766,8 +831,1622 @@
         <w:rPr>
           <w:rFonts w:hint="eastAsia"/>
         </w:rPr>
-        <w:t>입력</w:t>
-      </w:r>
+        <w:t>리소스 관리 클래스 통합</w:t>
+      </w:r>
+    </w:p>
+    <w:p>
+      <w:pPr>
+        <w:pStyle w:val="a4"/>
+        <w:numPr>
+          <w:ilvl w:val="1"/>
+          <w:numId w:val="28"/>
+        </w:numPr>
+        <w:ind w:leftChars="0"/>
+        <w:rPr>
+          <w:szCs w:val="20"/>
+        </w:rPr>
+      </w:pPr>
+      <w:proofErr w:type="spellStart"/>
+      <w:r>
+        <w:rPr>
+          <w:rFonts w:hint="eastAsia"/>
+          <w:szCs w:val="20"/>
+        </w:rPr>
+        <w:t>SamplerStorage</w:t>
+      </w:r>
+      <w:proofErr w:type="spellEnd"/>
+      <w:r>
+        <w:rPr>
+          <w:rFonts w:hint="eastAsia"/>
+          <w:szCs w:val="20"/>
+        </w:rPr>
+        <w:t xml:space="preserve">, </w:t>
+      </w:r>
+      <w:proofErr w:type="spellStart"/>
+      <w:r>
+        <w:rPr>
+          <w:rFonts w:hint="eastAsia"/>
+          <w:szCs w:val="20"/>
+        </w:rPr>
+        <w:t>StaticTextureStorage</w:t>
+      </w:r>
+      <w:proofErr w:type="spellEnd"/>
+      <w:r>
+        <w:rPr>
+          <w:rFonts w:hint="eastAsia"/>
+          <w:szCs w:val="20"/>
+        </w:rPr>
+        <w:t xml:space="preserve">, </w:t>
+      </w:r>
+      <w:proofErr w:type="spellStart"/>
+      <w:r>
+        <w:rPr>
+          <w:rFonts w:hint="eastAsia"/>
+          <w:szCs w:val="20"/>
+        </w:rPr>
+        <w:t>RefModelStorage</w:t>
+      </w:r>
+      <w:proofErr w:type="spellEnd"/>
+      <w:r>
+        <w:rPr>
+          <w:rFonts w:hint="eastAsia"/>
+          <w:szCs w:val="20"/>
+        </w:rPr>
+        <w:t xml:space="preserve">, </w:t>
+      </w:r>
+      <w:proofErr w:type="spellStart"/>
+      <w:r>
+        <w:rPr>
+          <w:rFonts w:hint="eastAsia"/>
+          <w:szCs w:val="20"/>
+        </w:rPr>
+        <w:t>AnimClipStorage</w:t>
+      </w:r>
+      <w:proofErr w:type="spellEnd"/>
+      <w:r>
+        <w:rPr>
+          <w:rFonts w:hint="eastAsia"/>
+          <w:szCs w:val="20"/>
+        </w:rPr>
+        <w:t xml:space="preserve"> 등등</w:t>
+      </w:r>
+      <w:r>
+        <w:rPr>
+          <w:szCs w:val="20"/>
+        </w:rPr>
+        <w:br/>
+      </w:r>
+      <w:r>
+        <w:rPr>
+          <w:rFonts w:hint="eastAsia"/>
+          <w:szCs w:val="20"/>
+        </w:rPr>
+        <w:t>리소스 타입별로 저장소를 따로 구현해두고 사용함에 있어 불편함이 있었음.</w:t>
+      </w:r>
+    </w:p>
+    <w:p>
+      <w:pPr>
+        <w:pStyle w:val="a4"/>
+        <w:numPr>
+          <w:ilvl w:val="1"/>
+          <w:numId w:val="28"/>
+        </w:numPr>
+        <w:ind w:leftChars="0"/>
+        <w:rPr>
+          <w:szCs w:val="20"/>
+        </w:rPr>
+      </w:pPr>
+      <w:proofErr w:type="spellStart"/>
+      <w:r>
+        <w:rPr>
+          <w:rFonts w:hint="eastAsia"/>
+          <w:szCs w:val="20"/>
+        </w:rPr>
+        <w:t>ShadowMap</w:t>
+      </w:r>
+      <w:proofErr w:type="spellEnd"/>
+      <w:r>
+        <w:rPr>
+          <w:rFonts w:hint="eastAsia"/>
+          <w:szCs w:val="20"/>
+        </w:rPr>
+        <w:t xml:space="preserve"> 하나만 커스텀 리소스로 생성했을 때에는 따로 저장소가 없어도 괜찮았으나,</w:t>
+      </w:r>
+      <w:r>
+        <w:rPr>
+          <w:szCs w:val="20"/>
+        </w:rPr>
+        <w:br/>
+      </w:r>
+      <w:r>
+        <w:rPr>
+          <w:rFonts w:hint="eastAsia"/>
+          <w:szCs w:val="20"/>
+        </w:rPr>
+        <w:t>Cascaded Shadow Map이나 Deferred Shading을 고려하면 커스텀 텍스처들의 수가 늘어나</w:t>
+      </w:r>
+      <w:r>
+        <w:rPr>
+          <w:szCs w:val="20"/>
+        </w:rPr>
+        <w:br/>
+      </w:r>
+      <w:r>
+        <w:rPr>
+          <w:rFonts w:hint="eastAsia"/>
+          <w:szCs w:val="20"/>
+        </w:rPr>
+        <w:t>관리하기 번거로워질 것으로 예상함.</w:t>
+      </w:r>
+    </w:p>
+    <w:p>
+      <w:pPr>
+        <w:pStyle w:val="a4"/>
+        <w:numPr>
+          <w:ilvl w:val="2"/>
+          <w:numId w:val="28"/>
+        </w:numPr>
+        <w:ind w:leftChars="0"/>
+        <w:rPr>
+          <w:szCs w:val="20"/>
+        </w:rPr>
+      </w:pPr>
+      <w:r>
+        <w:rPr>
+          <w:rFonts w:hint="eastAsia"/>
+          <w:szCs w:val="20"/>
+        </w:rPr>
+        <w:t xml:space="preserve">커스텀 텍스처들은 클라이언트 </w:t>
+      </w:r>
+      <w:proofErr w:type="spellStart"/>
+      <w:r>
+        <w:rPr>
+          <w:rFonts w:hint="eastAsia"/>
+          <w:szCs w:val="20"/>
+        </w:rPr>
+        <w:t>렌더러에서</w:t>
+      </w:r>
+      <w:proofErr w:type="spellEnd"/>
+      <w:r>
+        <w:rPr>
+          <w:rFonts w:hint="eastAsia"/>
+          <w:szCs w:val="20"/>
+        </w:rPr>
+        <w:t xml:space="preserve"> </w:t>
+      </w:r>
+      <w:proofErr w:type="spellStart"/>
+      <w:r>
+        <w:rPr>
+          <w:rFonts w:hint="eastAsia"/>
+          <w:szCs w:val="20"/>
+        </w:rPr>
+        <w:t>ResourceStorage</w:t>
+      </w:r>
+      <w:proofErr w:type="spellEnd"/>
+      <w:r>
+        <w:rPr>
+          <w:rFonts w:hint="eastAsia"/>
+          <w:szCs w:val="20"/>
+        </w:rPr>
+        <w:t>를 만들어 저장</w:t>
+      </w:r>
+    </w:p>
+    <w:p>
+      <w:pPr>
+        <w:pStyle w:val="a4"/>
+        <w:numPr>
+          <w:ilvl w:val="2"/>
+          <w:numId w:val="28"/>
+        </w:numPr>
+        <w:ind w:leftChars="0"/>
+        <w:rPr>
+          <w:rFonts w:hint="eastAsia"/>
+          <w:szCs w:val="20"/>
+        </w:rPr>
+      </w:pPr>
+      <w:r>
+        <w:rPr>
+          <w:rFonts w:hint="eastAsia"/>
+          <w:szCs w:val="20"/>
+        </w:rPr>
+        <w:t xml:space="preserve">각 </w:t>
+      </w:r>
+      <w:proofErr w:type="spellStart"/>
+      <w:r>
+        <w:rPr>
+          <w:rFonts w:hint="eastAsia"/>
+          <w:szCs w:val="20"/>
+        </w:rPr>
+        <w:t>렌더</w:t>
+      </w:r>
+      <w:proofErr w:type="spellEnd"/>
+      <w:r>
+        <w:rPr>
+          <w:rFonts w:hint="eastAsia"/>
+          <w:szCs w:val="20"/>
+        </w:rPr>
+        <w:t xml:space="preserve"> 패스는 </w:t>
+      </w:r>
+      <w:proofErr w:type="spellStart"/>
+      <w:r>
+        <w:rPr>
+          <w:rFonts w:hint="eastAsia"/>
+          <w:szCs w:val="20"/>
+        </w:rPr>
+        <w:t>mapTexture</w:t>
+      </w:r>
+      <w:proofErr w:type="spellEnd"/>
+      <w:r>
+        <w:rPr>
+          <w:rFonts w:hint="eastAsia"/>
+          <w:szCs w:val="20"/>
+        </w:rPr>
+        <w:t xml:space="preserve">, </w:t>
+      </w:r>
+      <w:proofErr w:type="spellStart"/>
+      <w:r>
+        <w:rPr>
+          <w:rFonts w:hint="eastAsia"/>
+          <w:szCs w:val="20"/>
+        </w:rPr>
+        <w:t>getTexture</w:t>
+      </w:r>
+      <w:proofErr w:type="spellEnd"/>
+      <w:r>
+        <w:rPr>
+          <w:rFonts w:hint="eastAsia"/>
+          <w:szCs w:val="20"/>
+        </w:rPr>
+        <w:t xml:space="preserve">, </w:t>
+      </w:r>
+      <w:proofErr w:type="spellStart"/>
+      <w:r>
+        <w:rPr>
+          <w:rFonts w:hint="eastAsia"/>
+          <w:szCs w:val="20"/>
+        </w:rPr>
+        <w:t>initResources</w:t>
+      </w:r>
+      <w:proofErr w:type="spellEnd"/>
+      <w:r>
+        <w:rPr>
+          <w:rFonts w:hint="eastAsia"/>
+          <w:szCs w:val="20"/>
+        </w:rPr>
+        <w:t xml:space="preserve">와 </w:t>
+      </w:r>
+      <w:proofErr w:type="spellStart"/>
+      <w:r>
+        <w:rPr>
+          <w:rFonts w:hint="eastAsia"/>
+          <w:szCs w:val="20"/>
+        </w:rPr>
+        <w:t>requiredTextures</w:t>
+      </w:r>
+      <w:proofErr w:type="spellEnd"/>
+      <w:r>
+        <w:rPr>
+          <w:rFonts w:hint="eastAsia"/>
+          <w:szCs w:val="20"/>
+        </w:rPr>
+        <w:t>의</w:t>
+      </w:r>
+      <w:r>
+        <w:rPr>
+          <w:szCs w:val="20"/>
+        </w:rPr>
+        <w:br/>
+      </w:r>
+      <w:r>
+        <w:rPr>
+          <w:rFonts w:hint="eastAsia"/>
+          <w:szCs w:val="20"/>
+        </w:rPr>
+        <w:t>이름을 갖는 함수들을 제공하여</w:t>
+      </w:r>
+      <w:r>
+        <w:rPr>
+          <w:rFonts w:hint="eastAsia"/>
+          <w:szCs w:val="20"/>
+        </w:rPr>
+        <w:t xml:space="preserve"> </w:t>
+      </w:r>
+      <w:proofErr w:type="spellStart"/>
+      <w:r>
+        <w:rPr>
+          <w:rFonts w:hint="eastAsia"/>
+          <w:szCs w:val="20"/>
+        </w:rPr>
+        <w:t>셰이더가</w:t>
+      </w:r>
+      <w:proofErr w:type="spellEnd"/>
+      <w:r>
+        <w:rPr>
+          <w:rFonts w:hint="eastAsia"/>
+          <w:szCs w:val="20"/>
+        </w:rPr>
+        <w:t xml:space="preserve"> 사용되기 전에 어떤 텍스처들이 연결되어야 </w:t>
+      </w:r>
+      <w:proofErr w:type="spellStart"/>
+      <w:r>
+        <w:rPr>
+          <w:rFonts w:hint="eastAsia"/>
+          <w:szCs w:val="20"/>
+        </w:rPr>
+        <w:t>하는지와</w:t>
+      </w:r>
+      <w:proofErr w:type="spellEnd"/>
+      <w:r>
+        <w:rPr>
+          <w:szCs w:val="20"/>
+        </w:rPr>
+        <w:br/>
+      </w:r>
+      <w:r>
+        <w:rPr>
+          <w:rFonts w:hint="eastAsia"/>
+          <w:szCs w:val="20"/>
+        </w:rPr>
+        <w:t xml:space="preserve">텍스처들의 연결, 그리고 </w:t>
+      </w:r>
+      <w:r>
+        <w:rPr>
+          <w:rFonts w:hint="eastAsia"/>
+          <w:szCs w:val="20"/>
+        </w:rPr>
+        <w:t>그 텍스처들을 사용한</w:t>
+      </w:r>
+      <w:r>
+        <w:rPr>
+          <w:rFonts w:hint="eastAsia"/>
+          <w:szCs w:val="20"/>
+        </w:rPr>
+        <w:t xml:space="preserve"> </w:t>
+      </w:r>
+      <w:r>
+        <w:rPr>
+          <w:rFonts w:hint="eastAsia"/>
+          <w:szCs w:val="20"/>
+        </w:rPr>
+        <w:t>재질 초기화를 구현하도록 함.</w:t>
+      </w:r>
+    </w:p>
+    <w:p>
+      <w:pPr>
+        <w:pStyle w:val="a4"/>
+        <w:numPr>
+          <w:ilvl w:val="1"/>
+          <w:numId w:val="28"/>
+        </w:numPr>
+        <w:ind w:leftChars="0"/>
+        <w:rPr>
+          <w:szCs w:val="20"/>
+        </w:rPr>
+      </w:pPr>
+      <w:r>
+        <w:rPr>
+          <w:rFonts w:hint="eastAsia"/>
+          <w:szCs w:val="20"/>
+        </w:rPr>
+        <w:t xml:space="preserve">한 타입의 리소스 컨테이너를 </w:t>
+      </w:r>
+      <w:proofErr w:type="gramStart"/>
+      <w:r>
+        <w:rPr>
+          <w:rFonts w:hint="eastAsia"/>
+          <w:szCs w:val="20"/>
+        </w:rPr>
+        <w:t>std::</w:t>
+      </w:r>
+      <w:proofErr w:type="gramEnd"/>
+      <w:r>
+        <w:rPr>
+          <w:rFonts w:hint="eastAsia"/>
+          <w:szCs w:val="20"/>
+        </w:rPr>
+        <w:t xml:space="preserve">any로 감싸고, 그러한 컨테이너들을 저장하는 </w:t>
+      </w:r>
+      <w:proofErr w:type="spellStart"/>
+      <w:r>
+        <w:rPr>
+          <w:rFonts w:hint="eastAsia"/>
+          <w:szCs w:val="20"/>
+        </w:rPr>
+        <w:t>ResourceStorage</w:t>
+      </w:r>
+      <w:proofErr w:type="spellEnd"/>
+      <w:r>
+        <w:rPr>
+          <w:rFonts w:hint="eastAsia"/>
+          <w:szCs w:val="20"/>
+        </w:rPr>
+        <w:t>를</w:t>
+      </w:r>
+      <w:r>
+        <w:rPr>
+          <w:szCs w:val="20"/>
+        </w:rPr>
+        <w:br/>
+      </w:r>
+      <w:r>
+        <w:rPr>
+          <w:rFonts w:hint="eastAsia"/>
+          <w:szCs w:val="20"/>
+        </w:rPr>
+        <w:t>구현</w:t>
+      </w:r>
+    </w:p>
+    <w:p>
+      <w:pPr>
+        <w:pStyle w:val="a4"/>
+        <w:numPr>
+          <w:ilvl w:val="2"/>
+          <w:numId w:val="28"/>
+        </w:numPr>
+        <w:ind w:leftChars="0"/>
+        <w:rPr>
+          <w:szCs w:val="20"/>
+        </w:rPr>
+      </w:pPr>
+      <w:r>
+        <w:rPr>
+          <w:rFonts w:hint="eastAsia"/>
+          <w:szCs w:val="20"/>
+        </w:rPr>
+        <w:t xml:space="preserve">리소스들은 대부분 move-only 타입으로 구현이 되어 있는데, C++ 표준 상 </w:t>
+      </w:r>
+      <w:proofErr w:type="gramStart"/>
+      <w:r>
+        <w:rPr>
+          <w:rFonts w:hint="eastAsia"/>
+          <w:szCs w:val="20"/>
+        </w:rPr>
+        <w:t>std::</w:t>
+      </w:r>
+      <w:proofErr w:type="gramEnd"/>
+      <w:r>
+        <w:rPr>
+          <w:rFonts w:hint="eastAsia"/>
+          <w:szCs w:val="20"/>
+        </w:rPr>
+        <w:t>any는</w:t>
+      </w:r>
+      <w:r>
+        <w:rPr>
+          <w:szCs w:val="20"/>
+        </w:rPr>
+        <w:br/>
+      </w:r>
+      <w:r>
+        <w:rPr>
+          <w:rFonts w:hint="eastAsia"/>
+          <w:szCs w:val="20"/>
+        </w:rPr>
+        <w:t>copy constructible한 타입만 감쌀 수 있도록 되어있음.</w:t>
+      </w:r>
+      <w:r>
+        <w:rPr>
+          <w:szCs w:val="20"/>
+        </w:rPr>
+        <w:br/>
+      </w:r>
+      <w:r>
+        <w:rPr>
+          <w:rFonts w:hint="eastAsia"/>
+          <w:szCs w:val="20"/>
+        </w:rPr>
+        <w:t xml:space="preserve">따라서 move-only 타입을 지원하기 위한 </w:t>
+      </w:r>
+      <w:proofErr w:type="spellStart"/>
+      <w:r>
+        <w:rPr>
+          <w:rFonts w:hint="eastAsia"/>
+          <w:szCs w:val="20"/>
+        </w:rPr>
+        <w:t>AnyMoveOnly</w:t>
+      </w:r>
+      <w:proofErr w:type="spellEnd"/>
+      <w:r>
+        <w:rPr>
+          <w:rFonts w:hint="eastAsia"/>
+          <w:szCs w:val="20"/>
+        </w:rPr>
+        <w:t>를 직접 구현함.</w:t>
+      </w:r>
+    </w:p>
+    <w:p>
+      <w:pPr>
+        <w:pStyle w:val="a4"/>
+        <w:numPr>
+          <w:ilvl w:val="2"/>
+          <w:numId w:val="28"/>
+        </w:numPr>
+        <w:ind w:leftChars="0"/>
+        <w:rPr>
+          <w:szCs w:val="20"/>
+        </w:rPr>
+      </w:pPr>
+      <w:proofErr w:type="spellStart"/>
+      <w:r>
+        <w:rPr>
+          <w:rFonts w:hint="eastAsia"/>
+          <w:szCs w:val="20"/>
+        </w:rPr>
+        <w:t>any_cast</w:t>
+      </w:r>
+      <w:proofErr w:type="spellEnd"/>
+      <w:r>
+        <w:rPr>
+          <w:rFonts w:hint="eastAsia"/>
+          <w:szCs w:val="20"/>
+        </w:rPr>
+        <w:t>의 표준 방식 반환은 의도치 않은 복사 위험을 높인다고 판단해 포인터를 반환하도록 구현</w:t>
+      </w:r>
+    </w:p>
+    <w:p>
+      <w:pPr>
+        <w:pStyle w:val="a4"/>
+        <w:numPr>
+          <w:ilvl w:val="0"/>
+          <w:numId w:val="28"/>
+        </w:numPr>
+        <w:ind w:leftChars="0"/>
+        <w:rPr>
+          <w:szCs w:val="20"/>
+        </w:rPr>
+      </w:pPr>
+      <w:r>
+        <w:rPr>
+          <w:rFonts w:hint="eastAsia"/>
+          <w:szCs w:val="20"/>
+        </w:rPr>
+        <w:t xml:space="preserve">애니메이션 바이너리 </w:t>
+      </w:r>
+      <w:proofErr w:type="spellStart"/>
+      <w:r>
+        <w:rPr>
+          <w:rFonts w:hint="eastAsia"/>
+          <w:szCs w:val="20"/>
+        </w:rPr>
+        <w:t>임포트</w:t>
+      </w:r>
+      <w:proofErr w:type="spellEnd"/>
+      <w:r>
+        <w:rPr>
+          <w:rFonts w:hint="eastAsia"/>
+          <w:szCs w:val="20"/>
+        </w:rPr>
+        <w:t>/</w:t>
+      </w:r>
+      <w:proofErr w:type="spellStart"/>
+      <w:r>
+        <w:rPr>
+          <w:rFonts w:hint="eastAsia"/>
+          <w:szCs w:val="20"/>
+        </w:rPr>
+        <w:t>익스포트</w:t>
+      </w:r>
+      <w:proofErr w:type="spellEnd"/>
+      <w:r>
+        <w:rPr>
+          <w:rFonts w:hint="eastAsia"/>
+          <w:szCs w:val="20"/>
+        </w:rPr>
+        <w:t xml:space="preserve"> 및 키프레임 최적화</w:t>
+      </w:r>
+    </w:p>
+    <w:p>
+      <w:pPr>
+        <w:pStyle w:val="a4"/>
+        <w:numPr>
+          <w:ilvl w:val="1"/>
+          <w:numId w:val="28"/>
+        </w:numPr>
+        <w:ind w:leftChars="0"/>
+        <w:rPr>
+          <w:szCs w:val="20"/>
+        </w:rPr>
+      </w:pPr>
+      <w:r>
+        <w:rPr>
+          <w:rFonts w:hint="eastAsia"/>
+          <w:szCs w:val="20"/>
+        </w:rPr>
+        <w:t xml:space="preserve">유니티에서 추출할 </w:t>
+      </w:r>
+      <w:proofErr w:type="spellStart"/>
+      <w:r>
+        <w:rPr>
+          <w:rFonts w:hint="eastAsia"/>
+          <w:szCs w:val="20"/>
+        </w:rPr>
+        <w:t>게임오브젝트에</w:t>
+      </w:r>
+      <w:proofErr w:type="spellEnd"/>
+      <w:r>
+        <w:rPr>
+          <w:rFonts w:hint="eastAsia"/>
+          <w:szCs w:val="20"/>
+        </w:rPr>
+        <w:t xml:space="preserve"> 애니메이션 클립들을 붙이면 애니메이션 클립까지 추출할 수 있도록 </w:t>
+      </w:r>
+      <w:proofErr w:type="spellStart"/>
+      <w:r>
+        <w:rPr>
+          <w:rFonts w:hint="eastAsia"/>
+          <w:szCs w:val="20"/>
+        </w:rPr>
+        <w:t>만듬</w:t>
+      </w:r>
+      <w:proofErr w:type="spellEnd"/>
+      <w:r>
+        <w:rPr>
+          <w:rFonts w:hint="eastAsia"/>
+          <w:szCs w:val="20"/>
+        </w:rPr>
+        <w:t>.</w:t>
+      </w:r>
+    </w:p>
+    <w:p>
+      <w:pPr>
+        <w:pStyle w:val="a4"/>
+        <w:numPr>
+          <w:ilvl w:val="1"/>
+          <w:numId w:val="28"/>
+        </w:numPr>
+        <w:ind w:leftChars="0"/>
+        <w:rPr>
+          <w:szCs w:val="20"/>
+        </w:rPr>
+      </w:pPr>
+      <w:r>
+        <w:rPr>
+          <w:rFonts w:hint="eastAsia"/>
+          <w:szCs w:val="20"/>
+        </w:rPr>
+        <w:t xml:space="preserve">이때, 유니티의 </w:t>
+      </w:r>
+      <w:proofErr w:type="spellStart"/>
+      <w:r>
+        <w:rPr>
+          <w:rFonts w:hint="eastAsia"/>
+          <w:szCs w:val="20"/>
+        </w:rPr>
+        <w:t>SkinMeshRenderer</w:t>
+      </w:r>
+      <w:proofErr w:type="spellEnd"/>
+      <w:r>
+        <w:rPr>
+          <w:rFonts w:hint="eastAsia"/>
+          <w:szCs w:val="20"/>
+        </w:rPr>
+        <w:t>에서 bones를 무작정 가져와 사용하면 중복되는 bone들이 생김.</w:t>
+      </w:r>
+    </w:p>
+    <w:p>
+      <w:pPr>
+        <w:pStyle w:val="a4"/>
+        <w:numPr>
+          <w:ilvl w:val="2"/>
+          <w:numId w:val="28"/>
+        </w:numPr>
+        <w:ind w:leftChars="0"/>
+        <w:rPr>
+          <w:szCs w:val="20"/>
+        </w:rPr>
+      </w:pPr>
+      <w:r>
+        <w:rPr>
+          <w:rFonts w:hint="eastAsia"/>
+          <w:szCs w:val="20"/>
+        </w:rPr>
+        <w:t>따라서 skeleton 계층구조를 루트부터 먼저 읽어서 각 bone 노드에 인덱스를 부여하고,</w:t>
+      </w:r>
+      <w:r>
+        <w:rPr>
+          <w:szCs w:val="20"/>
+        </w:rPr>
+        <w:br/>
+      </w:r>
+      <w:r>
+        <w:rPr>
+          <w:rFonts w:hint="eastAsia"/>
+          <w:szCs w:val="20"/>
+        </w:rPr>
+        <w:t xml:space="preserve">bone의 이름과 bone 인덱스를 </w:t>
+      </w:r>
+      <w:proofErr w:type="spellStart"/>
+      <w:r>
+        <w:rPr>
+          <w:rFonts w:hint="eastAsia"/>
+          <w:szCs w:val="20"/>
+        </w:rPr>
+        <w:t>매핑해놓음</w:t>
+      </w:r>
+      <w:proofErr w:type="spellEnd"/>
+      <w:r>
+        <w:rPr>
+          <w:rFonts w:hint="eastAsia"/>
+          <w:szCs w:val="20"/>
+        </w:rPr>
+        <w:t>.</w:t>
+      </w:r>
+      <w:r>
+        <w:rPr>
+          <w:szCs w:val="20"/>
+        </w:rPr>
+        <w:br/>
+      </w:r>
+    </w:p>
+    <w:p>
+      <w:pPr>
+        <w:pStyle w:val="a4"/>
+        <w:numPr>
+          <w:ilvl w:val="2"/>
+          <w:numId w:val="28"/>
+        </w:numPr>
+        <w:ind w:leftChars="0"/>
+        <w:rPr>
+          <w:szCs w:val="20"/>
+        </w:rPr>
+      </w:pPr>
+      <w:proofErr w:type="spellStart"/>
+      <w:r>
+        <w:rPr>
+          <w:rFonts w:hint="eastAsia"/>
+          <w:szCs w:val="20"/>
+        </w:rPr>
+        <w:lastRenderedPageBreak/>
+        <w:t>SkinMeshRenderer</w:t>
+      </w:r>
+      <w:proofErr w:type="spellEnd"/>
+      <w:r>
+        <w:rPr>
+          <w:rFonts w:hint="eastAsia"/>
+          <w:szCs w:val="20"/>
+        </w:rPr>
+        <w:t xml:space="preserve">의 </w:t>
+      </w:r>
+      <w:proofErr w:type="spellStart"/>
+      <w:r>
+        <w:rPr>
+          <w:rFonts w:hint="eastAsia"/>
+          <w:szCs w:val="20"/>
+        </w:rPr>
+        <w:t>bindPose</w:t>
+      </w:r>
+      <w:proofErr w:type="spellEnd"/>
+      <w:r>
+        <w:rPr>
+          <w:rFonts w:hint="eastAsia"/>
+          <w:szCs w:val="20"/>
+        </w:rPr>
+        <w:t xml:space="preserve"> 프로퍼티나 Mesh의 </w:t>
+      </w:r>
+      <w:proofErr w:type="spellStart"/>
+      <w:r>
+        <w:rPr>
+          <w:rFonts w:hint="eastAsia"/>
+          <w:szCs w:val="20"/>
+        </w:rPr>
+        <w:t>boneWeights</w:t>
+      </w:r>
+      <w:proofErr w:type="spellEnd"/>
+      <w:r>
+        <w:rPr>
+          <w:rFonts w:hint="eastAsia"/>
+          <w:szCs w:val="20"/>
+        </w:rPr>
+        <w:t xml:space="preserve"> 프로퍼티를 추출할 때에</w:t>
+      </w:r>
+      <w:r>
+        <w:rPr>
+          <w:szCs w:val="20"/>
+        </w:rPr>
+        <w:br/>
+      </w:r>
+      <w:r>
+        <w:rPr>
+          <w:rFonts w:hint="eastAsia"/>
+          <w:szCs w:val="20"/>
+        </w:rPr>
+        <w:t xml:space="preserve">해당 </w:t>
+      </w:r>
+      <w:proofErr w:type="spellStart"/>
+      <w:r>
+        <w:rPr>
+          <w:rFonts w:hint="eastAsia"/>
+          <w:szCs w:val="20"/>
+        </w:rPr>
+        <w:t>맵을</w:t>
+      </w:r>
+      <w:proofErr w:type="spellEnd"/>
+      <w:r>
+        <w:rPr>
+          <w:rFonts w:hint="eastAsia"/>
+          <w:szCs w:val="20"/>
+        </w:rPr>
+        <w:t xml:space="preserve"> 사용.</w:t>
+      </w:r>
+    </w:p>
+    <w:p>
+      <w:pPr>
+        <w:pStyle w:val="a4"/>
+        <w:numPr>
+          <w:ilvl w:val="1"/>
+          <w:numId w:val="28"/>
+        </w:numPr>
+        <w:ind w:leftChars="0"/>
+        <w:rPr>
+          <w:szCs w:val="20"/>
+        </w:rPr>
+      </w:pPr>
+      <w:proofErr w:type="spellStart"/>
+      <w:r>
+        <w:rPr>
+          <w:rFonts w:hint="eastAsia"/>
+          <w:szCs w:val="20"/>
+        </w:rPr>
+        <w:t>AnimationClip</w:t>
+      </w:r>
+      <w:proofErr w:type="spellEnd"/>
+      <w:r>
+        <w:rPr>
+          <w:rFonts w:hint="eastAsia"/>
+          <w:szCs w:val="20"/>
+        </w:rPr>
+        <w:t xml:space="preserve">의 </w:t>
+      </w:r>
+      <w:proofErr w:type="spellStart"/>
+      <w:r>
+        <w:rPr>
+          <w:rFonts w:hint="eastAsia"/>
+          <w:szCs w:val="20"/>
+        </w:rPr>
+        <w:t>SampleAnimation</w:t>
+      </w:r>
+      <w:proofErr w:type="spellEnd"/>
+      <w:r>
+        <w:rPr>
+          <w:rFonts w:hint="eastAsia"/>
+          <w:szCs w:val="20"/>
+        </w:rPr>
+        <w:t xml:space="preserve"> 메소드를 이용해 프레임별 변환을 계산하는데,</w:t>
+      </w:r>
+      <w:r>
+        <w:rPr>
+          <w:szCs w:val="20"/>
+        </w:rPr>
+        <w:br/>
+      </w:r>
+      <w:r>
+        <w:rPr>
+          <w:rFonts w:hint="eastAsia"/>
+          <w:szCs w:val="20"/>
+        </w:rPr>
+        <w:t>처음 프레임을 먼저 키프레임으로 기록하고,</w:t>
+      </w:r>
+      <w:r>
+        <w:rPr>
+          <w:szCs w:val="20"/>
+        </w:rPr>
+        <w:br/>
+      </w:r>
+      <w:r>
+        <w:rPr>
+          <w:rFonts w:hint="eastAsia"/>
+          <w:szCs w:val="20"/>
+        </w:rPr>
+        <w:t xml:space="preserve">이동, 회전, </w:t>
+      </w:r>
+      <w:r>
+        <w:rPr>
+          <w:rFonts w:hint="eastAsia"/>
+          <w:szCs w:val="20"/>
+        </w:rPr>
+        <w:t xml:space="preserve">크기 변환 각각에 대해 마지막으로 기록한 키프레임의 </w:t>
+      </w:r>
+      <w:proofErr w:type="spellStart"/>
+      <w:r>
+        <w:rPr>
+          <w:rFonts w:hint="eastAsia"/>
+          <w:szCs w:val="20"/>
+        </w:rPr>
+        <w:t>값으로부터</w:t>
+      </w:r>
+      <w:proofErr w:type="spellEnd"/>
+      <w:r>
+        <w:rPr>
+          <w:rFonts w:hint="eastAsia"/>
+          <w:szCs w:val="20"/>
+        </w:rPr>
+        <w:t xml:space="preserve"> 변화량이 클 때만</w:t>
+      </w:r>
+      <w:r>
+        <w:rPr>
+          <w:szCs w:val="20"/>
+        </w:rPr>
+        <w:br/>
+      </w:r>
+      <w:r>
+        <w:rPr>
+          <w:rFonts w:hint="eastAsia"/>
+          <w:szCs w:val="20"/>
+        </w:rPr>
+        <w:t>새로운 키프레임으로 기록하도록 하였음.</w:t>
+      </w:r>
+    </w:p>
+    <w:p>
+      <w:pPr>
+        <w:pStyle w:val="a4"/>
+        <w:numPr>
+          <w:ilvl w:val="2"/>
+          <w:numId w:val="28"/>
+        </w:numPr>
+        <w:ind w:leftChars="0"/>
+        <w:rPr>
+          <w:szCs w:val="20"/>
+        </w:rPr>
+      </w:pPr>
+      <w:r>
+        <w:rPr>
+          <w:rFonts w:hint="eastAsia"/>
+          <w:szCs w:val="20"/>
+        </w:rPr>
+        <w:t>이동의 경우 5cm 이상 변위가 누적되었을 시</w:t>
+      </w:r>
+    </w:p>
+    <w:p>
+      <w:pPr>
+        <w:pStyle w:val="a4"/>
+        <w:numPr>
+          <w:ilvl w:val="2"/>
+          <w:numId w:val="28"/>
+        </w:numPr>
+        <w:ind w:leftChars="0"/>
+        <w:rPr>
+          <w:szCs w:val="20"/>
+        </w:rPr>
+      </w:pPr>
+      <w:r>
+        <w:rPr>
+          <w:rFonts w:hint="eastAsia"/>
+          <w:szCs w:val="20"/>
+        </w:rPr>
+        <w:t>회전의 경우 15</w:t>
+      </w:r>
+      <w:r>
+        <w:rPr>
+          <w:rFonts w:eastAsiaTheme="minorHAnsi"/>
+          <w:szCs w:val="20"/>
+        </w:rPr>
+        <w:t>˚</w:t>
+      </w:r>
+      <w:r>
+        <w:rPr>
+          <w:rFonts w:hint="eastAsia"/>
+          <w:szCs w:val="20"/>
+        </w:rPr>
+        <w:t xml:space="preserve"> 이상 각도의 변화량이 누적되었을 시</w:t>
+      </w:r>
+    </w:p>
+    <w:p>
+      <w:pPr>
+        <w:pStyle w:val="a4"/>
+        <w:numPr>
+          <w:ilvl w:val="2"/>
+          <w:numId w:val="28"/>
+        </w:numPr>
+        <w:ind w:leftChars="0"/>
+        <w:rPr>
+          <w:szCs w:val="20"/>
+        </w:rPr>
+      </w:pPr>
+      <w:r>
+        <w:rPr>
+          <w:rFonts w:hint="eastAsia"/>
+          <w:szCs w:val="20"/>
+        </w:rPr>
+        <w:t>크기 변환의 경우 0.1 이상 크기 계수의 변화량이 누적되었을 시</w:t>
+      </w:r>
+    </w:p>
+    <w:p>
+      <w:pPr>
+        <w:pStyle w:val="a4"/>
+        <w:numPr>
+          <w:ilvl w:val="2"/>
+          <w:numId w:val="28"/>
+        </w:numPr>
+        <w:ind w:leftChars="0"/>
+        <w:rPr>
+          <w:szCs w:val="20"/>
+        </w:rPr>
+      </w:pPr>
+      <w:r>
+        <w:rPr>
+          <w:rFonts w:hint="eastAsia"/>
+          <w:szCs w:val="20"/>
+        </w:rPr>
+        <w:t xml:space="preserve">위 세 조건 중 하나라도 만족하는 경우 키프레임화가 되는 것임. </w:t>
+      </w:r>
+    </w:p>
+    <w:p>
+      <w:pPr>
+        <w:pStyle w:val="a4"/>
+        <w:numPr>
+          <w:ilvl w:val="1"/>
+          <w:numId w:val="28"/>
+        </w:numPr>
+        <w:ind w:leftChars="0"/>
+        <w:rPr>
+          <w:szCs w:val="20"/>
+        </w:rPr>
+      </w:pPr>
+      <w:r>
+        <w:rPr>
+          <w:rFonts w:hint="eastAsia"/>
+          <w:szCs w:val="20"/>
+        </w:rPr>
+        <w:t xml:space="preserve">애니메이션 클립 정보는 졸작 프로젝트의 </w:t>
+      </w:r>
+      <w:proofErr w:type="spellStart"/>
+      <w:r>
+        <w:rPr>
+          <w:rFonts w:hint="eastAsia"/>
+          <w:szCs w:val="20"/>
+        </w:rPr>
+        <w:t>AnimClip</w:t>
+      </w:r>
+      <w:proofErr w:type="spellEnd"/>
+      <w:r>
+        <w:rPr>
+          <w:rFonts w:hint="eastAsia"/>
+          <w:szCs w:val="20"/>
+        </w:rPr>
+        <w:t xml:space="preserve"> 타입 객체에 </w:t>
+      </w:r>
+      <w:proofErr w:type="spellStart"/>
+      <w:r>
+        <w:rPr>
+          <w:rFonts w:hint="eastAsia"/>
+          <w:szCs w:val="20"/>
+        </w:rPr>
+        <w:t>임포트할</w:t>
+      </w:r>
+      <w:proofErr w:type="spellEnd"/>
+      <w:r>
+        <w:rPr>
+          <w:rFonts w:hint="eastAsia"/>
+          <w:szCs w:val="20"/>
+        </w:rPr>
+        <w:t xml:space="preserve"> 수 있음.</w:t>
+      </w:r>
+      <w:r>
+        <w:rPr>
+          <w:szCs w:val="20"/>
+        </w:rPr>
+        <w:br/>
+      </w:r>
+      <w:r>
+        <w:rPr>
+          <w:rFonts w:hint="eastAsia"/>
+          <w:szCs w:val="20"/>
+        </w:rPr>
+        <w:t xml:space="preserve">현재 완성이 된 것은 </w:t>
+      </w:r>
+      <w:proofErr w:type="spellStart"/>
+      <w:r>
+        <w:rPr>
+          <w:rFonts w:hint="eastAsia"/>
+          <w:szCs w:val="20"/>
+        </w:rPr>
+        <w:t>AnimClip</w:t>
+      </w:r>
+      <w:proofErr w:type="spellEnd"/>
+      <w:r>
+        <w:rPr>
+          <w:rFonts w:hint="eastAsia"/>
+          <w:szCs w:val="20"/>
+        </w:rPr>
+        <w:t xml:space="preserve"> </w:t>
+      </w:r>
+      <w:proofErr w:type="spellStart"/>
+      <w:r>
+        <w:rPr>
+          <w:rFonts w:hint="eastAsia"/>
+          <w:szCs w:val="20"/>
+        </w:rPr>
+        <w:t>클래스뿐이고</w:t>
+      </w:r>
+      <w:proofErr w:type="spellEnd"/>
+      <w:r>
+        <w:rPr>
+          <w:rFonts w:hint="eastAsia"/>
+          <w:szCs w:val="20"/>
+        </w:rPr>
+        <w:t>, 애니메이션과 연관된 다른 클래스들은 설계만 존재함.</w:t>
+      </w:r>
+    </w:p>
+    <w:p>
+      <w:pPr>
+        <w:pStyle w:val="a4"/>
+        <w:numPr>
+          <w:ilvl w:val="2"/>
+          <w:numId w:val="28"/>
+        </w:numPr>
+        <w:ind w:leftChars="0"/>
+        <w:rPr>
+          <w:szCs w:val="20"/>
+        </w:rPr>
+      </w:pPr>
+      <w:proofErr w:type="spellStart"/>
+      <w:r>
+        <w:rPr>
+          <w:rFonts w:hint="eastAsia"/>
+          <w:szCs w:val="20"/>
+        </w:rPr>
+        <w:t>AnimClip</w:t>
+      </w:r>
+      <w:proofErr w:type="spellEnd"/>
+      <w:r>
+        <w:rPr>
+          <w:rFonts w:hint="eastAsia"/>
+          <w:szCs w:val="20"/>
+        </w:rPr>
+        <w:t xml:space="preserve">은 처음 </w:t>
+      </w:r>
+      <w:proofErr w:type="spellStart"/>
+      <w:r>
+        <w:rPr>
+          <w:rFonts w:hint="eastAsia"/>
+          <w:szCs w:val="20"/>
+        </w:rPr>
+        <w:t>로드한</w:t>
+      </w:r>
+      <w:proofErr w:type="spellEnd"/>
+      <w:r>
+        <w:rPr>
+          <w:rFonts w:hint="eastAsia"/>
+          <w:szCs w:val="20"/>
+        </w:rPr>
+        <w:t xml:space="preserve"> 후 변화 없이 유지함.</w:t>
+      </w:r>
+    </w:p>
+    <w:p>
+      <w:pPr>
+        <w:pStyle w:val="a4"/>
+        <w:numPr>
+          <w:ilvl w:val="2"/>
+          <w:numId w:val="28"/>
+        </w:numPr>
+        <w:ind w:leftChars="0"/>
+        <w:rPr>
+          <w:szCs w:val="20"/>
+        </w:rPr>
+      </w:pPr>
+      <w:proofErr w:type="spellStart"/>
+      <w:r>
+        <w:rPr>
+          <w:rFonts w:hint="eastAsia"/>
+          <w:szCs w:val="20"/>
+        </w:rPr>
+        <w:t>AnimInstance</w:t>
+      </w:r>
+      <w:proofErr w:type="spellEnd"/>
+      <w:r>
+        <w:rPr>
+          <w:rFonts w:hint="eastAsia"/>
+          <w:szCs w:val="20"/>
+        </w:rPr>
+        <w:t xml:space="preserve">가 재생 중인 </w:t>
+      </w:r>
+      <w:proofErr w:type="spellStart"/>
+      <w:r>
+        <w:rPr>
+          <w:rFonts w:hint="eastAsia"/>
+          <w:szCs w:val="20"/>
+        </w:rPr>
+        <w:t>AnimClip</w:t>
+      </w:r>
+      <w:proofErr w:type="spellEnd"/>
+      <w:r>
+        <w:rPr>
+          <w:rFonts w:hint="eastAsia"/>
+          <w:szCs w:val="20"/>
+        </w:rPr>
+        <w:t>을 나타냄.</w:t>
+      </w:r>
+    </w:p>
+    <w:p>
+      <w:pPr>
+        <w:pStyle w:val="a4"/>
+        <w:numPr>
+          <w:ilvl w:val="2"/>
+          <w:numId w:val="28"/>
+        </w:numPr>
+        <w:ind w:leftChars="0"/>
+        <w:rPr>
+          <w:szCs w:val="20"/>
+        </w:rPr>
+      </w:pPr>
+      <w:proofErr w:type="spellStart"/>
+      <w:r>
+        <w:rPr>
+          <w:rFonts w:hint="eastAsia"/>
+          <w:szCs w:val="20"/>
+        </w:rPr>
+        <w:t>AnimController</w:t>
+      </w:r>
+      <w:proofErr w:type="spellEnd"/>
+      <w:r>
+        <w:rPr>
+          <w:rFonts w:hint="eastAsia"/>
+          <w:szCs w:val="20"/>
+        </w:rPr>
+        <w:t xml:space="preserve">는 </w:t>
+      </w:r>
+      <w:proofErr w:type="spellStart"/>
+      <w:r>
+        <w:rPr>
+          <w:rFonts w:hint="eastAsia"/>
+          <w:szCs w:val="20"/>
+        </w:rPr>
+        <w:t>AnimInstance</w:t>
+      </w:r>
+      <w:proofErr w:type="spellEnd"/>
+      <w:r>
+        <w:rPr>
+          <w:rFonts w:hint="eastAsia"/>
+          <w:szCs w:val="20"/>
+        </w:rPr>
+        <w:t xml:space="preserve">의 재생 속도나, 두 </w:t>
+      </w:r>
+      <w:proofErr w:type="spellStart"/>
+      <w:r>
+        <w:rPr>
+          <w:rFonts w:hint="eastAsia"/>
+          <w:szCs w:val="20"/>
+        </w:rPr>
+        <w:t>AnimInstance</w:t>
+      </w:r>
+      <w:proofErr w:type="spellEnd"/>
+      <w:r>
+        <w:rPr>
+          <w:rFonts w:hint="eastAsia"/>
+          <w:szCs w:val="20"/>
+        </w:rPr>
+        <w:t xml:space="preserve">의 </w:t>
+      </w:r>
+      <w:proofErr w:type="spellStart"/>
+      <w:r>
+        <w:rPr>
+          <w:rFonts w:hint="eastAsia"/>
+          <w:szCs w:val="20"/>
+        </w:rPr>
+        <w:t>블렌딩</w:t>
+      </w:r>
+      <w:proofErr w:type="spellEnd"/>
+      <w:r>
+        <w:rPr>
+          <w:rFonts w:hint="eastAsia"/>
+          <w:szCs w:val="20"/>
+        </w:rPr>
+        <w:t xml:space="preserve"> 등을 수행함.</w:t>
+      </w:r>
+    </w:p>
+    <w:p>
+      <w:pPr>
+        <w:pStyle w:val="a4"/>
+        <w:numPr>
+          <w:ilvl w:val="2"/>
+          <w:numId w:val="28"/>
+        </w:numPr>
+        <w:ind w:leftChars="0"/>
+        <w:rPr>
+          <w:szCs w:val="20"/>
+        </w:rPr>
+      </w:pPr>
+      <w:proofErr w:type="spellStart"/>
+      <w:r>
+        <w:rPr>
+          <w:rFonts w:hint="eastAsia"/>
+          <w:szCs w:val="20"/>
+        </w:rPr>
+        <w:t>AnimSystem</w:t>
+      </w:r>
+      <w:proofErr w:type="spellEnd"/>
+      <w:r>
+        <w:rPr>
+          <w:rFonts w:hint="eastAsia"/>
+          <w:szCs w:val="20"/>
+        </w:rPr>
+        <w:t xml:space="preserve">이 각 </w:t>
+      </w:r>
+      <w:proofErr w:type="spellStart"/>
+      <w:r>
+        <w:rPr>
+          <w:rFonts w:hint="eastAsia"/>
+          <w:szCs w:val="20"/>
+        </w:rPr>
+        <w:t>AnimController</w:t>
+      </w:r>
+      <w:proofErr w:type="spellEnd"/>
+      <w:r>
+        <w:rPr>
+          <w:rFonts w:hint="eastAsia"/>
+          <w:szCs w:val="20"/>
+        </w:rPr>
+        <w:t xml:space="preserve">들로부터 </w:t>
+      </w:r>
+      <w:proofErr w:type="spellStart"/>
+      <w:r>
+        <w:rPr>
+          <w:rFonts w:hint="eastAsia"/>
+          <w:szCs w:val="20"/>
+        </w:rPr>
+        <w:t>AnimInstance</w:t>
+      </w:r>
+      <w:proofErr w:type="spellEnd"/>
+      <w:r>
+        <w:rPr>
+          <w:rFonts w:hint="eastAsia"/>
+          <w:szCs w:val="20"/>
+        </w:rPr>
+        <w:t>들을 가져와</w:t>
+      </w:r>
+      <w:r>
+        <w:rPr>
+          <w:szCs w:val="20"/>
+        </w:rPr>
+        <w:br/>
+      </w:r>
+      <w:proofErr w:type="spellStart"/>
+      <w:r>
+        <w:rPr>
+          <w:rFonts w:hint="eastAsia"/>
+          <w:szCs w:val="20"/>
+        </w:rPr>
+        <w:t>컴퓨트</w:t>
+      </w:r>
+      <w:proofErr w:type="spellEnd"/>
+      <w:r>
+        <w:rPr>
+          <w:rFonts w:hint="eastAsia"/>
+          <w:szCs w:val="20"/>
+        </w:rPr>
+        <w:t xml:space="preserve"> </w:t>
+      </w:r>
+      <w:proofErr w:type="spellStart"/>
+      <w:r>
+        <w:rPr>
+          <w:rFonts w:hint="eastAsia"/>
+          <w:szCs w:val="20"/>
+        </w:rPr>
+        <w:t>셰이더를</w:t>
+      </w:r>
+      <w:proofErr w:type="spellEnd"/>
+      <w:r>
+        <w:rPr>
+          <w:rFonts w:hint="eastAsia"/>
+          <w:szCs w:val="20"/>
+        </w:rPr>
+        <w:t xml:space="preserve"> 통해 local matrix, world matrix, final matrix를 계산해 냄.</w:t>
+      </w:r>
+    </w:p>
+    <w:p>
+      <w:pPr>
+        <w:pStyle w:val="a4"/>
+        <w:numPr>
+          <w:ilvl w:val="0"/>
+          <w:numId w:val="28"/>
+        </w:numPr>
+        <w:ind w:leftChars="0"/>
+        <w:rPr>
+          <w:szCs w:val="20"/>
+        </w:rPr>
+      </w:pPr>
+      <w:proofErr w:type="spellStart"/>
+      <w:r>
+        <w:rPr>
+          <w:rFonts w:hint="eastAsia"/>
+          <w:szCs w:val="20"/>
+        </w:rPr>
+        <w:t>코루틴을</w:t>
+      </w:r>
+      <w:proofErr w:type="spellEnd"/>
+      <w:r>
+        <w:rPr>
+          <w:rFonts w:hint="eastAsia"/>
+          <w:szCs w:val="20"/>
+        </w:rPr>
+        <w:t xml:space="preserve"> 활용한 IOCP 에코 서버, 채팅 서버 구현</w:t>
+      </w:r>
+    </w:p>
+    <w:p>
+      <w:pPr>
+        <w:pStyle w:val="a4"/>
+        <w:numPr>
+          <w:ilvl w:val="1"/>
+          <w:numId w:val="28"/>
+        </w:numPr>
+        <w:ind w:leftChars="0"/>
+        <w:rPr>
+          <w:szCs w:val="20"/>
+        </w:rPr>
+      </w:pPr>
+      <w:proofErr w:type="spellStart"/>
+      <w:r>
+        <w:rPr>
+          <w:rFonts w:hint="eastAsia"/>
+          <w:szCs w:val="20"/>
+        </w:rPr>
+        <w:t>recv</w:t>
+      </w:r>
+      <w:proofErr w:type="spellEnd"/>
+      <w:r>
+        <w:rPr>
+          <w:rFonts w:hint="eastAsia"/>
+          <w:szCs w:val="20"/>
+        </w:rPr>
+        <w:t xml:space="preserve">나 send, accept 등을 </w:t>
+      </w:r>
+      <w:proofErr w:type="spellStart"/>
+      <w:r>
+        <w:rPr>
+          <w:rFonts w:hint="eastAsia"/>
+          <w:szCs w:val="20"/>
+        </w:rPr>
+        <w:t>co_await</w:t>
+      </w:r>
+      <w:proofErr w:type="spellEnd"/>
+      <w:r>
+        <w:rPr>
+          <w:rFonts w:hint="eastAsia"/>
+          <w:szCs w:val="20"/>
+        </w:rPr>
+        <w:t>으로 suspend 시켜놓고,</w:t>
+      </w:r>
+      <w:r>
+        <w:rPr>
+          <w:szCs w:val="20"/>
+        </w:rPr>
+        <w:br/>
+      </w:r>
+      <w:r>
+        <w:rPr>
+          <w:rFonts w:hint="eastAsia"/>
+          <w:szCs w:val="20"/>
+        </w:rPr>
+        <w:t xml:space="preserve">suspend된 </w:t>
+      </w:r>
+      <w:proofErr w:type="spellStart"/>
+      <w:r>
+        <w:rPr>
+          <w:rFonts w:hint="eastAsia"/>
+          <w:szCs w:val="20"/>
+        </w:rPr>
+        <w:t>코루틴을</w:t>
+      </w:r>
+      <w:proofErr w:type="spellEnd"/>
+      <w:r>
+        <w:rPr>
+          <w:rFonts w:hint="eastAsia"/>
+          <w:szCs w:val="20"/>
+        </w:rPr>
+        <w:t xml:space="preserve"> Overlapped 확장 구조체에 저장, </w:t>
+      </w:r>
+      <w:r>
+        <w:rPr>
+          <w:szCs w:val="20"/>
+        </w:rPr>
+        <w:br/>
+      </w:r>
+      <w:r>
+        <w:rPr>
+          <w:rFonts w:hint="eastAsia"/>
+          <w:szCs w:val="20"/>
+        </w:rPr>
+        <w:t xml:space="preserve">GQCS 루프에서 완료를 감지하면 Overlapped 구조체에서 </w:t>
+      </w:r>
+      <w:proofErr w:type="spellStart"/>
+      <w:r>
+        <w:rPr>
+          <w:rFonts w:hint="eastAsia"/>
+          <w:szCs w:val="20"/>
+        </w:rPr>
+        <w:t>코루틴을</w:t>
+      </w:r>
+      <w:proofErr w:type="spellEnd"/>
+      <w:r>
+        <w:rPr>
+          <w:rFonts w:hint="eastAsia"/>
+          <w:szCs w:val="20"/>
+        </w:rPr>
+        <w:t xml:space="preserve"> </w:t>
+      </w:r>
+      <w:proofErr w:type="spellStart"/>
+      <w:r>
+        <w:rPr>
+          <w:rFonts w:hint="eastAsia"/>
+          <w:szCs w:val="20"/>
+        </w:rPr>
+        <w:t>꺼내와</w:t>
+      </w:r>
+      <w:proofErr w:type="spellEnd"/>
+      <w:r>
+        <w:rPr>
+          <w:rFonts w:hint="eastAsia"/>
+          <w:szCs w:val="20"/>
+        </w:rPr>
+        <w:t xml:space="preserve"> resume하는 구조임.</w:t>
+      </w:r>
+    </w:p>
+    <w:p>
+      <w:pPr>
+        <w:pStyle w:val="a4"/>
+        <w:numPr>
+          <w:ilvl w:val="1"/>
+          <w:numId w:val="28"/>
+        </w:numPr>
+        <w:ind w:leftChars="0"/>
+        <w:rPr>
+          <w:rFonts w:hint="eastAsia"/>
+          <w:szCs w:val="20"/>
+        </w:rPr>
+      </w:pPr>
+      <w:proofErr w:type="spellStart"/>
+      <w:r>
+        <w:rPr>
+          <w:rFonts w:hint="eastAsia"/>
+          <w:szCs w:val="20"/>
+        </w:rPr>
+        <w:t>GQCSEx</w:t>
+      </w:r>
+      <w:proofErr w:type="spellEnd"/>
+      <w:r>
+        <w:rPr>
+          <w:rFonts w:hint="eastAsia"/>
+          <w:szCs w:val="20"/>
+        </w:rPr>
+        <w:t xml:space="preserve"> 함수를 사용해 I/O 완료를 동시에 여러 개 감지하고, </w:t>
+      </w:r>
+      <w:proofErr w:type="spellStart"/>
+      <w:r>
+        <w:rPr>
+          <w:rFonts w:hint="eastAsia"/>
+          <w:szCs w:val="20"/>
+        </w:rPr>
+        <w:t>AcceptEx</w:t>
+      </w:r>
+      <w:proofErr w:type="spellEnd"/>
+      <w:r>
+        <w:rPr>
+          <w:rFonts w:hint="eastAsia"/>
+          <w:szCs w:val="20"/>
+        </w:rPr>
+        <w:t>를 통해 accept도 비동기로</w:t>
+      </w:r>
+      <w:r>
+        <w:rPr>
+          <w:szCs w:val="20"/>
+        </w:rPr>
+        <w:br/>
+      </w:r>
+      <w:r>
+        <w:rPr>
+          <w:rFonts w:hint="eastAsia"/>
+          <w:szCs w:val="20"/>
+        </w:rPr>
+        <w:t>수행할 수 있도록 구성했음.</w:t>
+      </w:r>
+    </w:p>
+    <w:p>
+      <w:pPr>
+        <w:rPr>
+          <w:rFonts w:hint="eastAsia"/>
+          <w:szCs w:val="20"/>
+        </w:rPr>
+      </w:pPr>
     </w:p>
     <w:p>
       <w:pPr>
@@ -899,8 +2578,28 @@
       </w:r>
       <w:r>
         <w:tab/>
-        <w:t>std::future&lt;int&gt; future = std::async(std::launch::async, Calculate);</w:t>
-      </w:r>
+      </w:r>
+      <w:proofErr w:type="gramStart"/>
+      <w:r>
+        <w:t>std::</w:t>
+      </w:r>
+      <w:proofErr w:type="gramEnd"/>
+      <w:r>
+        <w:t xml:space="preserve">future&lt;int&gt; future = </w:t>
+      </w:r>
+      <w:proofErr w:type="gramStart"/>
+      <w:r>
+        <w:t>std::async(std::launch::</w:t>
+      </w:r>
+      <w:proofErr w:type="gramEnd"/>
+      <w:r>
+        <w:t>async, Calculate</w:t>
+      </w:r>
+      <w:proofErr w:type="gramStart"/>
+      <w:r>
+        <w:t>);</w:t>
+      </w:r>
+      <w:proofErr w:type="gramEnd"/>
     </w:p>
     <w:p>
       <w:pPr>
@@ -928,8 +2627,38 @@
       </w:r>
       <w:r>
         <w:tab/>
-        <w:t>std::future_status status = future.wait_for(1ms);</w:t>
-      </w:r>
+      </w:r>
+      <w:proofErr w:type="gramStart"/>
+      <w:r>
+        <w:t>std::</w:t>
+      </w:r>
+      <w:proofErr w:type="spellStart"/>
+      <w:proofErr w:type="gramEnd"/>
+      <w:r>
+        <w:t>future_status</w:t>
+      </w:r>
+      <w:proofErr w:type="spellEnd"/>
+      <w:r>
+        <w:t xml:space="preserve"> status = </w:t>
+      </w:r>
+      <w:proofErr w:type="spellStart"/>
+      <w:proofErr w:type="gramStart"/>
+      <w:r>
+        <w:t>future.wait</w:t>
+      </w:r>
+      <w:proofErr w:type="gramEnd"/>
+      <w:r>
+        <w:t>_for</w:t>
+      </w:r>
+      <w:proofErr w:type="spellEnd"/>
+      <w:r>
+        <w:t>(1ms</w:t>
+      </w:r>
+      <w:proofErr w:type="gramStart"/>
+      <w:r>
+        <w:t>);</w:t>
+      </w:r>
+      <w:proofErr w:type="gramEnd"/>
     </w:p>
     <w:p>
       <w:pPr>
@@ -946,7 +2675,35 @@
       </w:r>
       <w:r>
         <w:tab/>
-        <w:t>if( status == std::future_status::ready ){...}</w:t>
+      </w:r>
+      <w:proofErr w:type="gramStart"/>
+      <w:r>
+        <w:t>if( status</w:t>
+      </w:r>
+      <w:proofErr w:type="gramEnd"/>
+      <w:r>
+        <w:t xml:space="preserve"> == </w:t>
+      </w:r>
+      <w:proofErr w:type="gramStart"/>
+      <w:r>
+        <w:t>std::</w:t>
+      </w:r>
+      <w:proofErr w:type="spellStart"/>
+      <w:proofErr w:type="gramEnd"/>
+      <w:r>
+        <w:t>future_</w:t>
+      </w:r>
+      <w:proofErr w:type="gramStart"/>
+      <w:r>
+        <w:t>status</w:t>
+      </w:r>
+      <w:proofErr w:type="spellEnd"/>
+      <w:r>
+        <w:t>::ready )</w:t>
+      </w:r>
+      <w:proofErr w:type="gramEnd"/>
+      <w:r>
+        <w:t>{...}</w:t>
       </w:r>
     </w:p>
     <w:p>
@@ -975,17 +2732,35 @@
       </w:r>
       <w:r>
         <w:tab/>
-        <w:t>int sum = future.get();</w:t>
+        <w:t xml:space="preserve">int sum = </w:t>
+      </w:r>
+      <w:proofErr w:type="spellStart"/>
+      <w:r>
+        <w:t>future.get</w:t>
+      </w:r>
+      <w:proofErr w:type="spellEnd"/>
+      <w:r>
+        <w:t>();</w:t>
       </w:r>
       <w:r>
         <w:tab/>
+      </w:r>
+      <w:proofErr w:type="gramStart"/>
+      <w:r>
         <w:t xml:space="preserve">// </w:t>
       </w:r>
       <w:r>
         <w:rPr>
           <w:rFonts w:hint="eastAsia"/>
         </w:rPr>
-        <w:t>이제 결과물이 필요함</w:t>
+        <w:t>이제</w:t>
+      </w:r>
+      <w:proofErr w:type="gramEnd"/>
+      <w:r>
+        <w:rPr>
+          <w:rFonts w:hint="eastAsia"/>
+        </w:rPr>
+        <w:t xml:space="preserve"> 결과물이 필요함</w:t>
       </w:r>
     </w:p>
     <w:p>
@@ -1009,8 +2784,21 @@
         <w:pStyle w:val="a4"/>
         <w:spacing w:after="0"/>
       </w:pPr>
-      <w:r>
-        <w:t>std::launch는 enum class 타입으로, async와 deferred 두 가지가 있다.</w:t>
+      <w:proofErr w:type="gramStart"/>
+      <w:r>
+        <w:t>std::</w:t>
+      </w:r>
+      <w:proofErr w:type="gramEnd"/>
+      <w:r>
+        <w:t xml:space="preserve">launch는 </w:t>
+      </w:r>
+      <w:proofErr w:type="spellStart"/>
+      <w:r>
+        <w:t>enum</w:t>
+      </w:r>
+      <w:proofErr w:type="spellEnd"/>
+      <w:r>
+        <w:t xml:space="preserve"> class 타입으로, async와 deferred 두 가지가 있다.</w:t>
       </w:r>
     </w:p>
     <w:p>
@@ -1020,8 +2808,34 @@
       </w:pPr>
       <w:r>
         <w:tab/>
-        <w:t>- deffered : 지연해서 실행해라 ( lazy evaluation )</w:t>
-      </w:r>
+        <w:t xml:space="preserve">- </w:t>
+      </w:r>
+      <w:proofErr w:type="spellStart"/>
+      <w:proofErr w:type="gramStart"/>
+      <w:r>
+        <w:t>deffered</w:t>
+      </w:r>
+      <w:proofErr w:type="spellEnd"/>
+      <w:r>
+        <w:t xml:space="preserve"> :</w:t>
+      </w:r>
+      <w:proofErr w:type="gramEnd"/>
+      <w:r>
+        <w:t xml:space="preserve"> 지연해서 실행해라 </w:t>
+      </w:r>
+      <w:proofErr w:type="gramStart"/>
+      <w:r>
+        <w:t>( lazy</w:t>
+      </w:r>
+      <w:proofErr w:type="gramEnd"/>
+      <w:r>
+        <w:t xml:space="preserve"> </w:t>
+      </w:r>
+      <w:proofErr w:type="gramStart"/>
+      <w:r>
+        <w:t>evaluation )</w:t>
+      </w:r>
+      <w:proofErr w:type="gramEnd"/>
     </w:p>
     <w:p>
       <w:pPr>
@@ -1030,7 +2844,15 @@
       </w:pPr>
       <w:r>
         <w:tab/>
-        <w:t>- async : 별도의 쓰레드를 만들어서 실행해라</w:t>
+        <w:t xml:space="preserve">- </w:t>
+      </w:r>
+      <w:proofErr w:type="gramStart"/>
+      <w:r>
+        <w:t>async :</w:t>
+      </w:r>
+      <w:proofErr w:type="gramEnd"/>
+      <w:r>
+        <w:t xml:space="preserve"> 별도의 쓰레드를 만들어서 실행해라</w:t>
       </w:r>
     </w:p>
     <w:p>
@@ -1040,7 +2862,23 @@
       </w:pPr>
       <w:r>
         <w:tab/>
-        <w:t>- deffered | async : 둘 중 알아서 골라서 해라</w:t>
+        <w:t xml:space="preserve">- </w:t>
+      </w:r>
+      <w:proofErr w:type="spellStart"/>
+      <w:r>
+        <w:t>deffered</w:t>
+      </w:r>
+      <w:proofErr w:type="spellEnd"/>
+      <w:r>
+        <w:t xml:space="preserve"> | </w:t>
+      </w:r>
+      <w:proofErr w:type="gramStart"/>
+      <w:r>
+        <w:t>async :</w:t>
+      </w:r>
+      <w:proofErr w:type="gramEnd"/>
+      <w:r>
+        <w:t xml:space="preserve"> 둘 중 알아서 골라서 해라</w:t>
       </w:r>
     </w:p>
     <w:p>
@@ -1055,7 +2893,15 @@
         <w:spacing w:after="0"/>
       </w:pPr>
       <w:r>
-        <w:t xml:space="preserve">* deffered 타입은 쓰레드를 사용하는 것이 아니라 </w:t>
+        <w:t xml:space="preserve">* </w:t>
+      </w:r>
+      <w:proofErr w:type="spellStart"/>
+      <w:r>
+        <w:t>deffered</w:t>
+      </w:r>
+      <w:proofErr w:type="spellEnd"/>
+      <w:r>
+        <w:t xml:space="preserve"> 타입은 쓰레드를 사용하는 것이 아니라 </w:t>
       </w:r>
       <w:r>
         <w:br/>
@@ -1085,8 +2931,45 @@
         <w:spacing w:after="0"/>
       </w:pPr>
       <w:r>
-        <w:t>future의 wait, wait_for, wait_until을 사용하면 된다. ( 셋 중에서 wait_for가 제일 많이 사용됨 )</w:t>
-      </w:r>
+        <w:t xml:space="preserve">future의 wait, </w:t>
+      </w:r>
+      <w:proofErr w:type="spellStart"/>
+      <w:r>
+        <w:t>wait_for</w:t>
+      </w:r>
+      <w:proofErr w:type="spellEnd"/>
+      <w:r>
+        <w:t xml:space="preserve">, </w:t>
+      </w:r>
+      <w:proofErr w:type="spellStart"/>
+      <w:r>
+        <w:t>wait_until</w:t>
+      </w:r>
+      <w:proofErr w:type="spellEnd"/>
+      <w:r>
+        <w:t xml:space="preserve">을 사용하면 된다. </w:t>
+      </w:r>
+      <w:proofErr w:type="gramStart"/>
+      <w:r>
+        <w:t>( 셋</w:t>
+      </w:r>
+      <w:proofErr w:type="gramEnd"/>
+      <w:r>
+        <w:t xml:space="preserve"> 중에서 </w:t>
+      </w:r>
+      <w:proofErr w:type="spellStart"/>
+      <w:r>
+        <w:t>wait_for</w:t>
+      </w:r>
+      <w:proofErr w:type="spellEnd"/>
+      <w:r>
+        <w:t xml:space="preserve">가 제일 많이 </w:t>
+      </w:r>
+      <w:proofErr w:type="gramStart"/>
+      <w:r>
+        <w:t>사용됨 )</w:t>
+      </w:r>
+      <w:proofErr w:type="gramEnd"/>
     </w:p>
     <w:p>
       <w:pPr>
@@ -1094,7 +2977,15 @@
         <w:spacing w:after="0"/>
       </w:pPr>
       <w:r>
-        <w:t>그리고 그 결과값으로 future_status를 반환한다.</w:t>
+        <w:t xml:space="preserve">그리고 그 결과값으로 </w:t>
+      </w:r>
+      <w:proofErr w:type="spellStart"/>
+      <w:r>
+        <w:t>future_status</w:t>
+      </w:r>
+      <w:proofErr w:type="spellEnd"/>
+      <w:r>
+        <w:t>를 반환한다.</w:t>
       </w:r>
     </w:p>
     <w:p>
@@ -1104,7 +2995,23 @@
       </w:pPr>
       <w:r>
         <w:tab/>
-        <w:t>- future_status::ready : 요청한 작업이 완료되었음</w:t>
+        <w:t xml:space="preserve">- </w:t>
+      </w:r>
+      <w:proofErr w:type="spellStart"/>
+      <w:r>
+        <w:t>future_</w:t>
+      </w:r>
+      <w:proofErr w:type="gramStart"/>
+      <w:r>
+        <w:t>status</w:t>
+      </w:r>
+      <w:proofErr w:type="spellEnd"/>
+      <w:r>
+        <w:t>::ready :</w:t>
+      </w:r>
+      <w:proofErr w:type="gramEnd"/>
+      <w:r>
+        <w:t xml:space="preserve"> 요청한 작업이 완료되었음</w:t>
       </w:r>
     </w:p>
     <w:p>
@@ -1114,7 +3021,23 @@
       </w:pPr>
       <w:r>
         <w:tab/>
-        <w:t>- future_status::timeout : 요청한 작업이 아직 완료되지 않았음</w:t>
+        <w:t xml:space="preserve">- </w:t>
+      </w:r>
+      <w:proofErr w:type="spellStart"/>
+      <w:r>
+        <w:t>future_</w:t>
+      </w:r>
+      <w:proofErr w:type="gramStart"/>
+      <w:r>
+        <w:t>status</w:t>
+      </w:r>
+      <w:proofErr w:type="spellEnd"/>
+      <w:r>
+        <w:t>::timeout :</w:t>
+      </w:r>
+      <w:proofErr w:type="gramEnd"/>
+      <w:r>
+        <w:t xml:space="preserve"> 요청한 작업이 아직 완료되지 않았음</w:t>
       </w:r>
     </w:p>
     <w:p>
@@ -1124,7 +3047,23 @@
       </w:pPr>
       <w:r>
         <w:tab/>
-        <w:t>- future_status::deferred : 요청한 작업이 deferred 상태임</w:t>
+        <w:t xml:space="preserve">- </w:t>
+      </w:r>
+      <w:proofErr w:type="spellStart"/>
+      <w:r>
+        <w:t>future_</w:t>
+      </w:r>
+      <w:proofErr w:type="gramStart"/>
+      <w:r>
+        <w:t>status</w:t>
+      </w:r>
+      <w:proofErr w:type="spellEnd"/>
+      <w:r>
+        <w:t>::deferred :</w:t>
+      </w:r>
+      <w:proofErr w:type="gramEnd"/>
+      <w:r>
+        <w:t xml:space="preserve"> 요청한 작업이 deferred 상태임</w:t>
       </w:r>
     </w:p>
     <w:p>
@@ -1169,7 +3108,15 @@
       </w:pPr>
       <w:r>
         <w:lastRenderedPageBreak/>
-        <w:t>* std::async 함수에는 class의 멤버 함수도 전달할 수 있다.</w:t>
+        <w:t xml:space="preserve">* </w:t>
+      </w:r>
+      <w:proofErr w:type="gramStart"/>
+      <w:r>
+        <w:t>std::</w:t>
+      </w:r>
+      <w:proofErr w:type="gramEnd"/>
+      <w:r>
+        <w:t>async 함수에는 class의 멤버 함수도 전달할 수 있다.</w:t>
       </w:r>
     </w:p>
     <w:p>
@@ -1212,7 +3159,20 @@
       </w:r>
       <w:r>
         <w:tab/>
-        <w:t>int getHp() const {return hp_;}</w:t>
+        <w:t xml:space="preserve">int </w:t>
+      </w:r>
+      <w:proofErr w:type="spellStart"/>
+      <w:proofErr w:type="gramStart"/>
+      <w:r>
+        <w:t>getHp</w:t>
+      </w:r>
+      <w:proofErr w:type="spellEnd"/>
+      <w:r>
+        <w:t>(</w:t>
+      </w:r>
+      <w:proofErr w:type="gramEnd"/>
+      <w:r>
+        <w:t>) const {return hp_;}</w:t>
       </w:r>
     </w:p>
     <w:p>
@@ -1235,8 +3195,13 @@
       </w:r>
       <w:r>
         <w:tab/>
-        <w:t>int hp_;</w:t>
-      </w:r>
+        <w:t>int hp</w:t>
+      </w:r>
+      <w:proofErr w:type="gramStart"/>
+      <w:r>
+        <w:t>_;</w:t>
+      </w:r>
+      <w:proofErr w:type="gramEnd"/>
     </w:p>
     <w:p>
       <w:pPr>
@@ -1265,8 +3230,18 @@
       </w:pPr>
       <w:r>
         <w:tab/>
-        <w:t>Knight knight;</w:t>
-      </w:r>
+        <w:t xml:space="preserve">Knight </w:t>
+      </w:r>
+      <w:proofErr w:type="spellStart"/>
+      <w:proofErr w:type="gramStart"/>
+      <w:r>
+        <w:t>knight</w:t>
+      </w:r>
+      <w:proofErr w:type="spellEnd"/>
+      <w:r>
+        <w:t>;</w:t>
+      </w:r>
+      <w:proofErr w:type="gramEnd"/>
     </w:p>
     <w:p>
       <w:pPr>
@@ -1275,8 +3250,41 @@
       </w:pPr>
       <w:r>
         <w:tab/>
-        <w:t>std::future&lt;int&gt; future = std::async(std::launch::async, &amp;Knight::getHp, knight);</w:t>
-      </w:r>
+      </w:r>
+      <w:proofErr w:type="gramStart"/>
+      <w:r>
+        <w:t>std::</w:t>
+      </w:r>
+      <w:proofErr w:type="gramEnd"/>
+      <w:r>
+        <w:t xml:space="preserve">future&lt;int&gt; future = </w:t>
+      </w:r>
+      <w:proofErr w:type="gramStart"/>
+      <w:r>
+        <w:t>std::async(std::launch::</w:t>
+      </w:r>
+      <w:proofErr w:type="gramEnd"/>
+      <w:r>
+        <w:t>async, &amp;</w:t>
+      </w:r>
+      <w:proofErr w:type="gramStart"/>
+      <w:r>
+        <w:t>Knight::</w:t>
+      </w:r>
+      <w:proofErr w:type="spellStart"/>
+      <w:proofErr w:type="gramEnd"/>
+      <w:r>
+        <w:t>getHp</w:t>
+      </w:r>
+      <w:proofErr w:type="spellEnd"/>
+      <w:r>
+        <w:t>, knight</w:t>
+      </w:r>
+      <w:proofErr w:type="gramStart"/>
+      <w:r>
+        <w:t>);</w:t>
+      </w:r>
+      <w:proofErr w:type="gramEnd"/>
     </w:p>
     <w:p>
       <w:pPr>
@@ -1310,12 +3318,14 @@
           <w:szCs w:val="32"/>
         </w:rPr>
       </w:pPr>
+      <w:proofErr w:type="gramStart"/>
       <w:r>
         <w:rPr>
           <w:rFonts w:hint="eastAsia"/>
         </w:rPr>
         <w:t>promise</w:t>
       </w:r>
+      <w:proofErr w:type="gramEnd"/>
     </w:p>
     <w:p>
       <w:pPr>
@@ -1327,7 +3337,35 @@
         <w:rPr>
           <w:rFonts w:hint="eastAsia"/>
         </w:rPr>
-        <w:t>미래(std::future)에 결과물을 반환해줄 것이라는 약속(std::promise)를 하는 셈이다.</w:t>
+        <w:t>미래(</w:t>
+      </w:r>
+      <w:proofErr w:type="gramStart"/>
+      <w:r>
+        <w:rPr>
+          <w:rFonts w:hint="eastAsia"/>
+        </w:rPr>
+        <w:t>std::</w:t>
+      </w:r>
+      <w:proofErr w:type="gramEnd"/>
+      <w:r>
+        <w:rPr>
+          <w:rFonts w:hint="eastAsia"/>
+        </w:rPr>
+        <w:t>future)에 결과물을 반환해줄 것이라는 약속(</w:t>
+      </w:r>
+      <w:proofErr w:type="gramStart"/>
+      <w:r>
+        <w:rPr>
+          <w:rFonts w:hint="eastAsia"/>
+        </w:rPr>
+        <w:t>std::</w:t>
+      </w:r>
+      <w:proofErr w:type="gramEnd"/>
+      <w:r>
+        <w:rPr>
+          <w:rFonts w:hint="eastAsia"/>
+        </w:rPr>
+        <w:t>promise)를 하는 셈이다.</w:t>
       </w:r>
     </w:p>
     <w:p>
@@ -1374,12 +3412,42 @@
       <w:r>
         <w:tab/>
       </w:r>
-      <w:r>
-        <w:rPr>
-          <w:rFonts w:hint="eastAsia"/>
-        </w:rPr>
-        <w:t>std::promise&lt;std::string&gt; promise;</w:t>
-      </w:r>
+      <w:proofErr w:type="gramStart"/>
+      <w:r>
+        <w:rPr>
+          <w:rFonts w:hint="eastAsia"/>
+        </w:rPr>
+        <w:t>std::</w:t>
+      </w:r>
+      <w:proofErr w:type="gramEnd"/>
+      <w:r>
+        <w:rPr>
+          <w:rFonts w:hint="eastAsia"/>
+        </w:rPr>
+        <w:t>promise&lt;</w:t>
+      </w:r>
+      <w:proofErr w:type="gramStart"/>
+      <w:r>
+        <w:rPr>
+          <w:rFonts w:hint="eastAsia"/>
+        </w:rPr>
+        <w:t>std::</w:t>
+      </w:r>
+      <w:proofErr w:type="gramEnd"/>
+      <w:r>
+        <w:rPr>
+          <w:rFonts w:hint="eastAsia"/>
+        </w:rPr>
+        <w:t xml:space="preserve">string&gt; </w:t>
+      </w:r>
+      <w:proofErr w:type="gramStart"/>
+      <w:r>
+        <w:rPr>
+          <w:rFonts w:hint="eastAsia"/>
+        </w:rPr>
+        <w:t>promise;</w:t>
+      </w:r>
+      <w:proofErr w:type="gramEnd"/>
     </w:p>
     <w:p>
       <w:pPr>
@@ -1397,17 +3465,67 @@
       <w:r>
         <w:tab/>
       </w:r>
-      <w:r>
-        <w:rPr>
-          <w:rFonts w:hint="eastAsia"/>
-        </w:rPr>
-        <w:t>std::future&lt;std::string&gt; future = promise.get_future();</w:t>
-      </w:r>
-      <w:r>
-        <w:rPr>
-          <w:rFonts w:hint="eastAsia"/>
-        </w:rPr>
-        <w:t xml:space="preserve">  값을 반환할 것을 약속</w:t>
+      <w:proofErr w:type="gramStart"/>
+      <w:r>
+        <w:rPr>
+          <w:rFonts w:hint="eastAsia"/>
+        </w:rPr>
+        <w:t>std::</w:t>
+      </w:r>
+      <w:proofErr w:type="gramEnd"/>
+      <w:r>
+        <w:rPr>
+          <w:rFonts w:hint="eastAsia"/>
+        </w:rPr>
+        <w:t>future&lt;</w:t>
+      </w:r>
+      <w:proofErr w:type="gramStart"/>
+      <w:r>
+        <w:rPr>
+          <w:rFonts w:hint="eastAsia"/>
+        </w:rPr>
+        <w:t>std::</w:t>
+      </w:r>
+      <w:proofErr w:type="gramEnd"/>
+      <w:r>
+        <w:rPr>
+          <w:rFonts w:hint="eastAsia"/>
+        </w:rPr>
+        <w:t xml:space="preserve">string&gt; future = </w:t>
+      </w:r>
+      <w:proofErr w:type="spellStart"/>
+      <w:r>
+        <w:rPr>
+          <w:rFonts w:hint="eastAsia"/>
+        </w:rPr>
+        <w:t>promise.get_future</w:t>
+      </w:r>
+      <w:proofErr w:type="spellEnd"/>
+      <w:r>
+        <w:rPr>
+          <w:rFonts w:hint="eastAsia"/>
+        </w:rPr>
+        <w:t>(</w:t>
+      </w:r>
+      <w:proofErr w:type="gramStart"/>
+      <w:r>
+        <w:rPr>
+          <w:rFonts w:hint="eastAsia"/>
+        </w:rPr>
+        <w:t>);</w:t>
+      </w:r>
+      <w:r>
+        <w:rPr>
+          <w:rFonts w:hint="eastAsia"/>
+        </w:rPr>
+        <w:t xml:space="preserve">  값을</w:t>
+      </w:r>
+      <w:proofErr w:type="gramEnd"/>
+      <w:r>
+        <w:rPr>
+          <w:rFonts w:hint="eastAsia"/>
+        </w:rPr>
+        <w:t xml:space="preserve"> 반환할 것을 약속</w:t>
       </w:r>
     </w:p>
     <w:p>
@@ -1443,17 +3561,67 @@
       <w:r>
         <w:tab/>
       </w:r>
-      <w:r>
-        <w:rPr>
-          <w:rFonts w:hint="eastAsia"/>
-        </w:rPr>
-        <w:t>std::thread t(WorkerThread, std::move(promise));</w:t>
-      </w:r>
-      <w:r>
-        <w:rPr>
-          <w:rFonts w:hint="eastAsia"/>
-        </w:rPr>
-        <w:t xml:space="preserve">  해당 thread에서 promise에 값을 할당</w:t>
+      <w:proofErr w:type="gramStart"/>
+      <w:r>
+        <w:rPr>
+          <w:rFonts w:hint="eastAsia"/>
+        </w:rPr>
+        <w:t>std::</w:t>
+      </w:r>
+      <w:proofErr w:type="gramEnd"/>
+      <w:r>
+        <w:rPr>
+          <w:rFonts w:hint="eastAsia"/>
+        </w:rPr>
+        <w:t>thread t(</w:t>
+      </w:r>
+      <w:proofErr w:type="spellStart"/>
+      <w:r>
+        <w:rPr>
+          <w:rFonts w:hint="eastAsia"/>
+        </w:rPr>
+        <w:t>WorkerThread</w:t>
+      </w:r>
+      <w:proofErr w:type="spellEnd"/>
+      <w:r>
+        <w:rPr>
+          <w:rFonts w:hint="eastAsia"/>
+        </w:rPr>
+        <w:t xml:space="preserve">, </w:t>
+      </w:r>
+      <w:proofErr w:type="gramStart"/>
+      <w:r>
+        <w:rPr>
+          <w:rFonts w:hint="eastAsia"/>
+        </w:rPr>
+        <w:t>std::</w:t>
+      </w:r>
+      <w:proofErr w:type="gramEnd"/>
+      <w:r>
+        <w:rPr>
+          <w:rFonts w:hint="eastAsia"/>
+        </w:rPr>
+        <w:t>move(promise)</w:t>
+      </w:r>
+      <w:proofErr w:type="gramStart"/>
+      <w:r>
+        <w:rPr>
+          <w:rFonts w:hint="eastAsia"/>
+        </w:rPr>
+        <w:t>);</w:t>
+      </w:r>
+      <w:r>
+        <w:rPr>
+          <w:rFonts w:hint="eastAsia"/>
+        </w:rPr>
+        <w:t xml:space="preserve">  해당</w:t>
+      </w:r>
+      <w:proofErr w:type="gramEnd"/>
+      <w:r>
+        <w:rPr>
+          <w:rFonts w:hint="eastAsia"/>
+        </w:rPr>
+        <w:t xml:space="preserve"> thread에서 promise에 값을 할당</w:t>
       </w:r>
     </w:p>
     <w:p>
@@ -1489,12 +3657,36 @@
       <w:r>
         <w:tab/>
       </w:r>
-      <w:r>
-        <w:rPr>
-          <w:rFonts w:hint="eastAsia"/>
-        </w:rPr>
-        <w:t>std::string msg = future.get();</w:t>
-      </w:r>
+      <w:proofErr w:type="gramStart"/>
+      <w:r>
+        <w:rPr>
+          <w:rFonts w:hint="eastAsia"/>
+        </w:rPr>
+        <w:t>std::</w:t>
+      </w:r>
+      <w:proofErr w:type="gramEnd"/>
+      <w:r>
+        <w:rPr>
+          <w:rFonts w:hint="eastAsia"/>
+        </w:rPr>
+        <w:t xml:space="preserve">string msg = </w:t>
+      </w:r>
+      <w:proofErr w:type="spellStart"/>
+      <w:proofErr w:type="gramStart"/>
+      <w:r>
+        <w:rPr>
+          <w:rFonts w:hint="eastAsia"/>
+        </w:rPr>
+        <w:t>future.get</w:t>
+      </w:r>
+      <w:proofErr w:type="spellEnd"/>
+      <w:r>
+        <w:rPr>
+          <w:rFonts w:hint="eastAsia"/>
+        </w:rPr>
+        <w:t>();</w:t>
+      </w:r>
+      <w:proofErr w:type="gramEnd"/>
     </w:p>
     <w:p>
       <w:pPr>
@@ -1517,11 +3709,19 @@
         <w:spacing w:after="0"/>
         <w:ind w:leftChars="0" w:left="851"/>
       </w:pPr>
-      <w:r>
-        <w:rPr>
-          <w:rFonts w:hint="eastAsia"/>
-        </w:rPr>
-        <w:t>future.get(); 하기 전에 wait를 하지 않아도 된다.</w:t>
+      <w:proofErr w:type="spellStart"/>
+      <w:r>
+        <w:rPr>
+          <w:rFonts w:hint="eastAsia"/>
+        </w:rPr>
+        <w:t>future.get</w:t>
+      </w:r>
+      <w:proofErr w:type="spellEnd"/>
+      <w:r>
+        <w:rPr>
+          <w:rFonts w:hint="eastAsia"/>
+        </w:rPr>
+        <w:t>(); 하기 전에 wait를 하지 않아도 된다.</w:t>
       </w:r>
     </w:p>
     <w:p>
@@ -1579,12 +3779,14 @@
           <w:szCs w:val="32"/>
         </w:rPr>
       </w:pPr>
+      <w:proofErr w:type="spellStart"/>
       <w:r>
         <w:rPr>
           <w:rFonts w:hint="eastAsia"/>
         </w:rPr>
         <w:t>packaged_task</w:t>
       </w:r>
+      <w:proofErr w:type="spellEnd"/>
     </w:p>
     <w:p>
       <w:pPr>
@@ -1630,11 +3832,27 @@
       <w:r>
         <w:tab/>
       </w:r>
-      <w:r>
-        <w:rPr>
-          <w:rFonts w:hint="eastAsia"/>
-        </w:rPr>
-        <w:t>std::packaged_task&lt;함수 프로토타입&gt; task(함수);</w:t>
+      <w:proofErr w:type="gramStart"/>
+      <w:r>
+        <w:rPr>
+          <w:rFonts w:hint="eastAsia"/>
+        </w:rPr>
+        <w:t>std::</w:t>
+      </w:r>
+      <w:proofErr w:type="spellStart"/>
+      <w:proofErr w:type="gramEnd"/>
+      <w:r>
+        <w:rPr>
+          <w:rFonts w:hint="eastAsia"/>
+        </w:rPr>
+        <w:t>packaged_task</w:t>
+      </w:r>
+      <w:proofErr w:type="spellEnd"/>
+      <w:r>
+        <w:rPr>
+          <w:rFonts w:hint="eastAsia"/>
+        </w:rPr>
+        <w:t>&lt;함수 프로토타입&gt; task(함수);</w:t>
       </w:r>
     </w:p>
     <w:p>
@@ -1653,11 +3871,33 @@
       <w:r>
         <w:tab/>
       </w:r>
-      <w:r>
-        <w:rPr>
-          <w:rFonts w:hint="eastAsia"/>
-        </w:rPr>
-        <w:t>std::future&lt;함수 반환 타입&gt; future = task.get_future();</w:t>
+      <w:proofErr w:type="gramStart"/>
+      <w:r>
+        <w:rPr>
+          <w:rFonts w:hint="eastAsia"/>
+        </w:rPr>
+        <w:t>std::</w:t>
+      </w:r>
+      <w:proofErr w:type="gramEnd"/>
+      <w:r>
+        <w:rPr>
+          <w:rFonts w:hint="eastAsia"/>
+        </w:rPr>
+        <w:t xml:space="preserve">future&lt;함수 반환 타입&gt; future = </w:t>
+      </w:r>
+      <w:proofErr w:type="spellStart"/>
+      <w:r>
+        <w:rPr>
+          <w:rFonts w:hint="eastAsia"/>
+        </w:rPr>
+        <w:t>task.get_future</w:t>
+      </w:r>
+      <w:proofErr w:type="spellEnd"/>
+      <w:r>
+        <w:rPr>
+          <w:rFonts w:hint="eastAsia"/>
+        </w:rPr>
+        <w:t>();</w:t>
       </w:r>
     </w:p>
     <w:p>
@@ -1693,11 +3933,55 @@
       <w:r>
         <w:tab/>
       </w:r>
-      <w:r>
-        <w:rPr>
-          <w:rFonts w:hint="eastAsia"/>
-        </w:rPr>
-        <w:t>std::thread t(WorkerThread, std::move(ta</w:t>
+      <w:proofErr w:type="gramStart"/>
+      <w:r>
+        <w:rPr>
+          <w:rFonts w:hint="eastAsia"/>
+        </w:rPr>
+        <w:t>std::</w:t>
+      </w:r>
+      <w:proofErr w:type="gramEnd"/>
+      <w:r>
+        <w:rPr>
+          <w:rFonts w:hint="eastAsia"/>
+        </w:rPr>
+        <w:t xml:space="preserve">thread </w:t>
+      </w:r>
+      <w:proofErr w:type="gramStart"/>
+      <w:r>
+        <w:rPr>
+          <w:rFonts w:hint="eastAsia"/>
+        </w:rPr>
+        <w:t>t(</w:t>
+      </w:r>
+      <w:proofErr w:type="spellStart"/>
+      <w:proofErr w:type="gramEnd"/>
+      <w:r>
+        <w:rPr>
+          <w:rFonts w:hint="eastAsia"/>
+        </w:rPr>
+        <w:t>WorkerThread</w:t>
+      </w:r>
+      <w:proofErr w:type="spellEnd"/>
+      <w:r>
+        <w:rPr>
+          <w:rFonts w:hint="eastAsia"/>
+        </w:rPr>
+        <w:t xml:space="preserve">, </w:t>
+      </w:r>
+      <w:proofErr w:type="gramStart"/>
+      <w:r>
+        <w:rPr>
+          <w:rFonts w:hint="eastAsia"/>
+        </w:rPr>
+        <w:t>std::</w:t>
+      </w:r>
+      <w:proofErr w:type="gramEnd"/>
+      <w:r>
+        <w:rPr>
+          <w:rFonts w:hint="eastAsia"/>
+        </w:rPr>
+        <w:t>move(ta</w:t>
       </w:r>
       <w:r>
         <w:rPr>
@@ -1709,8 +3993,16 @@
         <w:rPr>
           <w:rFonts w:hint="eastAsia"/>
         </w:rPr>
-        <w:t>));</w:t>
-      </w:r>
+        <w:t>)</w:t>
+      </w:r>
+      <w:proofErr w:type="gramStart"/>
+      <w:r>
+        <w:rPr>
+          <w:rFonts w:hint="eastAsia"/>
+        </w:rPr>
+        <w:t>);</w:t>
+      </w:r>
+      <w:proofErr w:type="gramEnd"/>
     </w:p>
     <w:p>
       <w:pPr>
@@ -1749,7 +4041,35 @@
         <w:rPr>
           <w:rFonts w:hint="eastAsia"/>
         </w:rPr>
-        <w:t>함수 반환 타입 val = future.get();</w:t>
+        <w:t xml:space="preserve">함수 반환 타입 </w:t>
+      </w:r>
+      <w:proofErr w:type="spellStart"/>
+      <w:r>
+        <w:rPr>
+          <w:rFonts w:hint="eastAsia"/>
+        </w:rPr>
+        <w:t>val</w:t>
+      </w:r>
+      <w:proofErr w:type="spellEnd"/>
+      <w:r>
+        <w:rPr>
+          <w:rFonts w:hint="eastAsia"/>
+        </w:rPr>
+        <w:t xml:space="preserve"> = </w:t>
+      </w:r>
+      <w:proofErr w:type="spellStart"/>
+      <w:r>
+        <w:rPr>
+          <w:rFonts w:hint="eastAsia"/>
+        </w:rPr>
+        <w:t>future.get</w:t>
+      </w:r>
+      <w:proofErr w:type="spellEnd"/>
+      <w:r>
+        <w:rPr>
+          <w:rFonts w:hint="eastAsia"/>
+        </w:rPr>
+        <w:t>();</w:t>
       </w:r>
     </w:p>
     <w:p>
@@ -1777,8 +4097,16 @@
         <w:rPr>
           <w:rFonts w:hint="eastAsia"/>
         </w:rPr>
-        <w:t>원하는 함수의 실행 결과를 packaged_task</w:t>
-      </w:r>
+        <w:t xml:space="preserve">원하는 함수의 실행 결과를 </w:t>
+      </w:r>
+      <w:proofErr w:type="spellStart"/>
+      <w:r>
+        <w:rPr>
+          <w:rFonts w:hint="eastAsia"/>
+        </w:rPr>
+        <w:t>packaged_task</w:t>
+      </w:r>
+      <w:proofErr w:type="spellEnd"/>
       <w:r>
         <w:rPr>
           <w:rFonts w:hint="eastAsia"/>
@@ -1929,7 +4257,29 @@
           <w:sz w:val="21"/>
           <w:szCs w:val="21"/>
         </w:rPr>
-        <w:t xml:space="preserve">Vec3 cameraTranslation </w:t>
+        <w:t xml:space="preserve">Vec3 </w:t>
+      </w:r>
+      <w:proofErr w:type="spellStart"/>
+      <w:r>
+        <w:rPr>
+          <w:rFonts w:ascii="Consolas" w:eastAsia="굴림" w:hAnsi="Consolas" w:cs="굴림"/>
+          <w:color w:val="CCCCCC"/>
+          <w:kern w:val="0"/>
+          <w:sz w:val="21"/>
+          <w:szCs w:val="21"/>
+        </w:rPr>
+        <w:t>cameraTranslation</w:t>
+      </w:r>
+      <w:proofErr w:type="spellEnd"/>
+      <w:r>
+        <w:rPr>
+          <w:rFonts w:ascii="Consolas" w:eastAsia="굴림" w:hAnsi="Consolas" w:cs="굴림"/>
+          <w:color w:val="CCCCCC"/>
+          <w:kern w:val="0"/>
+          <w:sz w:val="21"/>
+          <w:szCs w:val="21"/>
+        </w:rPr>
+        <w:t xml:space="preserve"> </w:t>
       </w:r>
       <w:r>
         <w:rPr>
@@ -1951,6 +4301,7 @@
         </w:rPr>
         <w:t xml:space="preserve"> </w:t>
       </w:r>
+      <w:proofErr w:type="spellStart"/>
       <w:r>
         <w:rPr>
           <w:rFonts w:ascii="Consolas" w:eastAsia="굴림" w:hAnsi="Consolas" w:cs="굴림"/>
@@ -1981,16 +4332,29 @@
         </w:rPr>
         <w:t>Translation</w:t>
       </w:r>
-      <w:r>
-        <w:rPr>
-          <w:rFonts w:ascii="Consolas" w:eastAsia="굴림" w:hAnsi="Consolas" w:cs="굴림"/>
-          <w:color w:val="CCCCCC"/>
-          <w:kern w:val="0"/>
-          <w:sz w:val="21"/>
-          <w:szCs w:val="21"/>
-        </w:rPr>
-        <w:t>();</w:t>
-      </w:r>
+      <w:proofErr w:type="spellEnd"/>
+      <w:r>
+        <w:rPr>
+          <w:rFonts w:ascii="Consolas" w:eastAsia="굴림" w:hAnsi="Consolas" w:cs="굴림"/>
+          <w:color w:val="CCCCCC"/>
+          <w:kern w:val="0"/>
+          <w:sz w:val="21"/>
+          <w:szCs w:val="21"/>
+        </w:rPr>
+        <w:t>(</w:t>
+      </w:r>
+      <w:proofErr w:type="gramStart"/>
+      <w:r>
+        <w:rPr>
+          <w:rFonts w:ascii="Consolas" w:eastAsia="굴림" w:hAnsi="Consolas" w:cs="굴림"/>
+          <w:color w:val="CCCCCC"/>
+          <w:kern w:val="0"/>
+          <w:sz w:val="21"/>
+          <w:szCs w:val="21"/>
+        </w:rPr>
+        <w:t>);</w:t>
+      </w:r>
+      <w:proofErr w:type="gramEnd"/>
     </w:p>
     <w:p>
       <w:pPr>
@@ -2037,6 +4401,7 @@
         </w:rPr>
         <w:t xml:space="preserve">        </w:t>
       </w:r>
+      <w:proofErr w:type="spellStart"/>
       <w:r>
         <w:rPr>
           <w:rFonts w:ascii="Consolas" w:eastAsia="굴림" w:hAnsi="Consolas" w:cs="굴림"/>
@@ -2067,6 +4432,7 @@
         </w:rPr>
         <w:t>x</w:t>
       </w:r>
+      <w:proofErr w:type="spellEnd"/>
       <w:r>
         <w:rPr>
           <w:rFonts w:ascii="Consolas" w:eastAsia="굴림" w:hAnsi="Consolas" w:cs="굴림"/>
@@ -2097,6 +4463,7 @@
         </w:rPr>
         <w:t xml:space="preserve"> </w:t>
       </w:r>
+      <w:proofErr w:type="spellStart"/>
       <w:r>
         <w:rPr>
           <w:rFonts w:ascii="Consolas" w:eastAsia="굴림" w:hAnsi="Consolas" w:cs="굴림"/>
@@ -2117,6 +4484,7 @@
         </w:rPr>
         <w:t>.</w:t>
       </w:r>
+      <w:proofErr w:type="gramStart"/>
       <w:r>
         <w:rPr>
           <w:rFonts w:ascii="Consolas" w:eastAsia="굴림" w:hAnsi="Consolas" w:cs="굴림"/>
@@ -2127,15 +4495,27 @@
         </w:rPr>
         <w:t>x</w:t>
       </w:r>
-      <w:r>
-        <w:rPr>
-          <w:rFonts w:ascii="Consolas" w:eastAsia="굴림" w:hAnsi="Consolas" w:cs="굴림"/>
-          <w:color w:val="CCCCCC"/>
-          <w:kern w:val="0"/>
-          <w:sz w:val="21"/>
-          <w:szCs w:val="21"/>
-        </w:rPr>
-        <w:t xml:space="preserve">; </w:t>
+      <w:proofErr w:type="spellEnd"/>
+      <w:r>
+        <w:rPr>
+          <w:rFonts w:ascii="Consolas" w:eastAsia="굴림" w:hAnsi="Consolas" w:cs="굴림"/>
+          <w:color w:val="CCCCCC"/>
+          <w:kern w:val="0"/>
+          <w:sz w:val="21"/>
+          <w:szCs w:val="21"/>
+        </w:rPr>
+        <w:t>;</w:t>
+      </w:r>
+      <w:proofErr w:type="gramEnd"/>
+      <w:r>
+        <w:rPr>
+          <w:rFonts w:ascii="Consolas" w:eastAsia="굴림" w:hAnsi="Consolas" w:cs="굴림"/>
+          <w:color w:val="CCCCCC"/>
+          <w:kern w:val="0"/>
+          <w:sz w:val="21"/>
+          <w:szCs w:val="21"/>
+        </w:rPr>
+        <w:t xml:space="preserve"> </w:t>
       </w:r>
     </w:p>
     <w:p>
@@ -2165,6 +4545,7 @@
         </w:rPr>
         <w:t xml:space="preserve">        </w:t>
       </w:r>
+      <w:proofErr w:type="spellStart"/>
       <w:r>
         <w:rPr>
           <w:rFonts w:ascii="Consolas" w:eastAsia="굴림" w:hAnsi="Consolas" w:cs="굴림"/>
@@ -2195,6 +4576,7 @@
         </w:rPr>
         <w:t>y</w:t>
       </w:r>
+      <w:proofErr w:type="spellEnd"/>
       <w:r>
         <w:rPr>
           <w:rFonts w:ascii="Consolas" w:eastAsia="굴림" w:hAnsi="Consolas" w:cs="굴림"/>
@@ -2225,6 +4607,7 @@
         </w:rPr>
         <w:t xml:space="preserve"> </w:t>
       </w:r>
+      <w:proofErr w:type="spellStart"/>
       <w:r>
         <w:rPr>
           <w:rFonts w:ascii="Consolas" w:eastAsia="굴림" w:hAnsi="Consolas" w:cs="굴림"/>
@@ -2245,6 +4628,7 @@
         </w:rPr>
         <w:t>.</w:t>
       </w:r>
+      <w:proofErr w:type="gramStart"/>
       <w:r>
         <w:rPr>
           <w:rFonts w:ascii="Consolas" w:eastAsia="굴림" w:hAnsi="Consolas" w:cs="굴림"/>
@@ -2255,6 +4639,7 @@
         </w:rPr>
         <w:t>y</w:t>
       </w:r>
+      <w:proofErr w:type="spellEnd"/>
       <w:r>
         <w:rPr>
           <w:rFonts w:ascii="Consolas" w:eastAsia="굴림" w:hAnsi="Consolas" w:cs="굴림"/>
@@ -2265,6 +4650,7 @@
         </w:rPr>
         <w:t>;</w:t>
       </w:r>
+      <w:proofErr w:type="gramEnd"/>
     </w:p>
     <w:p>
       <w:pPr>
@@ -2293,6 +4679,7 @@
         </w:rPr>
         <w:t xml:space="preserve">        </w:t>
       </w:r>
+      <w:proofErr w:type="spellStart"/>
       <w:r>
         <w:rPr>
           <w:rFonts w:ascii="Consolas" w:eastAsia="굴림" w:hAnsi="Consolas" w:cs="굴림"/>
@@ -2323,6 +4710,7 @@
         </w:rPr>
         <w:t>z</w:t>
       </w:r>
+      <w:proofErr w:type="spellEnd"/>
       <w:r>
         <w:rPr>
           <w:rFonts w:ascii="Consolas" w:eastAsia="굴림" w:hAnsi="Consolas" w:cs="굴림"/>
@@ -2353,6 +4741,7 @@
         </w:rPr>
         <w:t xml:space="preserve"> </w:t>
       </w:r>
+      <w:proofErr w:type="spellStart"/>
       <w:r>
         <w:rPr>
           <w:rFonts w:ascii="Consolas" w:eastAsia="굴림" w:hAnsi="Consolas" w:cs="굴림"/>
@@ -2373,6 +4762,7 @@
         </w:rPr>
         <w:t>.</w:t>
       </w:r>
+      <w:proofErr w:type="gramStart"/>
       <w:r>
         <w:rPr>
           <w:rFonts w:ascii="Consolas" w:eastAsia="굴림" w:hAnsi="Consolas" w:cs="굴림"/>
@@ -2383,6 +4773,7 @@
         </w:rPr>
         <w:t>z</w:t>
       </w:r>
+      <w:proofErr w:type="spellEnd"/>
       <w:r>
         <w:rPr>
           <w:rFonts w:ascii="Consolas" w:eastAsia="굴림" w:hAnsi="Consolas" w:cs="굴림"/>
@@ -2393,6 +4784,7 @@
         </w:rPr>
         <w:t>;</w:t>
       </w:r>
+      <w:proofErr w:type="gramEnd"/>
     </w:p>
     <w:p>
       <w:pPr>
@@ -2437,7 +4829,29 @@
           <w:sz w:val="21"/>
           <w:szCs w:val="21"/>
         </w:rPr>
-        <w:t xml:space="preserve">        Vec3 lightPos </w:t>
+        <w:t xml:space="preserve">        Vec3 </w:t>
+      </w:r>
+      <w:proofErr w:type="spellStart"/>
+      <w:r>
+        <w:rPr>
+          <w:rFonts w:ascii="Consolas" w:eastAsia="굴림" w:hAnsi="Consolas" w:cs="굴림"/>
+          <w:color w:val="CCCCCC"/>
+          <w:kern w:val="0"/>
+          <w:sz w:val="21"/>
+          <w:szCs w:val="21"/>
+        </w:rPr>
+        <w:t>lightPos</w:t>
+      </w:r>
+      <w:proofErr w:type="spellEnd"/>
+      <w:r>
+        <w:rPr>
+          <w:rFonts w:ascii="Consolas" w:eastAsia="굴림" w:hAnsi="Consolas" w:cs="굴림"/>
+          <w:color w:val="CCCCCC"/>
+          <w:kern w:val="0"/>
+          <w:sz w:val="21"/>
+          <w:szCs w:val="21"/>
+        </w:rPr>
+        <w:t xml:space="preserve"> </w:t>
       </w:r>
       <w:r>
         <w:rPr>
@@ -2479,6 +4893,7 @@
         </w:rPr>
         <w:t>(</w:t>
       </w:r>
+      <w:proofErr w:type="spellStart"/>
       <w:r>
         <w:rPr>
           <w:rFonts w:ascii="Consolas" w:eastAsia="굴림" w:hAnsi="Consolas" w:cs="굴림"/>
@@ -2509,6 +4924,7 @@
         </w:rPr>
         <w:t>x</w:t>
       </w:r>
+      <w:proofErr w:type="spellEnd"/>
       <w:r>
         <w:rPr>
           <w:rFonts w:ascii="Consolas" w:eastAsia="굴림" w:hAnsi="Consolas" w:cs="굴림"/>
@@ -2519,6 +4935,7 @@
         </w:rPr>
         <w:t xml:space="preserve">, </w:t>
       </w:r>
+      <w:proofErr w:type="spellStart"/>
       <w:r>
         <w:rPr>
           <w:rFonts w:ascii="Consolas" w:eastAsia="굴림" w:hAnsi="Consolas" w:cs="굴림"/>
@@ -2549,6 +4966,7 @@
         </w:rPr>
         <w:t>y</w:t>
       </w:r>
+      <w:proofErr w:type="spellEnd"/>
       <w:r>
         <w:rPr>
           <w:rFonts w:ascii="Consolas" w:eastAsia="굴림" w:hAnsi="Consolas" w:cs="굴림"/>
@@ -2559,6 +4977,7 @@
         </w:rPr>
         <w:t xml:space="preserve">, </w:t>
       </w:r>
+      <w:proofErr w:type="spellStart"/>
       <w:r>
         <w:rPr>
           <w:rFonts w:ascii="Consolas" w:eastAsia="굴림" w:hAnsi="Consolas" w:cs="굴림"/>
@@ -2589,6 +5008,8 @@
         </w:rPr>
         <w:t>z</w:t>
       </w:r>
+      <w:proofErr w:type="spellEnd"/>
+      <w:proofErr w:type="gramStart"/>
       <w:r>
         <w:rPr>
           <w:rFonts w:ascii="Consolas" w:eastAsia="굴림" w:hAnsi="Consolas" w:cs="굴림"/>
@@ -2599,6 +5020,7 @@
         </w:rPr>
         <w:t>);</w:t>
       </w:r>
+      <w:proofErr w:type="gramEnd"/>
     </w:p>
     <w:p>
       <w:pPr>
@@ -2625,7 +5047,29 @@
           <w:sz w:val="21"/>
           <w:szCs w:val="21"/>
         </w:rPr>
-        <w:t xml:space="preserve">        lightPos </w:t>
+        <w:t xml:space="preserve">        </w:t>
+      </w:r>
+      <w:proofErr w:type="spellStart"/>
+      <w:r>
+        <w:rPr>
+          <w:rFonts w:ascii="Consolas" w:eastAsia="굴림" w:hAnsi="Consolas" w:cs="굴림"/>
+          <w:color w:val="CCCCCC"/>
+          <w:kern w:val="0"/>
+          <w:sz w:val="21"/>
+          <w:szCs w:val="21"/>
+        </w:rPr>
+        <w:t>lightPos</w:t>
+      </w:r>
+      <w:proofErr w:type="spellEnd"/>
+      <w:r>
+        <w:rPr>
+          <w:rFonts w:ascii="Consolas" w:eastAsia="굴림" w:hAnsi="Consolas" w:cs="굴림"/>
+          <w:color w:val="CCCCCC"/>
+          <w:kern w:val="0"/>
+          <w:sz w:val="21"/>
+          <w:szCs w:val="21"/>
+        </w:rPr>
+        <w:t xml:space="preserve"> </w:t>
       </w:r>
       <w:r>
         <w:rPr>
@@ -2667,6 +5111,7 @@
         </w:rPr>
         <w:t>(</w:t>
       </w:r>
+      <w:proofErr w:type="spellStart"/>
       <w:r>
         <w:rPr>
           <w:rFonts w:ascii="Consolas" w:eastAsia="굴림" w:hAnsi="Consolas" w:cs="굴림"/>
@@ -2675,7 +5120,19 @@
           <w:sz w:val="21"/>
           <w:szCs w:val="21"/>
         </w:rPr>
-        <w:t>lightInfo_</w:t>
+        <w:t>lightInfo</w:t>
+      </w:r>
+      <w:proofErr w:type="spellEnd"/>
+      <w:proofErr w:type="gramStart"/>
+      <w:r>
+        <w:rPr>
+          <w:rFonts w:ascii="Consolas" w:eastAsia="굴림" w:hAnsi="Consolas" w:cs="굴림"/>
+          <w:color w:val="9CDCFE"/>
+          <w:kern w:val="0"/>
+          <w:sz w:val="21"/>
+          <w:szCs w:val="21"/>
+        </w:rPr>
+        <w:t>_</w:t>
       </w:r>
       <w:r>
         <w:rPr>
@@ -2697,6 +5154,7 @@
         </w:rPr>
         <w:t>direction</w:t>
       </w:r>
+      <w:proofErr w:type="gramEnd"/>
       <w:r>
         <w:rPr>
           <w:rFonts w:ascii="Consolas" w:eastAsia="굴림" w:hAnsi="Consolas" w:cs="굴림"/>
@@ -2727,6 +5185,7 @@
         </w:rPr>
         <w:t xml:space="preserve"> (</w:t>
       </w:r>
+      <w:proofErr w:type="spellStart"/>
       <w:r>
         <w:rPr>
           <w:rFonts w:ascii="Consolas" w:eastAsia="굴림" w:hAnsi="Consolas" w:cs="굴림"/>
@@ -2737,15 +5196,38 @@
         </w:rPr>
         <w:t>cascadeEnd</w:t>
       </w:r>
-      <w:r>
-        <w:rPr>
-          <w:rFonts w:ascii="Consolas" w:eastAsia="굴림" w:hAnsi="Consolas" w:cs="굴림"/>
-          <w:color w:val="CCCCCC"/>
-          <w:kern w:val="0"/>
-          <w:sz w:val="21"/>
-          <w:szCs w:val="21"/>
-        </w:rPr>
-        <w:t xml:space="preserve">[i] </w:t>
+      <w:proofErr w:type="spellEnd"/>
+      <w:r>
+        <w:rPr>
+          <w:rFonts w:ascii="Consolas" w:eastAsia="굴림" w:hAnsi="Consolas" w:cs="굴림"/>
+          <w:color w:val="CCCCCC"/>
+          <w:kern w:val="0"/>
+          <w:sz w:val="21"/>
+          <w:szCs w:val="21"/>
+        </w:rPr>
+        <w:t>[</w:t>
+      </w:r>
+      <w:proofErr w:type="spellStart"/>
+      <w:r>
+        <w:rPr>
+          <w:rFonts w:ascii="Consolas" w:eastAsia="굴림" w:hAnsi="Consolas" w:cs="굴림"/>
+          <w:color w:val="CCCCCC"/>
+          <w:kern w:val="0"/>
+          <w:sz w:val="21"/>
+          <w:szCs w:val="21"/>
+        </w:rPr>
+        <w:t>i</w:t>
+      </w:r>
+      <w:proofErr w:type="spellEnd"/>
+      <w:r>
+        <w:rPr>
+          <w:rFonts w:ascii="Consolas" w:eastAsia="굴림" w:hAnsi="Consolas" w:cs="굴림"/>
+          <w:color w:val="CCCCCC"/>
+          <w:kern w:val="0"/>
+          <w:sz w:val="21"/>
+          <w:szCs w:val="21"/>
+        </w:rPr>
+        <w:t xml:space="preserve">] </w:t>
       </w:r>
       <w:r>
         <w:rPr>
@@ -2767,6 +5249,7 @@
         </w:rPr>
         <w:t xml:space="preserve"> (</w:t>
       </w:r>
+      <w:proofErr w:type="spellStart"/>
       <w:r>
         <w:rPr>
           <w:rFonts w:ascii="Consolas" w:eastAsia="굴림" w:hAnsi="Consolas" w:cs="굴림"/>
@@ -2777,6 +5260,7 @@
         </w:rPr>
         <w:t>cascadeEnd</w:t>
       </w:r>
+      <w:proofErr w:type="spellEnd"/>
       <w:r>
         <w:rPr>
           <w:rFonts w:ascii="Consolas" w:eastAsia="굴림" w:hAnsi="Consolas" w:cs="굴림"/>
@@ -2827,6 +5311,7 @@
         </w:rPr>
         <w:t>-</w:t>
       </w:r>
+      <w:proofErr w:type="spellStart"/>
       <w:r>
         <w:rPr>
           <w:rFonts w:ascii="Consolas" w:eastAsia="굴림" w:hAnsi="Consolas" w:cs="굴림"/>
@@ -2837,15 +5322,38 @@
         </w:rPr>
         <w:t>cascadeEnd</w:t>
       </w:r>
-      <w:r>
-        <w:rPr>
-          <w:rFonts w:ascii="Consolas" w:eastAsia="굴림" w:hAnsi="Consolas" w:cs="굴림"/>
-          <w:color w:val="CCCCCC"/>
-          <w:kern w:val="0"/>
-          <w:sz w:val="21"/>
-          <w:szCs w:val="21"/>
-        </w:rPr>
-        <w:t xml:space="preserve">[i]) </w:t>
+      <w:proofErr w:type="spellEnd"/>
+      <w:r>
+        <w:rPr>
+          <w:rFonts w:ascii="Consolas" w:eastAsia="굴림" w:hAnsi="Consolas" w:cs="굴림"/>
+          <w:color w:val="CCCCCC"/>
+          <w:kern w:val="0"/>
+          <w:sz w:val="21"/>
+          <w:szCs w:val="21"/>
+        </w:rPr>
+        <w:t>[</w:t>
+      </w:r>
+      <w:proofErr w:type="spellStart"/>
+      <w:r>
+        <w:rPr>
+          <w:rFonts w:ascii="Consolas" w:eastAsia="굴림" w:hAnsi="Consolas" w:cs="굴림"/>
+          <w:color w:val="CCCCCC"/>
+          <w:kern w:val="0"/>
+          <w:sz w:val="21"/>
+          <w:szCs w:val="21"/>
+        </w:rPr>
+        <w:t>i</w:t>
+      </w:r>
+      <w:proofErr w:type="spellEnd"/>
+      <w:r>
+        <w:rPr>
+          <w:rFonts w:ascii="Consolas" w:eastAsia="굴림" w:hAnsi="Consolas" w:cs="굴림"/>
+          <w:color w:val="CCCCCC"/>
+          <w:kern w:val="0"/>
+          <w:sz w:val="21"/>
+          <w:szCs w:val="21"/>
+        </w:rPr>
+        <w:t xml:space="preserve">]) </w:t>
       </w:r>
       <w:r>
         <w:rPr>
@@ -2877,6 +5385,7 @@
         </w:rPr>
         <w:t>2.f</w:t>
       </w:r>
+      <w:proofErr w:type="gramStart"/>
       <w:r>
         <w:rPr>
           <w:rFonts w:ascii="Consolas" w:eastAsia="굴림" w:hAnsi="Consolas" w:cs="굴림"/>
@@ -2887,6 +5396,7 @@
         </w:rPr>
         <w:t>);</w:t>
       </w:r>
+      <w:proofErr w:type="gramEnd"/>
     </w:p>
     <w:p>
       <w:pPr>
@@ -2973,6 +5483,7 @@
         </w:rPr>
         <w:t>(</w:t>
       </w:r>
+      <w:proofErr w:type="spellStart"/>
       <w:r>
         <w:rPr>
           <w:rFonts w:ascii="Consolas" w:eastAsia="굴림" w:hAnsi="Consolas" w:cs="굴림"/>
@@ -3003,6 +5514,7 @@
         </w:rPr>
         <w:t>x</w:t>
       </w:r>
+      <w:proofErr w:type="spellEnd"/>
       <w:r>
         <w:rPr>
           <w:rFonts w:ascii="Consolas" w:eastAsia="굴림" w:hAnsi="Consolas" w:cs="굴림"/>
@@ -3013,6 +5525,7 @@
         </w:rPr>
         <w:t xml:space="preserve">, </w:t>
       </w:r>
+      <w:proofErr w:type="spellStart"/>
       <w:r>
         <w:rPr>
           <w:rFonts w:ascii="Consolas" w:eastAsia="굴림" w:hAnsi="Consolas" w:cs="굴림"/>
@@ -3043,6 +5556,7 @@
         </w:rPr>
         <w:t>y</w:t>
       </w:r>
+      <w:proofErr w:type="spellEnd"/>
       <w:r>
         <w:rPr>
           <w:rFonts w:ascii="Consolas" w:eastAsia="굴림" w:hAnsi="Consolas" w:cs="굴림"/>
@@ -3053,6 +5567,7 @@
         </w:rPr>
         <w:t xml:space="preserve">, </w:t>
       </w:r>
+      <w:proofErr w:type="spellStart"/>
       <w:r>
         <w:rPr>
           <w:rFonts w:ascii="Consolas" w:eastAsia="굴림" w:hAnsi="Consolas" w:cs="굴림"/>
@@ -3083,6 +5598,7 @@
         </w:rPr>
         <w:t>z</w:t>
       </w:r>
+      <w:proofErr w:type="spellEnd"/>
       <w:r>
         <w:rPr>
           <w:rFonts w:ascii="Consolas" w:eastAsia="굴림" w:hAnsi="Consolas" w:cs="굴림"/>
@@ -3103,6 +5619,7 @@
         </w:rPr>
         <w:t>1.0f</w:t>
       </w:r>
+      <w:proofErr w:type="gramStart"/>
       <w:r>
         <w:rPr>
           <w:rFonts w:ascii="Consolas" w:eastAsia="굴림" w:hAnsi="Consolas" w:cs="굴림"/>
@@ -3113,6 +5630,7 @@
         </w:rPr>
         <w:t>);</w:t>
       </w:r>
+      <w:proofErr w:type="gramEnd"/>
     </w:p>
     <w:p>
       <w:pPr>
@@ -3157,8 +5675,9 @@
           <w:sz w:val="21"/>
           <w:szCs w:val="21"/>
         </w:rPr>
-        <w:t xml:space="preserve">        // Light view </w:t>
-      </w:r>
+        <w:t xml:space="preserve">        </w:t>
+      </w:r>
+      <w:proofErr w:type="gramStart"/>
       <w:r>
         <w:rPr>
           <w:rFonts w:ascii="Consolas" w:eastAsia="굴림" w:hAnsi="Consolas" w:cs="굴림"/>
@@ -3167,6 +5686,27 @@
           <w:sz w:val="21"/>
           <w:szCs w:val="21"/>
         </w:rPr>
+        <w:t>// Light</w:t>
+      </w:r>
+      <w:proofErr w:type="gramEnd"/>
+      <w:r>
+        <w:rPr>
+          <w:rFonts w:ascii="Consolas" w:eastAsia="굴림" w:hAnsi="Consolas" w:cs="굴림"/>
+          <w:color w:val="6A9955"/>
+          <w:kern w:val="0"/>
+          <w:sz w:val="21"/>
+          <w:szCs w:val="21"/>
+        </w:rPr>
+        <w:t xml:space="preserve"> view </w:t>
+      </w:r>
+      <w:r>
+        <w:rPr>
+          <w:rFonts w:ascii="Consolas" w:eastAsia="굴림" w:hAnsi="Consolas" w:cs="굴림"/>
+          <w:color w:val="6A9955"/>
+          <w:kern w:val="0"/>
+          <w:sz w:val="21"/>
+          <w:szCs w:val="21"/>
+        </w:rPr>
         <w:t>행렬</w:t>
       </w:r>
       <w:r>
@@ -3197,7 +5737,29 @@
           <w:sz w:val="21"/>
           <w:szCs w:val="21"/>
         </w:rPr>
-        <w:t xml:space="preserve"> (lookAt </w:t>
+        <w:t xml:space="preserve"> (</w:t>
+      </w:r>
+      <w:proofErr w:type="spellStart"/>
+      <w:r>
+        <w:rPr>
+          <w:rFonts w:ascii="Consolas" w:eastAsia="굴림" w:hAnsi="Consolas" w:cs="굴림"/>
+          <w:color w:val="6A9955"/>
+          <w:kern w:val="0"/>
+          <w:sz w:val="21"/>
+          <w:szCs w:val="21"/>
+        </w:rPr>
+        <w:t>lookAt</w:t>
+      </w:r>
+      <w:proofErr w:type="spellEnd"/>
+      <w:r>
+        <w:rPr>
+          <w:rFonts w:ascii="Consolas" w:eastAsia="굴림" w:hAnsi="Consolas" w:cs="굴림"/>
+          <w:color w:val="6A9955"/>
+          <w:kern w:val="0"/>
+          <w:sz w:val="21"/>
+          <w:szCs w:val="21"/>
+        </w:rPr>
+        <w:t xml:space="preserve"> </w:t>
       </w:r>
       <w:r>
         <w:rPr>
@@ -3247,6 +5809,7 @@
         </w:rPr>
         <w:t xml:space="preserve">        </w:t>
       </w:r>
+      <w:proofErr w:type="spellStart"/>
       <w:r>
         <w:rPr>
           <w:rFonts w:ascii="Consolas" w:eastAsia="굴림" w:hAnsi="Consolas" w:cs="굴림"/>
@@ -3255,7 +5818,19 @@
           <w:sz w:val="21"/>
           <w:szCs w:val="21"/>
         </w:rPr>
-        <w:t>lightInfo_</w:t>
+        <w:t>lightInfo</w:t>
+      </w:r>
+      <w:proofErr w:type="spellEnd"/>
+      <w:proofErr w:type="gramStart"/>
+      <w:r>
+        <w:rPr>
+          <w:rFonts w:ascii="Consolas" w:eastAsia="굴림" w:hAnsi="Consolas" w:cs="굴림"/>
+          <w:color w:val="9CDCFE"/>
+          <w:kern w:val="0"/>
+          <w:sz w:val="21"/>
+          <w:szCs w:val="21"/>
+        </w:rPr>
+        <w:t>_</w:t>
       </w:r>
       <w:r>
         <w:rPr>
@@ -3267,6 +5842,7 @@
         </w:rPr>
         <w:t>.</w:t>
       </w:r>
+      <w:proofErr w:type="spellStart"/>
       <w:r>
         <w:rPr>
           <w:rFonts w:ascii="Consolas" w:eastAsia="굴림" w:hAnsi="Consolas" w:cs="굴림"/>
@@ -3277,15 +5853,39 @@
         </w:rPr>
         <w:t>lightView</w:t>
       </w:r>
-      <w:r>
-        <w:rPr>
-          <w:rFonts w:ascii="Consolas" w:eastAsia="굴림" w:hAnsi="Consolas" w:cs="굴림"/>
-          <w:color w:val="CCCCCC"/>
-          <w:kern w:val="0"/>
-          <w:sz w:val="21"/>
-          <w:szCs w:val="21"/>
-        </w:rPr>
-        <w:t xml:space="preserve">[i] </w:t>
+      <w:proofErr w:type="spellEnd"/>
+      <w:proofErr w:type="gramEnd"/>
+      <w:r>
+        <w:rPr>
+          <w:rFonts w:ascii="Consolas" w:eastAsia="굴림" w:hAnsi="Consolas" w:cs="굴림"/>
+          <w:color w:val="CCCCCC"/>
+          <w:kern w:val="0"/>
+          <w:sz w:val="21"/>
+          <w:szCs w:val="21"/>
+        </w:rPr>
+        <w:t>[</w:t>
+      </w:r>
+      <w:proofErr w:type="spellStart"/>
+      <w:r>
+        <w:rPr>
+          <w:rFonts w:ascii="Consolas" w:eastAsia="굴림" w:hAnsi="Consolas" w:cs="굴림"/>
+          <w:color w:val="CCCCCC"/>
+          <w:kern w:val="0"/>
+          <w:sz w:val="21"/>
+          <w:szCs w:val="21"/>
+        </w:rPr>
+        <w:t>i</w:t>
+      </w:r>
+      <w:proofErr w:type="spellEnd"/>
+      <w:r>
+        <w:rPr>
+          <w:rFonts w:ascii="Consolas" w:eastAsia="굴림" w:hAnsi="Consolas" w:cs="굴림"/>
+          <w:color w:val="CCCCCC"/>
+          <w:kern w:val="0"/>
+          <w:sz w:val="21"/>
+          <w:szCs w:val="21"/>
+        </w:rPr>
+        <w:t xml:space="preserve">] </w:t>
       </w:r>
       <w:r>
         <w:rPr>
@@ -3307,6 +5907,8 @@
         </w:rPr>
         <w:t xml:space="preserve"> </w:t>
       </w:r>
+      <w:proofErr w:type="spellStart"/>
+      <w:proofErr w:type="gramStart"/>
       <w:r>
         <w:rPr>
           <w:rFonts w:ascii="Consolas" w:eastAsia="굴림" w:hAnsi="Consolas" w:cs="굴림"/>
@@ -3317,6 +5919,7 @@
         </w:rPr>
         <w:t>XMMatrixTranspose</w:t>
       </w:r>
+      <w:proofErr w:type="spellEnd"/>
       <w:r>
         <w:rPr>
           <w:rFonts w:ascii="Consolas" w:eastAsia="굴림" w:hAnsi="Consolas" w:cs="굴림"/>
@@ -3327,6 +5930,7 @@
         </w:rPr>
         <w:t>(</w:t>
       </w:r>
+      <w:proofErr w:type="gramEnd"/>
     </w:p>
     <w:p>
       <w:pPr>
@@ -3355,6 +5959,8 @@
         </w:rPr>
         <w:t xml:space="preserve">            </w:t>
       </w:r>
+      <w:proofErr w:type="spellStart"/>
+      <w:proofErr w:type="gramStart"/>
       <w:r>
         <w:rPr>
           <w:rFonts w:ascii="Consolas" w:eastAsia="굴림" w:hAnsi="Consolas" w:cs="굴림"/>
@@ -3365,6 +5971,7 @@
         </w:rPr>
         <w:t>XMMatrixLookAtLH</w:t>
       </w:r>
+      <w:proofErr w:type="spellEnd"/>
       <w:r>
         <w:rPr>
           <w:rFonts w:ascii="Consolas" w:eastAsia="굴림" w:hAnsi="Consolas" w:cs="굴림"/>
@@ -3375,6 +5982,7 @@
         </w:rPr>
         <w:t>(</w:t>
       </w:r>
+      <w:proofErr w:type="gramEnd"/>
     </w:p>
     <w:p>
       <w:pPr>
@@ -3451,6 +6059,7 @@
         </w:rPr>
         <w:t xml:space="preserve"> </w:t>
       </w:r>
+      <w:proofErr w:type="spellStart"/>
       <w:r>
         <w:rPr>
           <w:rFonts w:ascii="Consolas" w:eastAsia="굴림" w:hAnsi="Consolas" w:cs="굴림"/>
@@ -3459,7 +6068,19 @@
           <w:sz w:val="21"/>
           <w:szCs w:val="21"/>
         </w:rPr>
-        <w:t>lightInfo_</w:t>
+        <w:t>lightInfo</w:t>
+      </w:r>
+      <w:proofErr w:type="spellEnd"/>
+      <w:proofErr w:type="gramStart"/>
+      <w:r>
+        <w:rPr>
+          <w:rFonts w:ascii="Consolas" w:eastAsia="굴림" w:hAnsi="Consolas" w:cs="굴림"/>
+          <w:color w:val="9CDCFE"/>
+          <w:kern w:val="0"/>
+          <w:sz w:val="21"/>
+          <w:szCs w:val="21"/>
+        </w:rPr>
+        <w:t>_</w:t>
       </w:r>
       <w:r>
         <w:rPr>
@@ -3481,6 +6102,7 @@
         </w:rPr>
         <w:t>direction</w:t>
       </w:r>
+      <w:proofErr w:type="gramEnd"/>
       <w:r>
         <w:rPr>
           <w:rFonts w:ascii="Consolas" w:eastAsia="굴림" w:hAnsi="Consolas" w:cs="굴림"/>
@@ -3671,7 +6293,29 @@
           <w:sz w:val="21"/>
           <w:szCs w:val="21"/>
         </w:rPr>
-        <w:t xml:space="preserve">        // Light projection </w:t>
+        <w:t xml:space="preserve">        </w:t>
+      </w:r>
+      <w:proofErr w:type="gramStart"/>
+      <w:r>
+        <w:rPr>
+          <w:rFonts w:ascii="Consolas" w:eastAsia="굴림" w:hAnsi="Consolas" w:cs="굴림"/>
+          <w:color w:val="6A9955"/>
+          <w:kern w:val="0"/>
+          <w:sz w:val="21"/>
+          <w:szCs w:val="21"/>
+        </w:rPr>
+        <w:t>// Light</w:t>
+      </w:r>
+      <w:proofErr w:type="gramEnd"/>
+      <w:r>
+        <w:rPr>
+          <w:rFonts w:ascii="Consolas" w:eastAsia="굴림" w:hAnsi="Consolas" w:cs="굴림"/>
+          <w:color w:val="6A9955"/>
+          <w:kern w:val="0"/>
+          <w:sz w:val="21"/>
+          <w:szCs w:val="21"/>
+        </w:rPr>
+        <w:t xml:space="preserve"> projection </w:t>
       </w:r>
       <w:r>
         <w:rPr>
@@ -3731,6 +6375,7 @@
         </w:rPr>
         <w:t xml:space="preserve">        </w:t>
       </w:r>
+      <w:proofErr w:type="spellStart"/>
       <w:r>
         <w:rPr>
           <w:rFonts w:ascii="Consolas" w:eastAsia="굴림" w:hAnsi="Consolas" w:cs="굴림"/>
@@ -3739,7 +6384,19 @@
           <w:sz w:val="21"/>
           <w:szCs w:val="21"/>
         </w:rPr>
-        <w:t>lightInfo_</w:t>
+        <w:t>lightInfo</w:t>
+      </w:r>
+      <w:proofErr w:type="spellEnd"/>
+      <w:proofErr w:type="gramStart"/>
+      <w:r>
+        <w:rPr>
+          <w:rFonts w:ascii="Consolas" w:eastAsia="굴림" w:hAnsi="Consolas" w:cs="굴림"/>
+          <w:color w:val="9CDCFE"/>
+          <w:kern w:val="0"/>
+          <w:sz w:val="21"/>
+          <w:szCs w:val="21"/>
+        </w:rPr>
+        <w:t>_</w:t>
       </w:r>
       <w:r>
         <w:rPr>
@@ -3751,6 +6408,7 @@
         </w:rPr>
         <w:t>.</w:t>
       </w:r>
+      <w:proofErr w:type="spellStart"/>
       <w:r>
         <w:rPr>
           <w:rFonts w:ascii="Consolas" w:eastAsia="굴림" w:hAnsi="Consolas" w:cs="굴림"/>
@@ -3761,15 +6419,39 @@
         </w:rPr>
         <w:t>lightProj</w:t>
       </w:r>
-      <w:r>
-        <w:rPr>
-          <w:rFonts w:ascii="Consolas" w:eastAsia="굴림" w:hAnsi="Consolas" w:cs="굴림"/>
-          <w:color w:val="CCCCCC"/>
-          <w:kern w:val="0"/>
-          <w:sz w:val="21"/>
-          <w:szCs w:val="21"/>
-        </w:rPr>
-        <w:t xml:space="preserve">[i] </w:t>
+      <w:proofErr w:type="spellEnd"/>
+      <w:proofErr w:type="gramEnd"/>
+      <w:r>
+        <w:rPr>
+          <w:rFonts w:ascii="Consolas" w:eastAsia="굴림" w:hAnsi="Consolas" w:cs="굴림"/>
+          <w:color w:val="CCCCCC"/>
+          <w:kern w:val="0"/>
+          <w:sz w:val="21"/>
+          <w:szCs w:val="21"/>
+        </w:rPr>
+        <w:t>[</w:t>
+      </w:r>
+      <w:proofErr w:type="spellStart"/>
+      <w:r>
+        <w:rPr>
+          <w:rFonts w:ascii="Consolas" w:eastAsia="굴림" w:hAnsi="Consolas" w:cs="굴림"/>
+          <w:color w:val="CCCCCC"/>
+          <w:kern w:val="0"/>
+          <w:sz w:val="21"/>
+          <w:szCs w:val="21"/>
+        </w:rPr>
+        <w:t>i</w:t>
+      </w:r>
+      <w:proofErr w:type="spellEnd"/>
+      <w:r>
+        <w:rPr>
+          <w:rFonts w:ascii="Consolas" w:eastAsia="굴림" w:hAnsi="Consolas" w:cs="굴림"/>
+          <w:color w:val="CCCCCC"/>
+          <w:kern w:val="0"/>
+          <w:sz w:val="21"/>
+          <w:szCs w:val="21"/>
+        </w:rPr>
+        <w:t xml:space="preserve">] </w:t>
       </w:r>
       <w:r>
         <w:rPr>
@@ -3791,6 +6473,8 @@
         </w:rPr>
         <w:t xml:space="preserve"> </w:t>
       </w:r>
+      <w:proofErr w:type="spellStart"/>
+      <w:proofErr w:type="gramStart"/>
       <w:r>
         <w:rPr>
           <w:rFonts w:ascii="Consolas" w:eastAsia="굴림" w:hAnsi="Consolas" w:cs="굴림"/>
@@ -3801,6 +6485,7 @@
         </w:rPr>
         <w:t>XMMatrixTranspose</w:t>
       </w:r>
+      <w:proofErr w:type="spellEnd"/>
       <w:r>
         <w:rPr>
           <w:rFonts w:ascii="Consolas" w:eastAsia="굴림" w:hAnsi="Consolas" w:cs="굴림"/>
@@ -3811,6 +6496,7 @@
         </w:rPr>
         <w:t>(</w:t>
       </w:r>
+      <w:proofErr w:type="gramEnd"/>
     </w:p>
     <w:p>
       <w:pPr>
@@ -3839,6 +6525,8 @@
         </w:rPr>
         <w:t xml:space="preserve">            </w:t>
       </w:r>
+      <w:proofErr w:type="spellStart"/>
+      <w:proofErr w:type="gramStart"/>
       <w:r>
         <w:rPr>
           <w:rFonts w:ascii="Consolas" w:eastAsia="굴림" w:hAnsi="Consolas" w:cs="굴림"/>
@@ -3849,6 +6537,7 @@
         </w:rPr>
         <w:t>XMMatrixOrthographicOffCenterLH</w:t>
       </w:r>
+      <w:proofErr w:type="spellEnd"/>
       <w:r>
         <w:rPr>
           <w:rFonts w:ascii="Consolas" w:eastAsia="굴림" w:hAnsi="Consolas" w:cs="굴림"/>
@@ -3859,6 +6548,7 @@
         </w:rPr>
         <w:t>(</w:t>
       </w:r>
+      <w:proofErr w:type="gramEnd"/>
     </w:p>
     <w:p>
       <w:pPr>
@@ -3885,7 +6575,51 @@
           <w:sz w:val="21"/>
           <w:szCs w:val="21"/>
         </w:rPr>
-        <w:t>                mixX, maxX,</w:t>
+        <w:t xml:space="preserve">                </w:t>
+      </w:r>
+      <w:proofErr w:type="spellStart"/>
+      <w:r>
+        <w:rPr>
+          <w:rFonts w:ascii="Consolas" w:eastAsia="굴림" w:hAnsi="Consolas" w:cs="굴림"/>
+          <w:color w:val="CCCCCC"/>
+          <w:kern w:val="0"/>
+          <w:sz w:val="21"/>
+          <w:szCs w:val="21"/>
+        </w:rPr>
+        <w:t>mixX</w:t>
+      </w:r>
+      <w:proofErr w:type="spellEnd"/>
+      <w:r>
+        <w:rPr>
+          <w:rFonts w:ascii="Consolas" w:eastAsia="굴림" w:hAnsi="Consolas" w:cs="굴림"/>
+          <w:color w:val="CCCCCC"/>
+          <w:kern w:val="0"/>
+          <w:sz w:val="21"/>
+          <w:szCs w:val="21"/>
+        </w:rPr>
+        <w:t xml:space="preserve">, </w:t>
+      </w:r>
+      <w:proofErr w:type="spellStart"/>
+      <w:r>
+        <w:rPr>
+          <w:rFonts w:ascii="Consolas" w:eastAsia="굴림" w:hAnsi="Consolas" w:cs="굴림"/>
+          <w:color w:val="CCCCCC"/>
+          <w:kern w:val="0"/>
+          <w:sz w:val="21"/>
+          <w:szCs w:val="21"/>
+        </w:rPr>
+        <w:t>maxX</w:t>
+      </w:r>
+      <w:proofErr w:type="spellEnd"/>
+      <w:r>
+        <w:rPr>
+          <w:rFonts w:ascii="Consolas" w:eastAsia="굴림" w:hAnsi="Consolas" w:cs="굴림"/>
+          <w:color w:val="CCCCCC"/>
+          <w:kern w:val="0"/>
+          <w:sz w:val="21"/>
+          <w:szCs w:val="21"/>
+        </w:rPr>
+        <w:t>,</w:t>
       </w:r>
     </w:p>
     <w:p>
@@ -3913,7 +6647,51 @@
           <w:sz w:val="21"/>
           <w:szCs w:val="21"/>
         </w:rPr>
-        <w:t>                minY, maxY,</w:t>
+        <w:t xml:space="preserve">                </w:t>
+      </w:r>
+      <w:proofErr w:type="spellStart"/>
+      <w:r>
+        <w:rPr>
+          <w:rFonts w:ascii="Consolas" w:eastAsia="굴림" w:hAnsi="Consolas" w:cs="굴림"/>
+          <w:color w:val="CCCCCC"/>
+          <w:kern w:val="0"/>
+          <w:sz w:val="21"/>
+          <w:szCs w:val="21"/>
+        </w:rPr>
+        <w:t>minY</w:t>
+      </w:r>
+      <w:proofErr w:type="spellEnd"/>
+      <w:r>
+        <w:rPr>
+          <w:rFonts w:ascii="Consolas" w:eastAsia="굴림" w:hAnsi="Consolas" w:cs="굴림"/>
+          <w:color w:val="CCCCCC"/>
+          <w:kern w:val="0"/>
+          <w:sz w:val="21"/>
+          <w:szCs w:val="21"/>
+        </w:rPr>
+        <w:t xml:space="preserve">, </w:t>
+      </w:r>
+      <w:proofErr w:type="spellStart"/>
+      <w:r>
+        <w:rPr>
+          <w:rFonts w:ascii="Consolas" w:eastAsia="굴림" w:hAnsi="Consolas" w:cs="굴림"/>
+          <w:color w:val="CCCCCC"/>
+          <w:kern w:val="0"/>
+          <w:sz w:val="21"/>
+          <w:szCs w:val="21"/>
+        </w:rPr>
+        <w:t>maxY</w:t>
+      </w:r>
+      <w:proofErr w:type="spellEnd"/>
+      <w:r>
+        <w:rPr>
+          <w:rFonts w:ascii="Consolas" w:eastAsia="굴림" w:hAnsi="Consolas" w:cs="굴림"/>
+          <w:color w:val="CCCCCC"/>
+          <w:kern w:val="0"/>
+          <w:sz w:val="21"/>
+          <w:szCs w:val="21"/>
+        </w:rPr>
+        <w:t>,</w:t>
       </w:r>
     </w:p>
     <w:p>
@@ -3941,8 +6719,42 @@
           <w:sz w:val="21"/>
           <w:szCs w:val="21"/>
         </w:rPr>
-        <w:t>                minZ, maxZ</w:t>
-      </w:r>
+        <w:t xml:space="preserve">                </w:t>
+      </w:r>
+      <w:proofErr w:type="spellStart"/>
+      <w:r>
+        <w:rPr>
+          <w:rFonts w:ascii="Consolas" w:eastAsia="굴림" w:hAnsi="Consolas" w:cs="굴림"/>
+          <w:color w:val="CCCCCC"/>
+          <w:kern w:val="0"/>
+          <w:sz w:val="21"/>
+          <w:szCs w:val="21"/>
+        </w:rPr>
+        <w:t>minZ</w:t>
+      </w:r>
+      <w:proofErr w:type="spellEnd"/>
+      <w:r>
+        <w:rPr>
+          <w:rFonts w:ascii="Consolas" w:eastAsia="굴림" w:hAnsi="Consolas" w:cs="굴림"/>
+          <w:color w:val="CCCCCC"/>
+          <w:kern w:val="0"/>
+          <w:sz w:val="21"/>
+          <w:szCs w:val="21"/>
+        </w:rPr>
+        <w:t xml:space="preserve">, </w:t>
+      </w:r>
+      <w:proofErr w:type="spellStart"/>
+      <w:r>
+        <w:rPr>
+          <w:rFonts w:ascii="Consolas" w:eastAsia="굴림" w:hAnsi="Consolas" w:cs="굴림"/>
+          <w:color w:val="CCCCCC"/>
+          <w:kern w:val="0"/>
+          <w:sz w:val="21"/>
+          <w:szCs w:val="21"/>
+        </w:rPr>
+        <w:t>maxZ</w:t>
+      </w:r>
+      <w:proofErr w:type="spellEnd"/>
     </w:p>
     <w:p>
       <w:pPr>
@@ -4015,18 +6827,13 @@
       </w:r>
     </w:p>
     <w:p>
-      <w:pPr>
-        <w:rPr>
-          <w:rFonts w:hint="eastAsia"/>
-        </w:rPr>
-      </w:pPr>
       <w:r>
         <w:rPr>
           <w:rFonts w:hint="eastAsia"/>
           <w:noProof/>
         </w:rPr>
         <w:drawing>
-          <wp:inline distT="0" distB="0" distL="0" distR="0" wp14:anchorId="7AA4BF90" wp14:editId="3BC4E5FC">
+          <wp:inline distT="0" distB="0" distL="0" distR="0" wp14:anchorId="7AA4BF90" wp14:editId="127C2120">
             <wp:extent cx="6645910" cy="3844925"/>
             <wp:effectExtent l="0" t="0" r="2540" b="3175"/>
             <wp:docPr id="480165618" name="그림 1" descr="스크린샷, 다채로움, 그래픽, 라인이(가) 표시된 사진&#10;&#10;AI가 생성한 콘텐츠는 부정확할 수 있습니다."/>
@@ -4144,8 +6951,16 @@
               <w:rPr>
                 <w:rFonts w:hint="eastAsia"/>
               </w:rPr>
-              <w:t>네트워킹과 렌더링으로 인한 렉이</w:t>
+              <w:t xml:space="preserve">네트워킹과 렌더링으로 인한 </w:t>
             </w:r>
+            <w:proofErr w:type="spellStart"/>
+            <w:r>
+              <w:rPr>
+                <w:rFonts w:hint="eastAsia"/>
+              </w:rPr>
+              <w:t>렉이</w:t>
+            </w:r>
+            <w:proofErr w:type="spellEnd"/>
             <w:r>
               <w:br/>
             </w:r>
@@ -4489,7 +7304,27 @@
                 <w:bCs/>
                 <w:szCs w:val="20"/>
               </w:rPr>
-              <w:t>알파 블렌딩(Weighted-Blended Alpha Blending)</w:t>
+              <w:t xml:space="preserve">알파 </w:t>
+            </w:r>
+            <w:proofErr w:type="spellStart"/>
+            <w:r>
+              <w:rPr>
+                <w:rFonts w:hint="eastAsia"/>
+                <w:b/>
+                <w:bCs/>
+                <w:szCs w:val="20"/>
+              </w:rPr>
+              <w:t>블렌딩</w:t>
+            </w:r>
+            <w:proofErr w:type="spellEnd"/>
+            <w:r>
+              <w:rPr>
+                <w:rFonts w:hint="eastAsia"/>
+                <w:b/>
+                <w:bCs/>
+                <w:szCs w:val="20"/>
+              </w:rPr>
+              <w:t>(Weighted-Blended Alpha Blending)</w:t>
             </w:r>
             <w:r>
               <w:rPr>
@@ -4515,7 +7350,27 @@
                 <w:bCs/>
                 <w:szCs w:val="20"/>
               </w:rPr>
-              <w:t>캐릭터가 땅 위를 걸어다니도록 지형 충돌처리 구현</w:t>
+              <w:t xml:space="preserve">캐릭터가 땅 위를 </w:t>
+            </w:r>
+            <w:proofErr w:type="spellStart"/>
+            <w:r>
+              <w:rPr>
+                <w:rFonts w:hint="eastAsia"/>
+                <w:b/>
+                <w:bCs/>
+                <w:szCs w:val="20"/>
+              </w:rPr>
+              <w:t>걸어다니도록</w:t>
+            </w:r>
+            <w:proofErr w:type="spellEnd"/>
+            <w:r>
+              <w:rPr>
+                <w:rFonts w:hint="eastAsia"/>
+                <w:b/>
+                <w:bCs/>
+                <w:szCs w:val="20"/>
+              </w:rPr>
+              <w:t xml:space="preserve"> 지형 충돌처리 구현</w:t>
             </w:r>
           </w:p>
           <w:p>
@@ -4526,6 +7381,7 @@
                 <w:szCs w:val="20"/>
               </w:rPr>
             </w:pPr>
+            <w:proofErr w:type="gramStart"/>
             <w:r>
               <w:rPr>
                 <w:rFonts w:hint="eastAsia"/>
@@ -4533,7 +7389,17 @@
                 <w:bCs/>
                 <w:szCs w:val="20"/>
               </w:rPr>
-              <w:t xml:space="preserve">이종진 : </w:t>
+              <w:t>이종진 :</w:t>
+            </w:r>
+            <w:proofErr w:type="gramEnd"/>
+            <w:r>
+              <w:rPr>
+                <w:rFonts w:hint="eastAsia"/>
+                <w:b/>
+                <w:bCs/>
+                <w:szCs w:val="20"/>
+              </w:rPr>
+              <w:t xml:space="preserve"> </w:t>
             </w:r>
             <w:r>
               <w:rPr>
@@ -6761,7 +9627,7 @@
   <w:abstractNum w:abstractNumId="22" w15:restartNumberingAfterBreak="0">
     <w:nsid w:val="43E30E61"/>
     <w:multiLevelType w:val="multilevel"/>
-    <w:tmpl w:val="9D5A1B28"/>
+    <w:tmpl w:val="748C8C86"/>
     <w:lvl w:ilvl="0">
       <w:start w:val="1"/>
       <w:numFmt w:val="decimalFullWidth"/>
@@ -6773,6 +9639,8 @@
       <w:rPr>
         <w:b w:val="0"/>
         <w:bCs w:val="0"/>
+        <w:sz w:val="20"/>
+        <w:szCs w:val="22"/>
       </w:rPr>
     </w:lvl>
     <w:lvl w:ilvl="1">
@@ -6783,6 +9651,10 @@
       <w:pPr>
         <w:ind w:left="851" w:hanging="426"/>
       </w:pPr>
+      <w:rPr>
+        <w:sz w:val="20"/>
+        <w:szCs w:val="22"/>
+      </w:rPr>
     </w:lvl>
     <w:lvl w:ilvl="2">
       <w:start w:val="1"/>
